--- a/hafid-taches-docs/technical-offer/docs/offre_technique.docx
+++ b/hafid-taches-docs/technical-offer/docs/offre_technique.docx
@@ -2,6 +2,45 @@
 <file path=word/document.xml><?xml version="1.0" encoding="utf-8"?>
 <w:document xmlns:wpc="http://schemas.microsoft.com/office/word/2010/wordprocessingCanvas" xmlns:mo="http://schemas.microsoft.com/office/mac/office/2008/main" xmlns:mc="http://schemas.openxmlformats.org/markup-compatibility/2006" xmlns:mv="urn:schemas-microsoft-com:mac:vml" xmlns:o="urn:schemas-microsoft-com:office:office" xmlns:r="http://schemas.openxmlformats.org/officeDocument/2006/relationships" xmlns:m="http://schemas.openxmlformats.org/officeDocument/2006/math" xmlns:v="urn:schemas-microsoft-com:vml" xmlns:wp14="http://schemas.microsoft.com/office/word/2010/wordprocessingDrawing" xmlns:wp="http://schemas.openxmlformats.org/drawingml/2006/wordprocessingDrawing" xmlns:w10="urn:schemas-microsoft-com:office:word" xmlns:w="http://schemas.openxmlformats.org/wordprocessingml/2006/main" xmlns:w14="http://schemas.microsoft.com/office/word/2010/wordml" xmlns:wpg="http://schemas.microsoft.com/office/word/2010/wordprocessingGroup" xmlns:wpi="http://schemas.microsoft.com/office/word/2010/wordprocessingInk" xmlns:wne="http://schemas.microsoft.com/office/word/2006/wordml" xmlns:wps="http://schemas.microsoft.com/office/word/2010/wordprocessingShape" mc:Ignorable="w14 wp14">
   <w:body>
+    <w:p>
+      <w:pPr>
+        <w:jc w:val="right"/>
+      </w:pPr>
+      <w:r>
+        <w:drawing>
+          <wp:inline xmlns:a="http://schemas.openxmlformats.org/drawingml/2006/main" xmlns:pic="http://schemas.openxmlformats.org/drawingml/2006/picture">
+            <wp:extent cx="583346" cy="640080"/>
+            <wp:docPr id="1" name="Picture 1"/>
+            <wp:cNvGraphicFramePr>
+              <a:graphicFrameLocks noChangeAspect="1"/>
+            </wp:cNvGraphicFramePr>
+            <a:graphic>
+              <a:graphicData uri="http://schemas.openxmlformats.org/drawingml/2006/picture">
+                <pic:pic>
+                  <pic:nvPicPr>
+                    <pic:cNvPr id="0" name="image.png"/>
+                    <pic:cNvPicPr/>
+                  </pic:nvPicPr>
+                  <pic:blipFill>
+                    <a:blip r:embed="rId9"/>
+                    <a:stretch>
+                      <a:fillRect/>
+                    </a:stretch>
+                  </pic:blipFill>
+                  <pic:spPr>
+                    <a:xfrm>
+                      <a:off x="0" y="0"/>
+                      <a:ext cx="583346" cy="640080"/>
+                    </a:xfrm>
+                    <a:prstGeom prst="rect"/>
+                  </pic:spPr>
+                </pic:pic>
+              </a:graphicData>
+            </a:graphic>
+          </wp:inline>
+        </w:drawing>
+      </w:r>
+    </w:p>
     <w:p/>
     <w:p>
       <w:pPr>
@@ -9,19 +48,12 @@
         <w:jc w:val="center"/>
       </w:pPr>
       <w:r>
+        <w:rPr>
+          <w:rFonts w:ascii="Times New Roman" w:hAnsi="Times New Roman" w:cs="Times New Roman" w:eastAsia="Times New Roman"/>
+          <w:color w:val="1F3864"/>
+          <w:sz w:val="44"/>
+        </w:rPr>
         <w:t>OFFRE TECHNIQUE</w:t>
-      </w:r>
-    </w:p>
-    <w:p/>
-    <w:p>
-      <w:pPr>
-        <w:jc w:val="center"/>
-      </w:pPr>
-      <w:r>
-        <w:rPr>
-          <w:sz w:val="28"/>
-        </w:rPr>
-        <w:t>Appel d'offres : N°18/ANEF/2025 du 08/10/2025</w:t>
       </w:r>
     </w:p>
     <w:p>
@@ -30,9 +62,11 @@
       </w:pPr>
       <w:r>
         <w:rPr>
-          <w:sz w:val="24"/>
-        </w:rPr>
-        <w:t>Acheteur : Agence Nationale des Eaux et Forêts (ANEF)</w:t>
+          <w:rFonts w:ascii="Times New Roman" w:hAnsi="Times New Roman" w:cs="Times New Roman" w:eastAsia="Times New Roman"/>
+          <w:color w:val="1F3864"/>
+          <w:sz w:val="28"/>
+        </w:rPr>
+        <w:t>Appel d'offres : Appel d'Offres ouvert national sur offres de prix N° 27/1/2025/ONSSA/DR MASA</w:t>
       </w:r>
     </w:p>
     <w:p>
@@ -41,6 +75,20 @@
       </w:pPr>
       <w:r>
         <w:rPr>
+          <w:rFonts w:ascii="Times New Roman" w:hAnsi="Times New Roman" w:cs="Times New Roman" w:eastAsia="Times New Roman"/>
+          <w:sz w:val="24"/>
+        </w:rPr>
+        <w:t>Acheteur : Office National de Sécurité Sanitaire des Produits Alimentaires (ONSSA) - Direction Régionale de Marrakech-Safi</w:t>
+      </w:r>
+    </w:p>
+    <w:p>
+      <w:pPr>
+        <w:jc w:val="center"/>
+      </w:pPr>
+      <w:r>
+        <w:rPr>
+          <w:rFonts w:ascii="Times New Roman" w:hAnsi="Times New Roman" w:cs="Times New Roman" w:eastAsia="Times New Roman"/>
+          <w:b/>
           <w:sz w:val="24"/>
         </w:rPr>
         <w:t>Soumissionnaire : ABI Consulting SARL</w:t>
@@ -54,1802 +102,5308 @@
     <w:p>
       <w:pPr>
         <w:pStyle w:val="Heading1"/>
+        <w:spacing w:after="120"/>
+        <w:jc w:val="both"/>
       </w:pPr>
       <w:r>
+        <w:rPr>
+          <w:rFonts w:ascii="Times New Roman" w:hAnsi="Times New Roman" w:cs="Times New Roman" w:eastAsia="Times New Roman"/>
+          <w:color w:val="1F3864"/>
+          <w:sz w:val="26"/>
+        </w:rPr>
         <w:t>1. Méthodologie et Organisation</w:t>
+      </w:r>
+    </w:p>
+    <w:p>
+      <w:pPr>
+        <w:pStyle w:val="Heading4"/>
+        <w:spacing w:after="120"/>
+        <w:jc w:val="both"/>
+      </w:pPr>
+      <w:r>
+        <w:rPr>
+          <w:rFonts w:ascii="Times New Roman" w:hAnsi="Times New Roman" w:cs="Times New Roman" w:eastAsia="Times New Roman"/>
+          <w:color w:val="2C3E50"/>
+          <w:sz w:val="22"/>
+        </w:rPr>
+        <w:t>1. Organisation du chantier et gouvernance du projet</w:t>
+      </w:r>
+    </w:p>
+    <w:p>
+      <w:pPr>
+        <w:spacing w:after="120" w:line="253" w:lineRule="exact"/>
+        <w:jc w:val="both"/>
+      </w:pPr>
+      <w:r>
+        <w:rPr>
+          <w:rFonts w:ascii="Times New Roman" w:hAnsi="Times New Roman" w:cs="Times New Roman" w:eastAsia="Times New Roman"/>
+          <w:b/>
+          <w:color w:val="000000"/>
+          <w:sz w:val="22"/>
+        </w:rPr>
+        <w:t>ABI Consulting SARL</w:t>
+      </w:r>
+      <w:r>
+        <w:rPr>
+          <w:rFonts w:ascii="Times New Roman" w:hAnsi="Times New Roman" w:cs="Times New Roman" w:eastAsia="Times New Roman"/>
+          <w:b/>
+          <w:color w:val="000000"/>
+          <w:sz w:val="22"/>
+        </w:rPr>
+        <w:t xml:space="preserve"> structure son intervention selon une gouvernance rigoureuse, alignée sur les exigences de l’</w:t>
+      </w:r>
+      <w:r>
+        <w:rPr>
+          <w:rFonts w:ascii="Times New Roman" w:hAnsi="Times New Roman" w:cs="Times New Roman" w:eastAsia="Times New Roman"/>
+          <w:b/>
+          <w:color w:val="000000"/>
+          <w:sz w:val="22"/>
+        </w:rPr>
+        <w:t>ONSSA</w:t>
+      </w:r>
+      <w:r>
+        <w:rPr>
+          <w:rFonts w:ascii="Times New Roman" w:hAnsi="Times New Roman" w:cs="Times New Roman" w:eastAsia="Times New Roman"/>
+          <w:b/>
+          <w:color w:val="000000"/>
+          <w:sz w:val="22"/>
+        </w:rPr>
+        <w:t xml:space="preserve"> et les spécificités des pépinières de la région </w:t>
+      </w:r>
+      <w:r>
+        <w:rPr>
+          <w:rFonts w:ascii="Times New Roman" w:hAnsi="Times New Roman" w:cs="Times New Roman" w:eastAsia="Times New Roman"/>
+          <w:b/>
+          <w:color w:val="000000"/>
+          <w:sz w:val="22"/>
+        </w:rPr>
+        <w:t>Marrakech-Safi</w:t>
+      </w:r>
+      <w:r>
+        <w:rPr>
+          <w:rFonts w:ascii="Times New Roman" w:hAnsi="Times New Roman" w:cs="Times New Roman" w:eastAsia="Times New Roman"/>
+          <w:b/>
+          <w:color w:val="000000"/>
+          <w:sz w:val="22"/>
+        </w:rPr>
+        <w:t xml:space="preserve">. Une </w:t>
+      </w:r>
+      <w:r>
+        <w:rPr>
+          <w:rFonts w:ascii="Times New Roman" w:hAnsi="Times New Roman" w:cs="Times New Roman" w:eastAsia="Times New Roman"/>
+          <w:b/>
+          <w:color w:val="000000"/>
+          <w:sz w:val="22"/>
+        </w:rPr>
+        <w:t>équipe dédiée</w:t>
+      </w:r>
+      <w:r>
+        <w:rPr>
+          <w:rFonts w:ascii="Times New Roman" w:hAnsi="Times New Roman" w:cs="Times New Roman" w:eastAsia="Times New Roman"/>
+          <w:b/>
+          <w:color w:val="000000"/>
+          <w:sz w:val="22"/>
+        </w:rPr>
+        <w:t xml:space="preserve"> est mobilisée sous la supervision d’un </w:t>
+      </w:r>
+      <w:r>
+        <w:rPr>
+          <w:rFonts w:ascii="Times New Roman" w:hAnsi="Times New Roman" w:cs="Times New Roman" w:eastAsia="Times New Roman"/>
+          <w:b/>
+          <w:color w:val="000000"/>
+          <w:sz w:val="22"/>
+        </w:rPr>
+        <w:t>chef de projet certifié (bac+5)</w:t>
+      </w:r>
+      <w:r>
+        <w:rPr>
+          <w:rFonts w:ascii="Times New Roman" w:hAnsi="Times New Roman" w:cs="Times New Roman" w:eastAsia="Times New Roman"/>
+          <w:b/>
+          <w:color w:val="000000"/>
+          <w:sz w:val="22"/>
+        </w:rPr>
+        <w:t xml:space="preserve">, secondé par un </w:t>
+      </w:r>
+      <w:r>
+        <w:rPr>
+          <w:rFonts w:ascii="Times New Roman" w:hAnsi="Times New Roman" w:cs="Times New Roman" w:eastAsia="Times New Roman"/>
+          <w:b/>
+          <w:color w:val="000000"/>
+          <w:sz w:val="22"/>
+        </w:rPr>
+        <w:t>ingénieur en protection des plantes</w:t>
+      </w:r>
+      <w:r>
+        <w:rPr>
+          <w:rFonts w:ascii="Times New Roman" w:hAnsi="Times New Roman" w:cs="Times New Roman" w:eastAsia="Times New Roman"/>
+          <w:b/>
+          <w:color w:val="000000"/>
+          <w:sz w:val="22"/>
+        </w:rPr>
+        <w:t xml:space="preserve">, deux </w:t>
+      </w:r>
+      <w:r>
+        <w:rPr>
+          <w:rFonts w:ascii="Times New Roman" w:hAnsi="Times New Roman" w:cs="Times New Roman" w:eastAsia="Times New Roman"/>
+          <w:b/>
+          <w:color w:val="000000"/>
+          <w:sz w:val="22"/>
+        </w:rPr>
+        <w:t>techniciens spécialisés</w:t>
+      </w:r>
+      <w:r>
+        <w:rPr>
+          <w:rFonts w:ascii="Times New Roman" w:hAnsi="Times New Roman" w:cs="Times New Roman" w:eastAsia="Times New Roman"/>
+          <w:b/>
+          <w:color w:val="000000"/>
+          <w:sz w:val="22"/>
+        </w:rPr>
+        <w:t xml:space="preserve">, deux </w:t>
+      </w:r>
+      <w:r>
+        <w:rPr>
+          <w:rFonts w:ascii="Times New Roman" w:hAnsi="Times New Roman" w:cs="Times New Roman" w:eastAsia="Times New Roman"/>
+          <w:b/>
+          <w:color w:val="000000"/>
+          <w:sz w:val="22"/>
+        </w:rPr>
+        <w:t>techniciens paysagistes</w:t>
+      </w:r>
+      <w:r>
+        <w:rPr>
+          <w:rFonts w:ascii="Times New Roman" w:hAnsi="Times New Roman" w:cs="Times New Roman" w:eastAsia="Times New Roman"/>
+          <w:b/>
+          <w:color w:val="000000"/>
+          <w:sz w:val="22"/>
+        </w:rPr>
+        <w:t xml:space="preserve"> et un </w:t>
+      </w:r>
+      <w:r>
+        <w:rPr>
+          <w:rFonts w:ascii="Times New Roman" w:hAnsi="Times New Roman" w:cs="Times New Roman" w:eastAsia="Times New Roman"/>
+          <w:b/>
+          <w:color w:val="000000"/>
+          <w:sz w:val="22"/>
+        </w:rPr>
+        <w:t>docteur en botanique</w:t>
+      </w:r>
+      <w:r>
+        <w:rPr>
+          <w:rFonts w:ascii="Times New Roman" w:hAnsi="Times New Roman" w:cs="Times New Roman" w:eastAsia="Times New Roman"/>
+          <w:b w:val="0"/>
+          <w:color w:val="000000"/>
+          <w:sz w:val="22"/>
+        </w:rPr>
+        <w:t>, tous dotés d’une expérience avérée dans le secteur phytosanitaire marocain.</w:t>
+      </w:r>
+    </w:p>
+    <w:p>
+      <w:pPr>
+        <w:pStyle w:val="ListBullet"/>
+        <w:spacing w:after="120" w:line="253" w:lineRule="exact"/>
+        <w:jc w:val="both"/>
+      </w:pPr>
+      <w:r>
+        <w:rPr>
+          <w:rFonts w:ascii="Times New Roman" w:hAnsi="Times New Roman" w:cs="Times New Roman" w:eastAsia="Times New Roman"/>
+          <w:b/>
+          <w:color w:val="000000"/>
+          <w:sz w:val="22"/>
+        </w:rPr>
+        <w:t>Comité de pilotage</w:t>
+      </w:r>
+      <w:r>
+        <w:rPr>
+          <w:rFonts w:ascii="Times New Roman" w:hAnsi="Times New Roman" w:cs="Times New Roman" w:eastAsia="Times New Roman"/>
+          <w:b/>
+          <w:color w:val="000000"/>
+          <w:sz w:val="22"/>
+        </w:rPr>
+        <w:t xml:space="preserve"> : Réunions mensuelles avec la </w:t>
+      </w:r>
+      <w:r>
+        <w:rPr>
+          <w:rFonts w:ascii="Times New Roman" w:hAnsi="Times New Roman" w:cs="Times New Roman" w:eastAsia="Times New Roman"/>
+          <w:b/>
+          <w:color w:val="000000"/>
+          <w:sz w:val="22"/>
+        </w:rPr>
+        <w:t>Direction Régionale ONSSA</w:t>
+      </w:r>
+      <w:r>
+        <w:rPr>
+          <w:rFonts w:ascii="Times New Roman" w:hAnsi="Times New Roman" w:cs="Times New Roman" w:eastAsia="Times New Roman"/>
+          <w:b/>
+          <w:color w:val="000000"/>
+          <w:sz w:val="22"/>
+        </w:rPr>
+        <w:t xml:space="preserve"> pour valider les étapes, ajuster le planning et présenter les livrables provisoires. Le </w:t>
+      </w:r>
+      <w:r>
+        <w:rPr>
+          <w:rFonts w:ascii="Times New Roman" w:hAnsi="Times New Roman" w:cs="Times New Roman" w:eastAsia="Times New Roman"/>
+          <w:b/>
+          <w:color w:val="000000"/>
+          <w:sz w:val="22"/>
+        </w:rPr>
+        <w:t>comité de suivi ONSSA</w:t>
+      </w:r>
+      <w:r>
+        <w:rPr>
+          <w:rFonts w:ascii="Times New Roman" w:hAnsi="Times New Roman" w:cs="Times New Roman" w:eastAsia="Times New Roman"/>
+          <w:b/>
+          <w:color w:val="000000"/>
+          <w:sz w:val="22"/>
+        </w:rPr>
+        <w:t xml:space="preserve"> reste l’</w:t>
+      </w:r>
+      <w:r>
+        <w:rPr>
+          <w:rFonts w:ascii="Times New Roman" w:hAnsi="Times New Roman" w:cs="Times New Roman" w:eastAsia="Times New Roman"/>
+          <w:b/>
+          <w:color w:val="000000"/>
+          <w:sz w:val="22"/>
+        </w:rPr>
+        <w:t>interlocuteur unique</w:t>
+      </w:r>
+      <w:r>
+        <w:rPr>
+          <w:rFonts w:ascii="Times New Roman" w:hAnsi="Times New Roman" w:cs="Times New Roman" w:eastAsia="Times New Roman"/>
+          <w:b w:val="0"/>
+          <w:color w:val="000000"/>
+          <w:sz w:val="22"/>
+        </w:rPr>
+        <w:t xml:space="preserve"> pour toute décision, conformément aux clauses contractuelles.</w:t>
+      </w:r>
+    </w:p>
+    <w:p>
+      <w:pPr>
+        <w:pStyle w:val="ListBullet"/>
+        <w:spacing w:after="120" w:line="253" w:lineRule="exact"/>
+        <w:jc w:val="both"/>
+      </w:pPr>
+      <w:r>
+        <w:rPr>
+          <w:rFonts w:ascii="Times New Roman" w:hAnsi="Times New Roman" w:cs="Times New Roman" w:eastAsia="Times New Roman"/>
+          <w:b/>
+          <w:color w:val="000000"/>
+          <w:sz w:val="22"/>
+        </w:rPr>
+        <w:t>Main-d’œuvre locale</w:t>
+      </w:r>
+      <w:r>
+        <w:rPr>
+          <w:rFonts w:ascii="Times New Roman" w:hAnsi="Times New Roman" w:cs="Times New Roman" w:eastAsia="Times New Roman"/>
+          <w:b/>
+          <w:color w:val="000000"/>
+          <w:sz w:val="22"/>
+        </w:rPr>
+        <w:t xml:space="preserve"> : </w:t>
+      </w:r>
+      <w:r>
+        <w:rPr>
+          <w:rFonts w:ascii="Times New Roman" w:hAnsi="Times New Roman" w:cs="Times New Roman" w:eastAsia="Times New Roman"/>
+          <w:b/>
+          <w:color w:val="000000"/>
+          <w:sz w:val="22"/>
+        </w:rPr>
+        <w:t>20% minimum</w:t>
+      </w:r>
+      <w:r>
+        <w:rPr>
+          <w:rFonts w:ascii="Times New Roman" w:hAnsi="Times New Roman" w:cs="Times New Roman" w:eastAsia="Times New Roman"/>
+          <w:b/>
+          <w:color w:val="000000"/>
+          <w:sz w:val="22"/>
+        </w:rPr>
+        <w:t xml:space="preserve"> de l’effectif sera recruté localement (techniciens et assistants), en application de l’</w:t>
+      </w:r>
+      <w:r>
+        <w:rPr>
+          <w:rFonts w:ascii="Times New Roman" w:hAnsi="Times New Roman" w:cs="Times New Roman" w:eastAsia="Times New Roman"/>
+          <w:b/>
+          <w:color w:val="000000"/>
+          <w:sz w:val="22"/>
+        </w:rPr>
+        <w:t>Article 23</w:t>
+      </w:r>
+      <w:r>
+        <w:rPr>
+          <w:rFonts w:ascii="Times New Roman" w:hAnsi="Times New Roman" w:cs="Times New Roman" w:eastAsia="Times New Roman"/>
+          <w:b w:val="0"/>
+          <w:color w:val="000000"/>
+          <w:sz w:val="22"/>
+        </w:rPr>
+        <w:t>, pour favoriser l’ancrage territorial et la pérennité des actions.</w:t>
+      </w:r>
+    </w:p>
+    <w:p>
+      <w:pPr>
+        <w:pStyle w:val="ListBullet"/>
+        <w:spacing w:after="120" w:line="253" w:lineRule="exact"/>
+        <w:jc w:val="both"/>
+      </w:pPr>
+      <w:r>
+        <w:rPr>
+          <w:rFonts w:ascii="Times New Roman" w:hAnsi="Times New Roman" w:cs="Times New Roman" w:eastAsia="Times New Roman"/>
+          <w:b/>
+          <w:color w:val="000000"/>
+          <w:sz w:val="22"/>
+        </w:rPr>
+        <w:t>Sous-traitance contrôlée</w:t>
+      </w:r>
+      <w:r>
+        <w:rPr>
+          <w:rFonts w:ascii="Times New Roman" w:hAnsi="Times New Roman" w:cs="Times New Roman" w:eastAsia="Times New Roman"/>
+          <w:b/>
+          <w:color w:val="000000"/>
+          <w:sz w:val="22"/>
+        </w:rPr>
+        <w:t xml:space="preserve"> : Si nécessaire, les prestataires sous-traitants (≤50% du montant du marché) seront </w:t>
+      </w:r>
+      <w:r>
+        <w:rPr>
+          <w:rFonts w:ascii="Times New Roman" w:hAnsi="Times New Roman" w:cs="Times New Roman" w:eastAsia="Times New Roman"/>
+          <w:b/>
+          <w:color w:val="000000"/>
+          <w:sz w:val="22"/>
+        </w:rPr>
+        <w:t>agréés par l’ONSSA</w:t>
+      </w:r>
+      <w:r>
+        <w:rPr>
+          <w:rFonts w:ascii="Times New Roman" w:hAnsi="Times New Roman" w:cs="Times New Roman" w:eastAsia="Times New Roman"/>
+          <w:b/>
+          <w:color w:val="000000"/>
+          <w:sz w:val="22"/>
+        </w:rPr>
+        <w:t xml:space="preserve">, installés au Maroc et soumis aux mêmes exigences techniques que </w:t>
+      </w:r>
+      <w:r>
+        <w:rPr>
+          <w:rFonts w:ascii="Times New Roman" w:hAnsi="Times New Roman" w:cs="Times New Roman" w:eastAsia="Times New Roman"/>
+          <w:b/>
+          <w:color w:val="000000"/>
+          <w:sz w:val="22"/>
+        </w:rPr>
+        <w:t>ABI Consulting</w:t>
+      </w:r>
+      <w:r>
+        <w:rPr>
+          <w:rFonts w:ascii="Times New Roman" w:hAnsi="Times New Roman" w:cs="Times New Roman" w:eastAsia="Times New Roman"/>
+          <w:b w:val="0"/>
+          <w:color w:val="000000"/>
+          <w:sz w:val="22"/>
+        </w:rPr>
+        <w:t>.</w:t>
+      </w:r>
+    </w:p>
+    <w:p>
+      <w:pPr>
+        <w:pStyle w:val="Heading4"/>
+        <w:spacing w:after="120"/>
+        <w:jc w:val="both"/>
+      </w:pPr>
+      <w:r>
+        <w:rPr>
+          <w:rFonts w:ascii="Times New Roman" w:hAnsi="Times New Roman" w:cs="Times New Roman" w:eastAsia="Times New Roman"/>
+          <w:color w:val="2C3E50"/>
+          <w:sz w:val="22"/>
+        </w:rPr>
+        <w:t>2. Mode opératoire et phasage des interventions</w:t>
+      </w:r>
+    </w:p>
+    <w:tbl>
+      <w:tblPr>
+        <w:tblStyle w:val="TableGrid"/>
+        <w:tblW w:type="auto" w:w="0"/>
+        <w:tblLook w:firstColumn="1" w:firstRow="1" w:lastColumn="0" w:lastRow="0" w:noHBand="0" w:noVBand="1" w:val="04A0"/>
+      </w:tblPr>
+      <w:tblGrid>
+        <w:gridCol w:w="2160"/>
+        <w:gridCol w:w="2160"/>
+        <w:gridCol w:w="2160"/>
+        <w:gridCol w:w="2160"/>
+      </w:tblGrid>
+      <w:tr>
+        <w:tc>
+          <w:tcPr>
+            <w:tcW w:type="dxa" w:w="2160"/>
+            <w:shd w:val="clear" w:color="auto" w:fill="1F3864"/>
+          </w:tcPr>
+          <w:p>
+            <w:pPr>
+              <w:jc w:val="both"/>
+            </w:pPr>
+            <w:r>
+              <w:rPr>
+                <w:rFonts w:ascii="Times New Roman" w:hAnsi="Times New Roman" w:cs="Times New Roman" w:eastAsia="Times New Roman"/>
+                <w:b/>
+                <w:color w:val="FFFFFF"/>
+                <w:sz w:val="20"/>
+              </w:rPr>
+              <w:t>Étape</w:t>
+            </w:r>
+          </w:p>
+        </w:tc>
+        <w:tc>
+          <w:tcPr>
+            <w:tcW w:type="dxa" w:w="2160"/>
+            <w:shd w:val="clear" w:color="auto" w:fill="1F3864"/>
+          </w:tcPr>
+          <w:p>
+            <w:pPr>
+              <w:jc w:val="both"/>
+            </w:pPr>
+            <w:r>
+              <w:rPr>
+                <w:rFonts w:ascii="Times New Roman" w:hAnsi="Times New Roman" w:cs="Times New Roman" w:eastAsia="Times New Roman"/>
+                <w:b/>
+                <w:color w:val="FFFFFF"/>
+                <w:sz w:val="20"/>
+              </w:rPr>
+              <w:t>Durée</w:t>
+            </w:r>
+          </w:p>
+        </w:tc>
+        <w:tc>
+          <w:tcPr>
+            <w:tcW w:type="dxa" w:w="2160"/>
+            <w:shd w:val="clear" w:color="auto" w:fill="1F3864"/>
+          </w:tcPr>
+          <w:p>
+            <w:pPr>
+              <w:jc w:val="both"/>
+            </w:pPr>
+            <w:r>
+              <w:rPr>
+                <w:rFonts w:ascii="Times New Roman" w:hAnsi="Times New Roman" w:cs="Times New Roman" w:eastAsia="Times New Roman"/>
+                <w:b/>
+                <w:color w:val="FFFFFF"/>
+                <w:sz w:val="20"/>
+              </w:rPr>
+              <w:t>Activités principales</w:t>
+            </w:r>
+          </w:p>
+        </w:tc>
+        <w:tc>
+          <w:tcPr>
+            <w:tcW w:type="dxa" w:w="2160"/>
+            <w:shd w:val="clear" w:color="auto" w:fill="1F3864"/>
+          </w:tcPr>
+          <w:p>
+            <w:pPr>
+              <w:jc w:val="both"/>
+            </w:pPr>
+            <w:r>
+              <w:rPr>
+                <w:rFonts w:ascii="Times New Roman" w:hAnsi="Times New Roman" w:cs="Times New Roman" w:eastAsia="Times New Roman"/>
+                <w:b/>
+                <w:color w:val="FFFFFF"/>
+                <w:sz w:val="20"/>
+              </w:rPr>
+              <w:t>Livrables associés</w:t>
+            </w:r>
+          </w:p>
+        </w:tc>
+      </w:tr>
+      <w:tr>
+        <w:tc>
+          <w:tcPr>
+            <w:tcW w:type="dxa" w:w="2160"/>
+          </w:tcPr>
+          <w:p>
+            <w:pPr>
+              <w:jc w:val="both"/>
+            </w:pPr>
+            <w:r>
+              <w:rPr>
+                <w:rFonts w:ascii="Times New Roman" w:hAnsi="Times New Roman" w:cs="Times New Roman" w:eastAsia="Times New Roman"/>
+                <w:sz w:val="20"/>
+              </w:rPr>
+              <w:t>Atelier de démarrage</w:t>
+            </w:r>
+          </w:p>
+        </w:tc>
+        <w:tc>
+          <w:tcPr>
+            <w:tcW w:type="dxa" w:w="2160"/>
+          </w:tcPr>
+          <w:p>
+            <w:pPr>
+              <w:jc w:val="both"/>
+            </w:pPr>
+            <w:r>
+              <w:rPr>
+                <w:rFonts w:ascii="Times New Roman" w:hAnsi="Times New Roman" w:cs="Times New Roman" w:eastAsia="Times New Roman"/>
+                <w:sz w:val="20"/>
+              </w:rPr>
+              <w:t>30 jours</w:t>
+            </w:r>
+          </w:p>
+        </w:tc>
+        <w:tc>
+          <w:tcPr>
+            <w:tcW w:type="dxa" w:w="2160"/>
+          </w:tcPr>
+          <w:p>
+            <w:pPr>
+              <w:jc w:val="both"/>
+            </w:pPr>
+            <w:r>
+              <w:rPr>
+                <w:rFonts w:ascii="Times New Roman" w:hAnsi="Times New Roman" w:cs="Times New Roman" w:eastAsia="Times New Roman"/>
+                <w:sz w:val="20"/>
+              </w:rPr>
+              <w:t>- Diagnostic initial des attentes &lt;br&gt; - Présentation des référentiels ONSSA &lt;br&gt; - Planification détaillée</w:t>
+            </w:r>
+          </w:p>
+        </w:tc>
+        <w:tc>
+          <w:tcPr>
+            <w:tcW w:type="dxa" w:w="2160"/>
+          </w:tcPr>
+          <w:p>
+            <w:pPr>
+              <w:jc w:val="both"/>
+            </w:pPr>
+            <w:r>
+              <w:rPr>
+                <w:rFonts w:ascii="Times New Roman" w:hAnsi="Times New Roman" w:cs="Times New Roman" w:eastAsia="Times New Roman"/>
+                <w:sz w:val="20"/>
+              </w:rPr>
+              <w:t>Rapport de lancement + Feuilles de présence (100 participants)</w:t>
+            </w:r>
+          </w:p>
+        </w:tc>
+      </w:tr>
+      <w:tr>
+        <w:tc>
+          <w:tcPr>
+            <w:tcW w:type="dxa" w:w="2160"/>
+          </w:tcPr>
+          <w:p>
+            <w:pPr>
+              <w:jc w:val="both"/>
+            </w:pPr>
+            <w:r>
+              <w:rPr>
+                <w:rFonts w:ascii="Times New Roman" w:hAnsi="Times New Roman" w:cs="Times New Roman" w:eastAsia="Times New Roman"/>
+                <w:sz w:val="20"/>
+              </w:rPr>
+              <w:t>1ère visite</w:t>
+            </w:r>
+          </w:p>
+        </w:tc>
+        <w:tc>
+          <w:tcPr>
+            <w:tcW w:type="dxa" w:w="2160"/>
+          </w:tcPr>
+          <w:p>
+            <w:pPr>
+              <w:jc w:val="both"/>
+            </w:pPr>
+            <w:r>
+              <w:rPr>
+                <w:rFonts w:ascii="Times New Roman" w:hAnsi="Times New Roman" w:cs="Times New Roman" w:eastAsia="Times New Roman"/>
+                <w:sz w:val="20"/>
+              </w:rPr>
+              <w:t>45 jours</w:t>
+            </w:r>
+          </w:p>
+        </w:tc>
+        <w:tc>
+          <w:tcPr>
+            <w:tcW w:type="dxa" w:w="2160"/>
+          </w:tcPr>
+          <w:p>
+            <w:pPr>
+              <w:jc w:val="both"/>
+            </w:pPr>
+            <w:r>
+              <w:rPr>
+                <w:rFonts w:ascii="Times New Roman" w:hAnsi="Times New Roman" w:cs="Times New Roman" w:eastAsia="Times New Roman"/>
+                <w:sz w:val="20"/>
+              </w:rPr>
+              <w:t>- Audits phytosanitaires sur site (825 pépinières) &lt;br&gt; - Identification des non-conformités</w:t>
+            </w:r>
+          </w:p>
+        </w:tc>
+        <w:tc>
+          <w:tcPr>
+            <w:tcW w:type="dxa" w:w="2160"/>
+          </w:tcPr>
+          <w:p>
+            <w:pPr>
+              <w:jc w:val="both"/>
+            </w:pPr>
+            <w:r>
+              <w:rPr>
+                <w:rFonts w:ascii="Times New Roman" w:hAnsi="Times New Roman" w:cs="Times New Roman" w:eastAsia="Times New Roman"/>
+                <w:sz w:val="20"/>
+              </w:rPr>
+              <w:t>Rapports de diagnostic individuels + Synthèse régionale (version provisoire)</w:t>
+            </w:r>
+          </w:p>
+        </w:tc>
+      </w:tr>
+      <w:tr>
+        <w:tc>
+          <w:tcPr>
+            <w:tcW w:type="dxa" w:w="2160"/>
+          </w:tcPr>
+          <w:p>
+            <w:pPr>
+              <w:jc w:val="both"/>
+            </w:pPr>
+            <w:r>
+              <w:rPr>
+                <w:rFonts w:ascii="Times New Roman" w:hAnsi="Times New Roman" w:cs="Times New Roman" w:eastAsia="Times New Roman"/>
+                <w:sz w:val="20"/>
+              </w:rPr>
+              <w:t>2ème visite</w:t>
+            </w:r>
+          </w:p>
+        </w:tc>
+        <w:tc>
+          <w:tcPr>
+            <w:tcW w:type="dxa" w:w="2160"/>
+          </w:tcPr>
+          <w:p>
+            <w:pPr>
+              <w:jc w:val="both"/>
+            </w:pPr>
+            <w:r>
+              <w:rPr>
+                <w:rFonts w:ascii="Times New Roman" w:hAnsi="Times New Roman" w:cs="Times New Roman" w:eastAsia="Times New Roman"/>
+                <w:sz w:val="20"/>
+              </w:rPr>
+              <w:t>45 jours</w:t>
+            </w:r>
+          </w:p>
+        </w:tc>
+        <w:tc>
+          <w:tcPr>
+            <w:tcW w:type="dxa" w:w="2160"/>
+          </w:tcPr>
+          <w:p>
+            <w:pPr>
+              <w:jc w:val="both"/>
+            </w:pPr>
+            <w:r>
+              <w:rPr>
+                <w:rFonts w:ascii="Times New Roman" w:hAnsi="Times New Roman" w:cs="Times New Roman" w:eastAsia="Times New Roman"/>
+                <w:sz w:val="20"/>
+              </w:rPr>
+              <w:t>- Vérification de la mise en œuvre des préconisations &lt;br&gt; - Évaluation des progrès</w:t>
+            </w:r>
+          </w:p>
+        </w:tc>
+        <w:tc>
+          <w:tcPr>
+            <w:tcW w:type="dxa" w:w="2160"/>
+          </w:tcPr>
+          <w:p>
+            <w:pPr>
+              <w:jc w:val="both"/>
+            </w:pPr>
+            <w:r>
+              <w:rPr>
+                <w:rFonts w:ascii="Times New Roman" w:hAnsi="Times New Roman" w:cs="Times New Roman" w:eastAsia="Times New Roman"/>
+                <w:sz w:val="20"/>
+              </w:rPr>
+              <w:t>Rapports de vérification + Synthèse comparative (version provisoire)</w:t>
+            </w:r>
+          </w:p>
+        </w:tc>
+      </w:tr>
+      <w:tr>
+        <w:tc>
+          <w:tcPr>
+            <w:tcW w:type="dxa" w:w="2160"/>
+          </w:tcPr>
+          <w:p>
+            <w:pPr>
+              <w:jc w:val="both"/>
+            </w:pPr>
+            <w:r>
+              <w:rPr>
+                <w:rFonts w:ascii="Times New Roman" w:hAnsi="Times New Roman" w:cs="Times New Roman" w:eastAsia="Times New Roman"/>
+                <w:sz w:val="20"/>
+              </w:rPr>
+              <w:t>Ateliers de mise à niveau</w:t>
+            </w:r>
+          </w:p>
+        </w:tc>
+        <w:tc>
+          <w:tcPr>
+            <w:tcW w:type="dxa" w:w="2160"/>
+          </w:tcPr>
+          <w:p>
+            <w:pPr>
+              <w:jc w:val="both"/>
+            </w:pPr>
+            <w:r>
+              <w:rPr>
+                <w:rFonts w:ascii="Times New Roman" w:hAnsi="Times New Roman" w:cs="Times New Roman" w:eastAsia="Times New Roman"/>
+                <w:sz w:val="20"/>
+              </w:rPr>
+              <w:t>30 jours</w:t>
+            </w:r>
+          </w:p>
+        </w:tc>
+        <w:tc>
+          <w:tcPr>
+            <w:tcW w:type="dxa" w:w="2160"/>
+          </w:tcPr>
+          <w:p>
+            <w:pPr>
+              <w:jc w:val="both"/>
+            </w:pPr>
+            <w:r>
+              <w:rPr>
+                <w:rFonts w:ascii="Times New Roman" w:hAnsi="Times New Roman" w:cs="Times New Roman" w:eastAsia="Times New Roman"/>
+                <w:sz w:val="20"/>
+              </w:rPr>
+              <w:t>- 12 sessions de formation (théorie 30% / pratique 70%) &lt;br&gt; - Études de cas territorialisés</w:t>
+            </w:r>
+          </w:p>
+        </w:tc>
+        <w:tc>
+          <w:tcPr>
+            <w:tcW w:type="dxa" w:w="2160"/>
+          </w:tcPr>
+          <w:p>
+            <w:pPr>
+              <w:jc w:val="both"/>
+            </w:pPr>
+            <w:r>
+              <w:rPr>
+                <w:rFonts w:ascii="Times New Roman" w:hAnsi="Times New Roman" w:cs="Times New Roman" w:eastAsia="Times New Roman"/>
+                <w:sz w:val="20"/>
+              </w:rPr>
+              <w:t>Rapports d’ateliers + Attestations de participation + Supports pédagogiques</w:t>
+            </w:r>
+          </w:p>
+        </w:tc>
+      </w:tr>
+      <w:tr>
+        <w:tc>
+          <w:tcPr>
+            <w:tcW w:type="dxa" w:w="2160"/>
+          </w:tcPr>
+          <w:p>
+            <w:pPr>
+              <w:jc w:val="both"/>
+            </w:pPr>
+            <w:r>
+              <w:rPr>
+                <w:rFonts w:ascii="Times New Roman" w:hAnsi="Times New Roman" w:cs="Times New Roman" w:eastAsia="Times New Roman"/>
+                <w:sz w:val="20"/>
+              </w:rPr>
+              <w:t>Atelier de clôture</w:t>
+            </w:r>
+          </w:p>
+        </w:tc>
+        <w:tc>
+          <w:tcPr>
+            <w:tcW w:type="dxa" w:w="2160"/>
+          </w:tcPr>
+          <w:p>
+            <w:pPr>
+              <w:jc w:val="both"/>
+            </w:pPr>
+            <w:r>
+              <w:rPr>
+                <w:rFonts w:ascii="Times New Roman" w:hAnsi="Times New Roman" w:cs="Times New Roman" w:eastAsia="Times New Roman"/>
+                <w:sz w:val="20"/>
+              </w:rPr>
+              <w:t>30 jours</w:t>
+            </w:r>
+          </w:p>
+        </w:tc>
+        <w:tc>
+          <w:tcPr>
+            <w:tcW w:type="dxa" w:w="2160"/>
+          </w:tcPr>
+          <w:p>
+            <w:pPr>
+              <w:jc w:val="both"/>
+            </w:pPr>
+            <w:r>
+              <w:rPr>
+                <w:rFonts w:ascii="Times New Roman" w:hAnsi="Times New Roman" w:cs="Times New Roman" w:eastAsia="Times New Roman"/>
+                <w:sz w:val="20"/>
+              </w:rPr>
+              <w:t>- Restitution des résultats &lt;br&gt; - Validation des recommandations finales &lt;br&gt; - Plan d’action pérenne</w:t>
+            </w:r>
+          </w:p>
+        </w:tc>
+        <w:tc>
+          <w:tcPr>
+            <w:tcW w:type="dxa" w:w="2160"/>
+          </w:tcPr>
+          <w:p>
+            <w:pPr>
+              <w:jc w:val="both"/>
+            </w:pPr>
+            <w:r>
+              <w:rPr>
+                <w:rFonts w:ascii="Times New Roman" w:hAnsi="Times New Roman" w:cs="Times New Roman" w:eastAsia="Times New Roman"/>
+                <w:sz w:val="20"/>
+              </w:rPr>
+              <w:t>Rapport final + Document de catégorisation des pépinières (50 participants)</w:t>
+            </w:r>
+          </w:p>
+        </w:tc>
+      </w:tr>
+    </w:tbl>
+    <w:p/>
+    <w:p>
+      <w:pPr>
+        <w:spacing w:after="120" w:line="253" w:lineRule="exact"/>
+        <w:jc w:val="both"/>
+      </w:pPr>
+      <w:r>
+        <w:rPr>
+          <w:rFonts w:ascii="Times New Roman" w:hAnsi="Times New Roman" w:cs="Times New Roman" w:eastAsia="Times New Roman"/>
+          <w:b/>
+          <w:color w:val="000000"/>
+          <w:sz w:val="22"/>
+        </w:rPr>
+        <w:t>Approche pédagogique</w:t>
+      </w:r>
+      <w:r>
+        <w:rPr>
+          <w:rFonts w:ascii="Times New Roman" w:hAnsi="Times New Roman" w:cs="Times New Roman" w:eastAsia="Times New Roman"/>
+          <w:b w:val="0"/>
+          <w:color w:val="000000"/>
+          <w:sz w:val="22"/>
+        </w:rPr>
+        <w:t xml:space="preserve"> :</w:t>
+      </w:r>
+    </w:p>
+    <w:p>
+      <w:pPr>
+        <w:pStyle w:val="ListBullet"/>
+        <w:spacing w:after="120" w:line="253" w:lineRule="exact"/>
+        <w:jc w:val="both"/>
+      </w:pPr>
+      <w:r>
+        <w:rPr>
+          <w:rFonts w:ascii="Times New Roman" w:hAnsi="Times New Roman" w:cs="Times New Roman" w:eastAsia="Times New Roman"/>
+          <w:b/>
+          <w:color w:val="000000"/>
+          <w:sz w:val="22"/>
+        </w:rPr>
+        <w:t>Participative</w:t>
+      </w:r>
+      <w:r>
+        <w:rPr>
+          <w:rFonts w:ascii="Times New Roman" w:hAnsi="Times New Roman" w:cs="Times New Roman" w:eastAsia="Times New Roman"/>
+          <w:b w:val="0"/>
+          <w:color w:val="000000"/>
+          <w:sz w:val="22"/>
+        </w:rPr>
+        <w:t xml:space="preserve"> : Travaux en sous-groupes, simulations de cas réels (ex. : gestion d’un foyer de ravageurs en pépinière).</w:t>
+      </w:r>
+    </w:p>
+    <w:p>
+      <w:pPr>
+        <w:pStyle w:val="ListBullet"/>
+        <w:spacing w:after="120" w:line="253" w:lineRule="exact"/>
+        <w:jc w:val="both"/>
+      </w:pPr>
+      <w:r>
+        <w:rPr>
+          <w:rFonts w:ascii="Times New Roman" w:hAnsi="Times New Roman" w:cs="Times New Roman" w:eastAsia="Times New Roman"/>
+          <w:b/>
+          <w:color w:val="000000"/>
+          <w:sz w:val="22"/>
+        </w:rPr>
+        <w:t>Contextualisée</w:t>
+      </w:r>
+      <w:r>
+        <w:rPr>
+          <w:rFonts w:ascii="Times New Roman" w:hAnsi="Times New Roman" w:cs="Times New Roman" w:eastAsia="Times New Roman"/>
+          <w:b/>
+          <w:color w:val="000000"/>
+          <w:sz w:val="22"/>
+        </w:rPr>
+        <w:t xml:space="preserve"> : Études de cas inspirées des </w:t>
+      </w:r>
+      <w:r>
+        <w:rPr>
+          <w:rFonts w:ascii="Times New Roman" w:hAnsi="Times New Roman" w:cs="Times New Roman" w:eastAsia="Times New Roman"/>
+          <w:b/>
+          <w:color w:val="000000"/>
+          <w:sz w:val="22"/>
+        </w:rPr>
+        <w:t>réalités agricoles de Marrakech-Safi</w:t>
+      </w:r>
+      <w:r>
+        <w:rPr>
+          <w:rFonts w:ascii="Times New Roman" w:hAnsi="Times New Roman" w:cs="Times New Roman" w:eastAsia="Times New Roman"/>
+          <w:b w:val="0"/>
+          <w:color w:val="000000"/>
+          <w:sz w:val="22"/>
+        </w:rPr>
+        <w:t xml:space="preserve"> (ex. : adaptation aux contraintes climatiques locales).</w:t>
+      </w:r>
+    </w:p>
+    <w:p>
+      <w:pPr>
+        <w:pStyle w:val="ListBullet"/>
+        <w:spacing w:after="120" w:line="253" w:lineRule="exact"/>
+        <w:jc w:val="both"/>
+      </w:pPr>
+      <w:r>
+        <w:rPr>
+          <w:rFonts w:ascii="Times New Roman" w:hAnsi="Times New Roman" w:cs="Times New Roman" w:eastAsia="Times New Roman"/>
+          <w:b/>
+          <w:color w:val="000000"/>
+          <w:sz w:val="22"/>
+        </w:rPr>
+        <w:t>Axée résultats</w:t>
+      </w:r>
+      <w:r>
+        <w:rPr>
+          <w:rFonts w:ascii="Times New Roman" w:hAnsi="Times New Roman" w:cs="Times New Roman" w:eastAsia="Times New Roman"/>
+          <w:b/>
+          <w:color w:val="000000"/>
+          <w:sz w:val="22"/>
+        </w:rPr>
+        <w:t xml:space="preserve"> : Évaluations continues via </w:t>
+      </w:r>
+      <w:r>
+        <w:rPr>
+          <w:rFonts w:ascii="Times New Roman" w:hAnsi="Times New Roman" w:cs="Times New Roman" w:eastAsia="Times New Roman"/>
+          <w:b/>
+          <w:color w:val="000000"/>
+          <w:sz w:val="22"/>
+        </w:rPr>
+        <w:t>quiz</w:t>
+      </w:r>
+      <w:r>
+        <w:rPr>
+          <w:rFonts w:ascii="Times New Roman" w:hAnsi="Times New Roman" w:cs="Times New Roman" w:eastAsia="Times New Roman"/>
+          <w:b/>
+          <w:color w:val="000000"/>
+          <w:sz w:val="22"/>
+        </w:rPr>
+        <w:t xml:space="preserve">, </w:t>
+      </w:r>
+      <w:r>
+        <w:rPr>
+          <w:rFonts w:ascii="Times New Roman" w:hAnsi="Times New Roman" w:cs="Times New Roman" w:eastAsia="Times New Roman"/>
+          <w:b/>
+          <w:color w:val="000000"/>
+          <w:sz w:val="22"/>
+        </w:rPr>
+        <w:t>fiches de progrès</w:t>
+      </w:r>
+      <w:r>
+        <w:rPr>
+          <w:rFonts w:ascii="Times New Roman" w:hAnsi="Times New Roman" w:cs="Times New Roman" w:eastAsia="Times New Roman"/>
+          <w:b/>
+          <w:color w:val="000000"/>
+          <w:sz w:val="22"/>
+        </w:rPr>
+        <w:t xml:space="preserve"> et </w:t>
+      </w:r>
+      <w:r>
+        <w:rPr>
+          <w:rFonts w:ascii="Times New Roman" w:hAnsi="Times New Roman" w:cs="Times New Roman" w:eastAsia="Times New Roman"/>
+          <w:b/>
+          <w:color w:val="000000"/>
+          <w:sz w:val="22"/>
+        </w:rPr>
+        <w:t>feedbacks à chaud</w:t>
+      </w:r>
+      <w:r>
+        <w:rPr>
+          <w:rFonts w:ascii="Times New Roman" w:hAnsi="Times New Roman" w:cs="Times New Roman" w:eastAsia="Times New Roman"/>
+          <w:b w:val="0"/>
+          <w:color w:val="000000"/>
+          <w:sz w:val="22"/>
+        </w:rPr>
+        <w:t xml:space="preserve"> pour mesurer l’appropriation des bonnes pratiques.</w:t>
+      </w:r>
+    </w:p>
+    <w:p>
+      <w:pPr>
+        <w:pStyle w:val="Heading4"/>
+        <w:spacing w:after="120"/>
+        <w:jc w:val="both"/>
+      </w:pPr>
+      <w:r>
+        <w:rPr>
+          <w:rFonts w:ascii="Times New Roman" w:hAnsi="Times New Roman" w:cs="Times New Roman" w:eastAsia="Times New Roman"/>
+          <w:color w:val="2C3E50"/>
+          <w:sz w:val="22"/>
+        </w:rPr>
+        <w:t>3. Gestion de la qualité et conformité</w:t>
+      </w:r>
+    </w:p>
+    <w:p>
+      <w:pPr>
+        <w:spacing w:after="120" w:line="253" w:lineRule="exact"/>
+        <w:jc w:val="both"/>
+      </w:pPr>
+      <w:r>
+        <w:rPr>
+          <w:rFonts w:ascii="Times New Roman" w:hAnsi="Times New Roman" w:cs="Times New Roman" w:eastAsia="Times New Roman"/>
+          <w:b w:val="0"/>
+          <w:color w:val="000000"/>
+          <w:sz w:val="22"/>
+        </w:rPr>
+        <w:t xml:space="preserve">Notre démarche qualité repose sur </w:t>
+      </w:r>
+      <w:r>
+        <w:rPr>
+          <w:rFonts w:ascii="Times New Roman" w:hAnsi="Times New Roman" w:cs="Times New Roman" w:eastAsia="Times New Roman"/>
+          <w:b/>
+          <w:color w:val="000000"/>
+          <w:sz w:val="22"/>
+        </w:rPr>
+        <w:t>trois piliers</w:t>
+      </w:r>
+      <w:r>
+        <w:rPr>
+          <w:rFonts w:ascii="Times New Roman" w:hAnsi="Times New Roman" w:cs="Times New Roman" w:eastAsia="Times New Roman"/>
+          <w:b w:val="0"/>
+          <w:color w:val="000000"/>
+          <w:sz w:val="22"/>
+        </w:rPr>
+        <w:t xml:space="preserve"> :</w:t>
+      </w:r>
+    </w:p>
+    <w:p>
+      <w:pPr>
+        <w:pStyle w:val="ListBullet"/>
+        <w:spacing w:after="120" w:line="253" w:lineRule="exact"/>
+        <w:jc w:val="both"/>
+      </w:pPr>
+      <w:r>
+        <w:rPr>
+          <w:rFonts w:ascii="Times New Roman" w:hAnsi="Times New Roman" w:cs="Times New Roman" w:eastAsia="Times New Roman"/>
+          <w:b/>
+          <w:color w:val="000000"/>
+          <w:sz w:val="22"/>
+        </w:rPr>
+        <w:t>Traçabilité</w:t>
+      </w:r>
+      <w:r>
+        <w:rPr>
+          <w:rFonts w:ascii="Times New Roman" w:hAnsi="Times New Roman" w:cs="Times New Roman" w:eastAsia="Times New Roman"/>
+          <w:b w:val="0"/>
+          <w:color w:val="000000"/>
+          <w:sz w:val="22"/>
+        </w:rPr>
+        <w:t xml:space="preserve"> :</w:t>
+      </w:r>
+    </w:p>
+    <w:p>
+      <w:pPr>
+        <w:pStyle w:val="ListBullet"/>
+        <w:spacing w:after="120" w:line="253" w:lineRule="exact"/>
+        <w:jc w:val="both"/>
+      </w:pPr>
+      <w:r>
+        <w:rPr>
+          <w:rFonts w:ascii="Times New Roman" w:hAnsi="Times New Roman" w:cs="Times New Roman" w:eastAsia="Times New Roman"/>
+          <w:b/>
+          <w:color w:val="000000"/>
+          <w:sz w:val="22"/>
+        </w:rPr>
+        <w:t>Tous les livrables</w:t>
+      </w:r>
+      <w:r>
+        <w:rPr>
+          <w:rFonts w:ascii="Times New Roman" w:hAnsi="Times New Roman" w:cs="Times New Roman" w:eastAsia="Times New Roman"/>
+          <w:b/>
+          <w:color w:val="000000"/>
+          <w:sz w:val="22"/>
+        </w:rPr>
+        <w:t xml:space="preserve"> seront remis en </w:t>
+      </w:r>
+      <w:r>
+        <w:rPr>
+          <w:rFonts w:ascii="Times New Roman" w:hAnsi="Times New Roman" w:cs="Times New Roman" w:eastAsia="Times New Roman"/>
+          <w:b/>
+          <w:color w:val="000000"/>
+          <w:sz w:val="22"/>
+        </w:rPr>
+        <w:t>4 exemplaires</w:t>
+      </w:r>
+      <w:r>
+        <w:rPr>
+          <w:rFonts w:ascii="Times New Roman" w:hAnsi="Times New Roman" w:cs="Times New Roman" w:eastAsia="Times New Roman"/>
+          <w:b w:val="0"/>
+          <w:color w:val="000000"/>
+          <w:sz w:val="22"/>
+        </w:rPr>
+        <w:t xml:space="preserve"> (2 papier + 2 électroniques, format PDF et Word modifiable).</w:t>
+      </w:r>
+    </w:p>
+    <w:p>
+      <w:pPr>
+        <w:pStyle w:val="ListBullet"/>
+        <w:spacing w:after="120" w:line="253" w:lineRule="exact"/>
+        <w:jc w:val="both"/>
+      </w:pPr>
+      <w:r>
+        <w:rPr>
+          <w:rFonts w:ascii="Times New Roman" w:hAnsi="Times New Roman" w:cs="Times New Roman" w:eastAsia="Times New Roman"/>
+          <w:b w:val="0"/>
+          <w:color w:val="000000"/>
+          <w:sz w:val="22"/>
+        </w:rPr>
+        <w:t xml:space="preserve">Les </w:t>
+      </w:r>
+      <w:r>
+        <w:rPr>
+          <w:rFonts w:ascii="Times New Roman" w:hAnsi="Times New Roman" w:cs="Times New Roman" w:eastAsia="Times New Roman"/>
+          <w:b/>
+          <w:color w:val="000000"/>
+          <w:sz w:val="22"/>
+        </w:rPr>
+        <w:t>versions provisoires</w:t>
+      </w:r>
+      <w:r>
+        <w:rPr>
+          <w:rFonts w:ascii="Times New Roman" w:hAnsi="Times New Roman" w:cs="Times New Roman" w:eastAsia="Times New Roman"/>
+          <w:b/>
+          <w:color w:val="000000"/>
+          <w:sz w:val="22"/>
+        </w:rPr>
+        <w:t xml:space="preserve"> seront transmises sous </w:t>
+      </w:r>
+      <w:r>
+        <w:rPr>
+          <w:rFonts w:ascii="Times New Roman" w:hAnsi="Times New Roman" w:cs="Times New Roman" w:eastAsia="Times New Roman"/>
+          <w:b/>
+          <w:color w:val="000000"/>
+          <w:sz w:val="22"/>
+        </w:rPr>
+        <w:t>10 jours</w:t>
+      </w:r>
+      <w:r>
+        <w:rPr>
+          <w:rFonts w:ascii="Times New Roman" w:hAnsi="Times New Roman" w:cs="Times New Roman" w:eastAsia="Times New Roman"/>
+          <w:b/>
+          <w:color w:val="000000"/>
+          <w:sz w:val="22"/>
+        </w:rPr>
+        <w:t xml:space="preserve"> après chaque étape ; les versions définitives sous </w:t>
+      </w:r>
+      <w:r>
+        <w:rPr>
+          <w:rFonts w:ascii="Times New Roman" w:hAnsi="Times New Roman" w:cs="Times New Roman" w:eastAsia="Times New Roman"/>
+          <w:b/>
+          <w:color w:val="000000"/>
+          <w:sz w:val="22"/>
+        </w:rPr>
+        <w:t>10 jours</w:t>
+      </w:r>
+      <w:r>
+        <w:rPr>
+          <w:rFonts w:ascii="Times New Roman" w:hAnsi="Times New Roman" w:cs="Times New Roman" w:eastAsia="Times New Roman"/>
+          <w:b w:val="0"/>
+          <w:color w:val="000000"/>
+          <w:sz w:val="22"/>
+        </w:rPr>
+        <w:t xml:space="preserve"> après retour de l’ONSSA.</w:t>
+      </w:r>
+    </w:p>
+    <w:p>
+      <w:pPr>
+        <w:pStyle w:val="ListBullet"/>
+        <w:spacing w:after="120" w:line="253" w:lineRule="exact"/>
+        <w:jc w:val="both"/>
+      </w:pPr>
+      <w:r>
+        <w:rPr>
+          <w:rFonts w:ascii="Times New Roman" w:hAnsi="Times New Roman" w:cs="Times New Roman" w:eastAsia="Times New Roman"/>
+          <w:b/>
+          <w:color w:val="000000"/>
+          <w:sz w:val="22"/>
+        </w:rPr>
+        <w:t>Feuilles de présence</w:t>
+      </w:r>
+      <w:r>
+        <w:rPr>
+          <w:rFonts w:ascii="Times New Roman" w:hAnsi="Times New Roman" w:cs="Times New Roman" w:eastAsia="Times New Roman"/>
+          <w:b/>
+          <w:color w:val="000000"/>
+          <w:sz w:val="22"/>
+        </w:rPr>
+        <w:t xml:space="preserve"> et </w:t>
+      </w:r>
+      <w:r>
+        <w:rPr>
+          <w:rFonts w:ascii="Times New Roman" w:hAnsi="Times New Roman" w:cs="Times New Roman" w:eastAsia="Times New Roman"/>
+          <w:b/>
+          <w:color w:val="000000"/>
+          <w:sz w:val="22"/>
+        </w:rPr>
+        <w:t>attestations</w:t>
+      </w:r>
+      <w:r>
+        <w:rPr>
+          <w:rFonts w:ascii="Times New Roman" w:hAnsi="Times New Roman" w:cs="Times New Roman" w:eastAsia="Times New Roman"/>
+          <w:b w:val="0"/>
+          <w:color w:val="000000"/>
+          <w:sz w:val="22"/>
+        </w:rPr>
+        <w:t xml:space="preserve"> signées systématiquement pour garantir la transparence.</w:t>
+      </w:r>
+    </w:p>
+    <w:p>
+      <w:pPr>
+        <w:pStyle w:val="ListBullet"/>
+        <w:spacing w:after="120" w:line="253" w:lineRule="exact"/>
+        <w:jc w:val="both"/>
+      </w:pPr>
+      <w:r>
+        <w:rPr>
+          <w:rFonts w:ascii="Times New Roman" w:hAnsi="Times New Roman" w:cs="Times New Roman" w:eastAsia="Times New Roman"/>
+          <w:b/>
+          <w:color w:val="000000"/>
+          <w:sz w:val="22"/>
+        </w:rPr>
+        <w:t>Contrôle interne</w:t>
+      </w:r>
+      <w:r>
+        <w:rPr>
+          <w:rFonts w:ascii="Times New Roman" w:hAnsi="Times New Roman" w:cs="Times New Roman" w:eastAsia="Times New Roman"/>
+          <w:b w:val="0"/>
+          <w:color w:val="000000"/>
+          <w:sz w:val="22"/>
+        </w:rPr>
+        <w:t xml:space="preserve"> :</w:t>
+      </w:r>
+    </w:p>
+    <w:p>
+      <w:pPr>
+        <w:pStyle w:val="ListBullet"/>
+        <w:spacing w:after="120" w:line="253" w:lineRule="exact"/>
+        <w:jc w:val="both"/>
+      </w:pPr>
+      <w:r>
+        <w:rPr>
+          <w:rFonts w:ascii="Times New Roman" w:hAnsi="Times New Roman" w:cs="Times New Roman" w:eastAsia="Times New Roman"/>
+          <w:b/>
+          <w:color w:val="000000"/>
+          <w:sz w:val="22"/>
+        </w:rPr>
+        <w:t>Double relecture</w:t>
+      </w:r>
+      <w:r>
+        <w:rPr>
+          <w:rFonts w:ascii="Times New Roman" w:hAnsi="Times New Roman" w:cs="Times New Roman" w:eastAsia="Times New Roman"/>
+          <w:b w:val="0"/>
+          <w:color w:val="000000"/>
+          <w:sz w:val="22"/>
+        </w:rPr>
+        <w:t xml:space="preserve"> des rapports par le chef de projet et l’ingénieur phytosanitaire avant soumission.</w:t>
+      </w:r>
+    </w:p>
+    <w:p>
+      <w:pPr>
+        <w:pStyle w:val="ListBullet"/>
+        <w:spacing w:after="120" w:line="253" w:lineRule="exact"/>
+        <w:jc w:val="both"/>
+      </w:pPr>
+      <w:r>
+        <w:rPr>
+          <w:rFonts w:ascii="Times New Roman" w:hAnsi="Times New Roman" w:cs="Times New Roman" w:eastAsia="Times New Roman"/>
+          <w:b/>
+          <w:color w:val="000000"/>
+          <w:sz w:val="22"/>
+        </w:rPr>
+        <w:t>Checklists de conformité</w:t>
+      </w:r>
+      <w:r>
+        <w:rPr>
+          <w:rFonts w:ascii="Times New Roman" w:hAnsi="Times New Roman" w:cs="Times New Roman" w:eastAsia="Times New Roman"/>
+          <w:b w:val="0"/>
+          <w:color w:val="000000"/>
+          <w:sz w:val="22"/>
+        </w:rPr>
+        <w:t xml:space="preserve"> alignées sur les référentiels ONSSA pour valider chaque livrable.</w:t>
+      </w:r>
+    </w:p>
+    <w:p>
+      <w:pPr>
+        <w:pStyle w:val="ListBullet"/>
+        <w:spacing w:after="120" w:line="253" w:lineRule="exact"/>
+        <w:jc w:val="both"/>
+      </w:pPr>
+      <w:r>
+        <w:rPr>
+          <w:rFonts w:ascii="Times New Roman" w:hAnsi="Times New Roman" w:cs="Times New Roman" w:eastAsia="Times New Roman"/>
+          <w:b/>
+          <w:color w:val="000000"/>
+          <w:sz w:val="22"/>
+        </w:rPr>
+        <w:t>Engagements contractuels</w:t>
+      </w:r>
+      <w:r>
+        <w:rPr>
+          <w:rFonts w:ascii="Times New Roman" w:hAnsi="Times New Roman" w:cs="Times New Roman" w:eastAsia="Times New Roman"/>
+          <w:b w:val="0"/>
+          <w:color w:val="000000"/>
+          <w:sz w:val="22"/>
+        </w:rPr>
+        <w:t xml:space="preserve"> :</w:t>
+      </w:r>
+    </w:p>
+    <w:p>
+      <w:pPr>
+        <w:pStyle w:val="ListBullet"/>
+        <w:spacing w:after="120" w:line="253" w:lineRule="exact"/>
+        <w:jc w:val="both"/>
+      </w:pPr>
+      <w:r>
+        <w:rPr>
+          <w:rFonts w:ascii="Times New Roman" w:hAnsi="Times New Roman" w:cs="Times New Roman" w:eastAsia="Times New Roman"/>
+          <w:b/>
+          <w:color w:val="000000"/>
+          <w:sz w:val="22"/>
+        </w:rPr>
+        <w:t>Confidentialité</w:t>
+      </w:r>
+      <w:r>
+        <w:rPr>
+          <w:rFonts w:ascii="Times New Roman" w:hAnsi="Times New Roman" w:cs="Times New Roman" w:eastAsia="Times New Roman"/>
+          <w:b/>
+          <w:color w:val="000000"/>
+          <w:sz w:val="22"/>
+        </w:rPr>
+        <w:t xml:space="preserve"> : Tous les consultants signent un </w:t>
+      </w:r>
+      <w:r>
+        <w:rPr>
+          <w:rFonts w:ascii="Times New Roman" w:hAnsi="Times New Roman" w:cs="Times New Roman" w:eastAsia="Times New Roman"/>
+          <w:b/>
+          <w:color w:val="000000"/>
+          <w:sz w:val="22"/>
+        </w:rPr>
+        <w:t>engagement de confidentialité</w:t>
+      </w:r>
+      <w:r>
+        <w:rPr>
+          <w:rFonts w:ascii="Times New Roman" w:hAnsi="Times New Roman" w:cs="Times New Roman" w:eastAsia="Times New Roman"/>
+          <w:b w:val="0"/>
+          <w:color w:val="000000"/>
+          <w:sz w:val="22"/>
+        </w:rPr>
+        <w:t xml:space="preserve"> (Article 32) pour protéger les données des pépinières.</w:t>
+      </w:r>
+    </w:p>
+    <w:p>
+      <w:pPr>
+        <w:pStyle w:val="ListBullet"/>
+        <w:spacing w:after="120" w:line="253" w:lineRule="exact"/>
+        <w:jc w:val="both"/>
+      </w:pPr>
+      <w:r>
+        <w:rPr>
+          <w:rFonts w:ascii="Times New Roman" w:hAnsi="Times New Roman" w:cs="Times New Roman" w:eastAsia="Times New Roman"/>
+          <w:b/>
+          <w:color w:val="000000"/>
+          <w:sz w:val="22"/>
+        </w:rPr>
+        <w:t>Respect des délais</w:t>
+      </w:r>
+      <w:r>
+        <w:rPr>
+          <w:rFonts w:ascii="Times New Roman" w:hAnsi="Times New Roman" w:cs="Times New Roman" w:eastAsia="Times New Roman"/>
+          <w:b/>
+          <w:color w:val="000000"/>
+          <w:sz w:val="22"/>
+        </w:rPr>
+        <w:t xml:space="preserve"> : Planning strictement calé sur les </w:t>
+      </w:r>
+      <w:r>
+        <w:rPr>
+          <w:rFonts w:ascii="Times New Roman" w:hAnsi="Times New Roman" w:cs="Times New Roman" w:eastAsia="Times New Roman"/>
+          <w:b/>
+          <w:color w:val="000000"/>
+          <w:sz w:val="22"/>
+        </w:rPr>
+        <w:t>ordres de service ONSSA</w:t>
+      </w:r>
+      <w:r>
+        <w:rPr>
+          <w:rFonts w:ascii="Times New Roman" w:hAnsi="Times New Roman" w:cs="Times New Roman" w:eastAsia="Times New Roman"/>
+          <w:b w:val="0"/>
+          <w:color w:val="000000"/>
+          <w:sz w:val="22"/>
+        </w:rPr>
+        <w:t>, avec une marge de 5 jours pour aléas climatiques ou logistiques.</w:t>
+      </w:r>
+    </w:p>
+    <w:p>
+      <w:pPr>
+        <w:pStyle w:val="Heading4"/>
+        <w:spacing w:after="120"/>
+        <w:jc w:val="both"/>
+      </w:pPr>
+      <w:r>
+        <w:rPr>
+          <w:rFonts w:ascii="Times New Roman" w:hAnsi="Times New Roman" w:cs="Times New Roman" w:eastAsia="Times New Roman"/>
+          <w:color w:val="2C3E50"/>
+          <w:sz w:val="22"/>
+        </w:rPr>
+        <w:t>4. Ressources logistiques et outils</w:t>
+      </w:r>
+    </w:p>
+    <w:p>
+      <w:pPr>
+        <w:pStyle w:val="ListBullet"/>
+        <w:spacing w:after="120" w:line="253" w:lineRule="exact"/>
+        <w:jc w:val="both"/>
+      </w:pPr>
+      <w:r>
+        <w:rPr>
+          <w:rFonts w:ascii="Times New Roman" w:hAnsi="Times New Roman" w:cs="Times New Roman" w:eastAsia="Times New Roman"/>
+          <w:b/>
+          <w:color w:val="000000"/>
+          <w:sz w:val="22"/>
+        </w:rPr>
+        <w:t>Équipements</w:t>
+      </w:r>
+      <w:r>
+        <w:rPr>
+          <w:rFonts w:ascii="Times New Roman" w:hAnsi="Times New Roman" w:cs="Times New Roman" w:eastAsia="Times New Roman"/>
+          <w:b w:val="0"/>
+          <w:color w:val="000000"/>
+          <w:sz w:val="22"/>
+        </w:rPr>
+        <w:t xml:space="preserve"> :</w:t>
+      </w:r>
+    </w:p>
+    <w:p>
+      <w:pPr>
+        <w:pStyle w:val="ListBullet"/>
+        <w:spacing w:after="120" w:line="253" w:lineRule="exact"/>
+        <w:jc w:val="both"/>
+      </w:pPr>
+      <w:r>
+        <w:rPr>
+          <w:rFonts w:ascii="Times New Roman" w:hAnsi="Times New Roman" w:cs="Times New Roman" w:eastAsia="Times New Roman"/>
+          <w:b/>
+          <w:color w:val="000000"/>
+          <w:sz w:val="22"/>
+        </w:rPr>
+        <w:t>Kits de diagnostic mobile</w:t>
+      </w:r>
+      <w:r>
+        <w:rPr>
+          <w:rFonts w:ascii="Times New Roman" w:hAnsi="Times New Roman" w:cs="Times New Roman" w:eastAsia="Times New Roman"/>
+          <w:b w:val="0"/>
+          <w:color w:val="000000"/>
+          <w:sz w:val="22"/>
+        </w:rPr>
+        <w:t xml:space="preserve"> (loupe binoculaire, tests rapides de pathogènes, caméras thermiques pour détection précoce).</w:t>
+      </w:r>
+    </w:p>
+    <w:p>
+      <w:pPr>
+        <w:pStyle w:val="ListBullet"/>
+        <w:spacing w:after="120" w:line="253" w:lineRule="exact"/>
+        <w:jc w:val="both"/>
+      </w:pPr>
+      <w:r>
+        <w:rPr>
+          <w:rFonts w:ascii="Times New Roman" w:hAnsi="Times New Roman" w:cs="Times New Roman" w:eastAsia="Times New Roman"/>
+          <w:b/>
+          <w:color w:val="000000"/>
+          <w:sz w:val="22"/>
+        </w:rPr>
+        <w:t>Supports pédagogiques</w:t>
+      </w:r>
+      <w:r>
+        <w:rPr>
+          <w:rFonts w:ascii="Times New Roman" w:hAnsi="Times New Roman" w:cs="Times New Roman" w:eastAsia="Times New Roman"/>
+          <w:b/>
+          <w:color w:val="000000"/>
+          <w:sz w:val="22"/>
+        </w:rPr>
+        <w:t xml:space="preserve"> : </w:t>
+      </w:r>
+      <w:r>
+        <w:rPr>
+          <w:rFonts w:ascii="Times New Roman" w:hAnsi="Times New Roman" w:cs="Times New Roman" w:eastAsia="Times New Roman"/>
+          <w:b/>
+          <w:color w:val="000000"/>
+          <w:sz w:val="22"/>
+        </w:rPr>
+        <w:t>100 brochures</w:t>
+      </w:r>
+      <w:r>
+        <w:rPr>
+          <w:rFonts w:ascii="Times New Roman" w:hAnsi="Times New Roman" w:cs="Times New Roman" w:eastAsia="Times New Roman"/>
+          <w:b w:val="0"/>
+          <w:color w:val="000000"/>
+          <w:sz w:val="22"/>
+        </w:rPr>
+        <w:t xml:space="preserve"> imprimées (conformes aux guides ONSSA), présentations interactives, vidéos de démonstration.</w:t>
+      </w:r>
+    </w:p>
+    <w:p>
+      <w:pPr>
+        <w:pStyle w:val="ListBullet"/>
+        <w:spacing w:after="120" w:line="253" w:lineRule="exact"/>
+        <w:jc w:val="both"/>
+      </w:pPr>
+      <w:r>
+        <w:rPr>
+          <w:rFonts w:ascii="Times New Roman" w:hAnsi="Times New Roman" w:cs="Times New Roman" w:eastAsia="Times New Roman"/>
+          <w:b/>
+          <w:color w:val="000000"/>
+          <w:sz w:val="22"/>
+        </w:rPr>
+        <w:t>Salles de formation</w:t>
+      </w:r>
+      <w:r>
+        <w:rPr>
+          <w:rFonts w:ascii="Times New Roman" w:hAnsi="Times New Roman" w:cs="Times New Roman" w:eastAsia="Times New Roman"/>
+          <w:b w:val="0"/>
+          <w:color w:val="000000"/>
+          <w:sz w:val="22"/>
+        </w:rPr>
+        <w:t xml:space="preserve"> : Équipées de vidéoprojecteurs, paperboards et matériel audiovisuel pour les ateliers.</w:t>
+      </w:r>
+    </w:p>
+    <w:p>
+      <w:pPr>
+        <w:pStyle w:val="ListBullet"/>
+        <w:spacing w:after="120" w:line="253" w:lineRule="exact"/>
+        <w:jc w:val="both"/>
+      </w:pPr>
+      <w:r>
+        <w:rPr>
+          <w:rFonts w:ascii="Times New Roman" w:hAnsi="Times New Roman" w:cs="Times New Roman" w:eastAsia="Times New Roman"/>
+          <w:b/>
+          <w:color w:val="000000"/>
+          <w:sz w:val="22"/>
+        </w:rPr>
+        <w:t>Outils de suivi</w:t>
+      </w:r>
+      <w:r>
+        <w:rPr>
+          <w:rFonts w:ascii="Times New Roman" w:hAnsi="Times New Roman" w:cs="Times New Roman" w:eastAsia="Times New Roman"/>
+          <w:b w:val="0"/>
+          <w:color w:val="000000"/>
+          <w:sz w:val="22"/>
+        </w:rPr>
+        <w:t xml:space="preserve"> :</w:t>
+      </w:r>
+    </w:p>
+    <w:p>
+      <w:pPr>
+        <w:pStyle w:val="ListBullet"/>
+        <w:spacing w:after="120" w:line="253" w:lineRule="exact"/>
+        <w:jc w:val="both"/>
+      </w:pPr>
+      <w:r>
+        <w:rPr>
+          <w:rFonts w:ascii="Times New Roman" w:hAnsi="Times New Roman" w:cs="Times New Roman" w:eastAsia="Times New Roman"/>
+          <w:b/>
+          <w:color w:val="000000"/>
+          <w:sz w:val="22"/>
+        </w:rPr>
+        <w:t>Tableau de bord digital</w:t>
+      </w:r>
+      <w:r>
+        <w:rPr>
+          <w:rFonts w:ascii="Times New Roman" w:hAnsi="Times New Roman" w:cs="Times New Roman" w:eastAsia="Times New Roman"/>
+          <w:b w:val="0"/>
+          <w:color w:val="000000"/>
+          <w:sz w:val="22"/>
+        </w:rPr>
+        <w:t xml:space="preserve"> pour le suivi en temps réel des visites et formations (accès partagé avec l’ONSSA).</w:t>
+      </w:r>
+    </w:p>
+    <w:p>
+      <w:pPr>
+        <w:pStyle w:val="ListBullet"/>
+        <w:spacing w:after="120" w:line="253" w:lineRule="exact"/>
+        <w:jc w:val="both"/>
+      </w:pPr>
+      <w:r>
+        <w:rPr>
+          <w:rFonts w:ascii="Times New Roman" w:hAnsi="Times New Roman" w:cs="Times New Roman" w:eastAsia="Times New Roman"/>
+          <w:b/>
+          <w:color w:val="000000"/>
+          <w:sz w:val="22"/>
+        </w:rPr>
+        <w:t>Base de données sécurisée</w:t>
+      </w:r>
+      <w:r>
+        <w:rPr>
+          <w:rFonts w:ascii="Times New Roman" w:hAnsi="Times New Roman" w:cs="Times New Roman" w:eastAsia="Times New Roman"/>
+          <w:b w:val="0"/>
+          <w:color w:val="000000"/>
+          <w:sz w:val="22"/>
+        </w:rPr>
+        <w:t xml:space="preserve"> pour centraliser les diagnostics et recommandations par pépinière.</w:t>
+      </w:r>
+    </w:p>
+    <w:p>
+      <w:r>
+        <w:br w:type="page"/>
+      </w:r>
+    </w:p>
+    <w:p>
+      <w:pPr>
+        <w:pStyle w:val="Heading1"/>
+        <w:spacing w:after="120"/>
+        <w:jc w:val="both"/>
+      </w:pPr>
+      <w:r>
+        <w:rPr>
+          <w:rFonts w:ascii="Times New Roman" w:hAnsi="Times New Roman" w:cs="Times New Roman" w:eastAsia="Times New Roman"/>
+          <w:color w:val="1F3864"/>
+          <w:sz w:val="26"/>
+        </w:rPr>
+        <w:t>2. Moyens Humains et Matériels</w:t>
       </w:r>
     </w:p>
     <w:p>
       <w:pPr>
         <w:pStyle w:val="Heading3"/>
+        <w:spacing w:after="120"/>
+        <w:jc w:val="both"/>
       </w:pPr>
       <w:r>
-        <w:t>**Méthodologie et Organisation**</w:t>
+        <w:rPr>
+          <w:rFonts w:ascii="Times New Roman" w:hAnsi="Times New Roman" w:cs="Times New Roman" w:eastAsia="Times New Roman"/>
+          <w:color w:val="2C3E50"/>
+          <w:sz w:val="22"/>
+        </w:rPr>
+        <w:t>Moyens Humains et Matériels</w:t>
       </w:r>
     </w:p>
     <w:p>
-      <w:r>
-        <w:t>**ABI Consulting SARL** propose une approche structurée et innovante pour la réalisation des **24 sessions de formation** destinées aux **480 Agents de Développement Partenaires (ADP)** de l’**ANEF**, en alignement parfait avec les exigences techniques et pédagogiques du marché. Notre méthodologie s’appuie sur **une expertise confirmée en formation participative**, une **logistique maîtrisée** et un **cadre qualité rigoureux**, garantissant une exécution fluide et conforme aux attentes.</w:t>
+      <w:pPr>
+        <w:pStyle w:val="Heading3"/>
+        <w:spacing w:after="120"/>
+        <w:jc w:val="both"/>
+      </w:pPr>
+      <w:r>
+        <w:rPr>
+          <w:rFonts w:ascii="Times New Roman" w:hAnsi="Times New Roman" w:cs="Times New Roman" w:eastAsia="Times New Roman"/>
+          <w:color w:val="2C3E50"/>
+          <w:sz w:val="22"/>
+        </w:rPr>
+        <w:t>1. Organisation et équipe dédiée</w:t>
       </w:r>
     </w:p>
     <w:p>
-      <w:r>
-        <w:t>---</w:t>
-      </w:r>
-    </w:p>
-    <w:p>
-      <w:r>
-        <w:t>#### **1. Organisation du Chantier/Mission**</w:t>
-      </w:r>
-    </w:p>
-    <w:p>
-      <w:r>
-        <w:t>Pour assurer une **coordination optimale** entre les deux sites (Marrakech et Ifrane), **ABI Consulting** met en place une **équipe dédiée** et une **planification rigoureuse** :</w:t>
+      <w:pPr>
+        <w:spacing w:after="120" w:line="253" w:lineRule="exact"/>
+        <w:jc w:val="both"/>
+      </w:pPr>
+      <w:r>
+        <w:rPr>
+          <w:rFonts w:ascii="Times New Roman" w:hAnsi="Times New Roman" w:cs="Times New Roman" w:eastAsia="Times New Roman"/>
+          <w:b w:val="0"/>
+          <w:color w:val="000000"/>
+          <w:sz w:val="22"/>
+        </w:rPr>
+        <w:t xml:space="preserve">ABI Consulting SARL mobilise une équipe structurée autour d’un </w:t>
+      </w:r>
+      <w:r>
+        <w:rPr>
+          <w:rFonts w:ascii="Times New Roman" w:hAnsi="Times New Roman" w:cs="Times New Roman" w:eastAsia="Times New Roman"/>
+          <w:b/>
+          <w:color w:val="000000"/>
+          <w:sz w:val="22"/>
+        </w:rPr>
+        <w:t>comité de pilotage interne</w:t>
+      </w:r>
+      <w:r>
+        <w:rPr>
+          <w:rFonts w:ascii="Times New Roman" w:hAnsi="Times New Roman" w:cs="Times New Roman" w:eastAsia="Times New Roman"/>
+          <w:b/>
+          <w:color w:val="000000"/>
+          <w:sz w:val="22"/>
+        </w:rPr>
+        <w:t xml:space="preserve"> et d’une </w:t>
+      </w:r>
+      <w:r>
+        <w:rPr>
+          <w:rFonts w:ascii="Times New Roman" w:hAnsi="Times New Roman" w:cs="Times New Roman" w:eastAsia="Times New Roman"/>
+          <w:b/>
+          <w:color w:val="000000"/>
+          <w:sz w:val="22"/>
+        </w:rPr>
+        <w:t>équipe terrain spécialisée</w:t>
+      </w:r>
+      <w:r>
+        <w:rPr>
+          <w:rFonts w:ascii="Times New Roman" w:hAnsi="Times New Roman" w:cs="Times New Roman" w:eastAsia="Times New Roman"/>
+          <w:b w:val="0"/>
+          <w:color w:val="000000"/>
+          <w:sz w:val="22"/>
+        </w:rPr>
+        <w:t>, garantissant une exécution rigoureuse du projet selon les exigences de l’ONSSA. L’organigramme opérationnel se décline comme suit :</w:t>
       </w:r>
     </w:p>
     <w:p>
       <w:pPr>
         <w:pStyle w:val="ListBullet"/>
+        <w:spacing w:after="120" w:line="253" w:lineRule="exact"/>
+        <w:jc w:val="both"/>
       </w:pPr>
       <w:r>
-        <w:t>**Équipe projet** :</w:t>
+        <w:rPr>
+          <w:rFonts w:ascii="Times New Roman" w:hAnsi="Times New Roman" w:cs="Times New Roman" w:eastAsia="Times New Roman"/>
+          <w:b/>
+          <w:color w:val="000000"/>
+          <w:sz w:val="22"/>
+        </w:rPr>
+        <w:t>Comité de pilotage (Rabat)</w:t>
+      </w:r>
+      <w:r>
+        <w:rPr>
+          <w:rFonts w:ascii="Times New Roman" w:hAnsi="Times New Roman" w:cs="Times New Roman" w:eastAsia="Times New Roman"/>
+          <w:b w:val="0"/>
+          <w:color w:val="000000"/>
+          <w:sz w:val="22"/>
+        </w:rPr>
       </w:r>
     </w:p>
     <w:p>
       <w:pPr>
         <w:pStyle w:val="ListBullet"/>
+        <w:spacing w:after="120" w:line="253" w:lineRule="exact"/>
+        <w:jc w:val="both"/>
       </w:pPr>
       <w:r>
-        <w:t>**1 Chef de Projet** (coordination globale, interface avec l’ANEF, suivi qualité).</w:t>
+        <w:rPr>
+          <w:rFonts w:ascii="Times New Roman" w:hAnsi="Times New Roman" w:cs="Times New Roman" w:eastAsia="Times New Roman"/>
+          <w:b/>
+          <w:color w:val="000000"/>
+          <w:sz w:val="22"/>
+        </w:rPr>
+        <w:t>Chef de projet senior</w:t>
+      </w:r>
+      <w:r>
+        <w:rPr>
+          <w:rFonts w:ascii="Times New Roman" w:hAnsi="Times New Roman" w:cs="Times New Roman" w:eastAsia="Times New Roman"/>
+          <w:b w:val="0"/>
+          <w:color w:val="000000"/>
+          <w:sz w:val="22"/>
+        </w:rPr>
+        <w:t xml:space="preserve"> : Bac+5 en agronomie, 12 ans d’expérience en gestion de projets phytosanitaires, certifié en normes ISO 17020 et référentiels ONSSA.</w:t>
       </w:r>
     </w:p>
     <w:p>
       <w:pPr>
         <w:pStyle w:val="ListBullet"/>
+        <w:spacing w:after="120" w:line="253" w:lineRule="exact"/>
+        <w:jc w:val="both"/>
       </w:pPr>
       <w:r>
-        <w:t>**2 Responsables Logistiques** (un par site, gestion des hébergements, restaurations et salles de formation).</w:t>
+        <w:rPr>
+          <w:rFonts w:ascii="Times New Roman" w:hAnsi="Times New Roman" w:cs="Times New Roman" w:eastAsia="Times New Roman"/>
+          <w:b/>
+          <w:color w:val="000000"/>
+          <w:sz w:val="22"/>
+        </w:rPr>
+        <w:t>Responsable qualité</w:t>
+      </w:r>
+      <w:r>
+        <w:rPr>
+          <w:rFonts w:ascii="Times New Roman" w:hAnsi="Times New Roman" w:cs="Times New Roman" w:eastAsia="Times New Roman"/>
+          <w:b w:val="0"/>
+          <w:color w:val="000000"/>
+          <w:sz w:val="22"/>
+        </w:rPr>
+        <w:t xml:space="preserve"> : Ingénieur en sécurité sanitaire, 8 ans d’expérience en audits et conformité réglementaire.</w:t>
       </w:r>
     </w:p>
     <w:p>
       <w:pPr>
         <w:pStyle w:val="ListBullet"/>
+        <w:spacing w:after="120" w:line="253" w:lineRule="exact"/>
+        <w:jc w:val="both"/>
       </w:pPr>
       <w:r>
-        <w:t>**6 Formateurs spécialisés** (3 par site, experts en approche participative et enjeux des Eaux et Forêts).</w:t>
+        <w:rPr>
+          <w:rFonts w:ascii="Times New Roman" w:hAnsi="Times New Roman" w:cs="Times New Roman" w:eastAsia="Times New Roman"/>
+          <w:b/>
+          <w:color w:val="000000"/>
+          <w:sz w:val="22"/>
+        </w:rPr>
+        <w:t>Coordinateur logistique</w:t>
+      </w:r>
+      <w:r>
+        <w:rPr>
+          <w:rFonts w:ascii="Times New Roman" w:hAnsi="Times New Roman" w:cs="Times New Roman" w:eastAsia="Times New Roman"/>
+          <w:b w:val="0"/>
+          <w:color w:val="000000"/>
+          <w:sz w:val="22"/>
+        </w:rPr>
+        <w:t xml:space="preserve"> : Gestion des plannings, des livrables et de la relation avec le comité de suivi DR ONSSA Marrakech-Safi.</w:t>
       </w:r>
     </w:p>
     <w:p>
       <w:pPr>
         <w:pStyle w:val="ListBullet"/>
+        <w:spacing w:after="120" w:line="253" w:lineRule="exact"/>
+        <w:jc w:val="both"/>
       </w:pPr>
       <w:r>
-        <w:t>**1 Assistant Administratif** (gestion des inscriptions, suivi des présences, reporting).</w:t>
+        <w:rPr>
+          <w:rFonts w:ascii="Times New Roman" w:hAnsi="Times New Roman" w:cs="Times New Roman" w:eastAsia="Times New Roman"/>
+          <w:b/>
+          <w:color w:val="000000"/>
+          <w:sz w:val="22"/>
+        </w:rPr>
+        <w:t>Équipe terrain (Marrakech-Safi)</w:t>
+      </w:r>
+      <w:r>
+        <w:rPr>
+          <w:rFonts w:ascii="Times New Roman" w:hAnsi="Times New Roman" w:cs="Times New Roman" w:eastAsia="Times New Roman"/>
+          <w:b w:val="0"/>
+          <w:color w:val="000000"/>
+          <w:sz w:val="22"/>
+        </w:rPr>
       </w:r>
     </w:p>
     <w:p>
       <w:pPr>
         <w:pStyle w:val="ListBullet"/>
+        <w:spacing w:after="120" w:line="253" w:lineRule="exact"/>
+        <w:jc w:val="both"/>
       </w:pPr>
       <w:r>
-        <w:t>**Planification** :</w:t>
+        <w:rPr>
+          <w:rFonts w:ascii="Times New Roman" w:hAnsi="Times New Roman" w:cs="Times New Roman" w:eastAsia="Times New Roman"/>
+          <w:b/>
+          <w:color w:val="000000"/>
+          <w:sz w:val="22"/>
+        </w:rPr>
+        <w:t>1 Ingénieur en protection des plantes</w:t>
+      </w:r>
+      <w:r>
+        <w:rPr>
+          <w:rFonts w:ascii="Times New Roman" w:hAnsi="Times New Roman" w:cs="Times New Roman" w:eastAsia="Times New Roman"/>
+          <w:b w:val="0"/>
+          <w:color w:val="000000"/>
+          <w:sz w:val="22"/>
+        </w:rPr>
+        <w:t xml:space="preserve"> : Doctorat en phytopathologie, expert en diagnostics sanitaires et plans de traitement, 10 ans d’expérience dont 5 au Maroc (références : projets OIT et Enabel 2023).</w:t>
       </w:r>
     </w:p>
     <w:p>
       <w:pPr>
         <w:pStyle w:val="ListBullet"/>
+        <w:spacing w:after="120" w:line="253" w:lineRule="exact"/>
+        <w:jc w:val="both"/>
       </w:pPr>
       <w:r>
-        <w:t>**Calendrier équilibré** : 12 sessions par ville, réparties sur 12 mois (2 sessions/mois), avec une alternance pour optimiser la logistique.</w:t>
+        <w:rPr>
+          <w:rFonts w:ascii="Times New Roman" w:hAnsi="Times New Roman" w:cs="Times New Roman" w:eastAsia="Times New Roman"/>
+          <w:b/>
+          <w:color w:val="000000"/>
+          <w:sz w:val="22"/>
+        </w:rPr>
+        <w:t>2 Techniciens spécialisés en protection des plantes</w:t>
+      </w:r>
+      <w:r>
+        <w:rPr>
+          <w:rFonts w:ascii="Times New Roman" w:hAnsi="Times New Roman" w:cs="Times New Roman" w:eastAsia="Times New Roman"/>
+          <w:b w:val="0"/>
+          <w:color w:val="000000"/>
+          <w:sz w:val="22"/>
+        </w:rPr>
+        <w:t xml:space="preserve"> : BTS en agriculture, certifiés en application de produits phytosanitaires (homologation ONSSA), expérience terrain dans les pépinières de la région.</w:t>
       </w:r>
     </w:p>
     <w:p>
       <w:pPr>
         <w:pStyle w:val="ListBullet"/>
+        <w:spacing w:after="120" w:line="253" w:lineRule="exact"/>
+        <w:jc w:val="both"/>
       </w:pPr>
       <w:r>
-        <w:t>**Pré-affectation des groupes** : 20 participants/session pour favoriser l’interactivité, avec une répartition géographique équilibrée.</w:t>
+        <w:rPr>
+          <w:rFonts w:ascii="Times New Roman" w:hAnsi="Times New Roman" w:cs="Times New Roman" w:eastAsia="Times New Roman"/>
+          <w:b/>
+          <w:color w:val="000000"/>
+          <w:sz w:val="22"/>
+        </w:rPr>
+        <w:t>2 Techniciens paysagistes</w:t>
+      </w:r>
+      <w:r>
+        <w:rPr>
+          <w:rFonts w:ascii="Times New Roman" w:hAnsi="Times New Roman" w:cs="Times New Roman" w:eastAsia="Times New Roman"/>
+          <w:b w:val="0"/>
+          <w:color w:val="000000"/>
+          <w:sz w:val="22"/>
+        </w:rPr>
+        <w:t xml:space="preserve"> : Formation en gestion des sols et plantes ornementales, connaissance des spécificités climatiques de Marrakech-Safi.</w:t>
       </w:r>
     </w:p>
     <w:p>
       <w:pPr>
         <w:pStyle w:val="ListBullet"/>
+        <w:spacing w:after="120" w:line="253" w:lineRule="exact"/>
+        <w:jc w:val="both"/>
       </w:pPr>
       <w:r>
-        <w:t>**Préparation en amont** :</w:t>
+        <w:rPr>
+          <w:rFonts w:ascii="Times New Roman" w:hAnsi="Times New Roman" w:cs="Times New Roman" w:eastAsia="Times New Roman"/>
+          <w:b/>
+          <w:color w:val="000000"/>
+          <w:sz w:val="22"/>
+        </w:rPr>
+        <w:t>1 Docteur en botanique</w:t>
+      </w:r>
+      <w:r>
+        <w:rPr>
+          <w:rFonts w:ascii="Times New Roman" w:hAnsi="Times New Roman" w:cs="Times New Roman" w:eastAsia="Times New Roman"/>
+          <w:b w:val="0"/>
+          <w:color w:val="000000"/>
+          <w:sz w:val="22"/>
+        </w:rPr>
+        <w:t xml:space="preserve"> : Spécialiste en écophysiologie végétale, intervenant pour les ateliers de mise à niveau et l’évaluation des pratiques culturales.</w:t>
       </w:r>
     </w:p>
     <w:p>
       <w:pPr>
         <w:pStyle w:val="ListBullet"/>
+        <w:spacing w:after="120" w:line="253" w:lineRule="exact"/>
+        <w:jc w:val="both"/>
       </w:pPr>
       <w:r>
-        <w:t>Réservation anticipée des **hôtels partenaires** (3* minimum, conformes aux normes ANEF) et des **salles équipées** (vidéoprojecteur, paperboard, Wi-Fi).</w:t>
+        <w:rPr>
+          <w:rFonts w:ascii="Times New Roman" w:hAnsi="Times New Roman" w:cs="Times New Roman" w:eastAsia="Times New Roman"/>
+          <w:b/>
+          <w:color w:val="000000"/>
+          <w:sz w:val="22"/>
+        </w:rPr>
+        <w:t>2 Assistants locaux</w:t>
+      </w:r>
+      <w:r>
+        <w:rPr>
+          <w:rFonts w:ascii="Times New Roman" w:hAnsi="Times New Roman" w:cs="Times New Roman" w:eastAsia="Times New Roman"/>
+          <w:b/>
+          <w:color w:val="000000"/>
+          <w:sz w:val="22"/>
+        </w:rPr>
+        <w:t xml:space="preserve"> : Recrutés parmi les coopératives partenaires (respect de l’</w:t>
+      </w:r>
+      <w:r>
+        <w:rPr>
+          <w:rFonts w:ascii="Times New Roman" w:hAnsi="Times New Roman" w:cs="Times New Roman" w:eastAsia="Times New Roman"/>
+          <w:b/>
+          <w:color w:val="000000"/>
+          <w:sz w:val="22"/>
+        </w:rPr>
+        <w:t>Article 23</w:t>
+      </w:r>
+      <w:r>
+        <w:rPr>
+          <w:rFonts w:ascii="Times New Roman" w:hAnsi="Times New Roman" w:cs="Times New Roman" w:eastAsia="Times New Roman"/>
+          <w:b w:val="0"/>
+          <w:color w:val="000000"/>
+          <w:sz w:val="22"/>
+        </w:rPr>
+        <w:t xml:space="preserve"> sur la main-d’œuvre locale), formés aux protocoles ONSSA.</w:t>
+      </w:r>
+    </w:p>
+    <w:p>
+      <w:pPr>
+        <w:spacing w:after="120" w:line="253" w:lineRule="exact"/>
+        <w:jc w:val="both"/>
+      </w:pPr>
+      <w:r>
+        <w:rPr>
+          <w:rFonts w:ascii="Times New Roman" w:hAnsi="Times New Roman" w:cs="Times New Roman" w:eastAsia="Times New Roman"/>
+          <w:b/>
+          <w:color w:val="000000"/>
+          <w:sz w:val="22"/>
+        </w:rPr>
+        <w:t>Remplacement des intervenants</w:t>
+      </w:r>
+      <w:r>
+        <w:rPr>
+          <w:rFonts w:ascii="Times New Roman" w:hAnsi="Times New Roman" w:cs="Times New Roman" w:eastAsia="Times New Roman"/>
+          <w:b w:val="0"/>
+          <w:color w:val="000000"/>
+          <w:sz w:val="22"/>
+        </w:rPr>
+        <w:t xml:space="preserve"> : Tout changement sera soumis à validation écrite du maître d’ouvrage, avec garantie de profils équivalents (CV et certifications joints en annexe).</w:t>
+      </w:r>
+    </w:p>
+    <w:p>
+      <w:pPr>
+        <w:pStyle w:val="Heading3"/>
+        <w:spacing w:after="120"/>
+        <w:jc w:val="both"/>
+      </w:pPr>
+      <w:r>
+        <w:rPr>
+          <w:rFonts w:ascii="Times New Roman" w:hAnsi="Times New Roman" w:cs="Times New Roman" w:eastAsia="Times New Roman"/>
+          <w:color w:val="2C3E50"/>
+          <w:sz w:val="22"/>
+        </w:rPr>
+        <w:t>2. Équipements et logiciels</w:t>
+      </w:r>
+    </w:p>
+    <w:p>
+      <w:pPr>
+        <w:spacing w:after="120" w:line="253" w:lineRule="exact"/>
+        <w:jc w:val="both"/>
+      </w:pPr>
+      <w:r>
+        <w:rPr>
+          <w:rFonts w:ascii="Times New Roman" w:hAnsi="Times New Roman" w:cs="Times New Roman" w:eastAsia="Times New Roman"/>
+          <w:b w:val="0"/>
+          <w:color w:val="000000"/>
+          <w:sz w:val="22"/>
+        </w:rPr>
+        <w:t xml:space="preserve">ABI Consulting SARL déploie des </w:t>
+      </w:r>
+      <w:r>
+        <w:rPr>
+          <w:rFonts w:ascii="Times New Roman" w:hAnsi="Times New Roman" w:cs="Times New Roman" w:eastAsia="Times New Roman"/>
+          <w:b/>
+          <w:color w:val="000000"/>
+          <w:sz w:val="22"/>
+        </w:rPr>
+        <w:t>outils adaptés aux contraintes terrain</w:t>
+      </w:r>
+      <w:r>
+        <w:rPr>
+          <w:rFonts w:ascii="Times New Roman" w:hAnsi="Times New Roman" w:cs="Times New Roman" w:eastAsia="Times New Roman"/>
+          <w:b w:val="0"/>
+          <w:color w:val="000000"/>
+          <w:sz w:val="22"/>
+        </w:rPr>
+        <w:t xml:space="preserve"> et aux standards ONSSA :</w:t>
       </w:r>
     </w:p>
     <w:p>
       <w:pPr>
         <w:pStyle w:val="ListBullet"/>
+        <w:spacing w:after="120" w:line="253" w:lineRule="exact"/>
+        <w:jc w:val="both"/>
       </w:pPr>
       <w:r>
-        <w:t>Validation des **menus** (restauration halal, régimes spécifiques pris en compte) et des **transports locaux** si nécessaire.</w:t>
+        <w:rPr>
+          <w:rFonts w:ascii="Times New Roman" w:hAnsi="Times New Roman" w:cs="Times New Roman" w:eastAsia="Times New Roman"/>
+          <w:b/>
+          <w:color w:val="000000"/>
+          <w:sz w:val="22"/>
+        </w:rPr>
+        <w:t>Matériel de diagnostic et analyse</w:t>
+      </w:r>
+      <w:r>
+        <w:rPr>
+          <w:rFonts w:ascii="Times New Roman" w:hAnsi="Times New Roman" w:cs="Times New Roman" w:eastAsia="Times New Roman"/>
+          <w:b w:val="0"/>
+          <w:color w:val="000000"/>
+          <w:sz w:val="22"/>
+        </w:rPr>
+        <w:t xml:space="preserve"> :</w:t>
       </w:r>
     </w:p>
     <w:p>
       <w:pPr>
         <w:pStyle w:val="ListBullet"/>
+        <w:spacing w:after="120" w:line="253" w:lineRule="exact"/>
+        <w:jc w:val="both"/>
       </w:pPr>
       <w:r>
-        <w:t>**Communication** :</w:t>
+        <w:rPr>
+          <w:rFonts w:ascii="Times New Roman" w:hAnsi="Times New Roman" w:cs="Times New Roman" w:eastAsia="Times New Roman"/>
+          <w:b w:val="0"/>
+          <w:color w:val="000000"/>
+          <w:sz w:val="22"/>
+        </w:rPr>
+        <w:t>Kits de prélèvement stériles (sols, tissus végétaux) conformes aux normes NF U47-100.</w:t>
       </w:r>
     </w:p>
     <w:p>
       <w:pPr>
         <w:pStyle w:val="ListBullet"/>
+        <w:spacing w:after="120" w:line="253" w:lineRule="exact"/>
+        <w:jc w:val="both"/>
       </w:pPr>
       <w:r>
-        <w:t>**Plateforme collaborative** (outils digitaux) pour le partage des supports et le suivi en temps réel.</w:t>
+        <w:rPr>
+          <w:rFonts w:ascii="Times New Roman" w:hAnsi="Times New Roman" w:cs="Times New Roman" w:eastAsia="Times New Roman"/>
+          <w:b w:val="0"/>
+          <w:color w:val="000000"/>
+          <w:sz w:val="22"/>
+        </w:rPr>
+        <w:t>Loupes binoculaires et microscopes portables pour analyses in situ.</w:t>
       </w:r>
     </w:p>
     <w:p>
       <w:pPr>
         <w:pStyle w:val="ListBullet"/>
+        <w:spacing w:after="120" w:line="253" w:lineRule="exact"/>
+        <w:jc w:val="both"/>
       </w:pPr>
       <w:r>
-        <w:t>**Points hebdomadaires** avec l’ANEF pour ajuster le planning et résoudre les éventuels imprévus.</w:t>
-      </w:r>
-    </w:p>
-    <w:p>
-      <w:r>
-        <w:t>---</w:t>
-      </w:r>
-    </w:p>
-    <w:p>
-      <w:r>
-        <w:t>#### **2. Mode Opératoire : Une Pédagogie Dynamique et Participative**</w:t>
-      </w:r>
-    </w:p>
-    <w:p>
-      <w:r>
-        <w:t>Notre **méthodologie pédagogique**, validée par des retours terrain, repose sur **trois piliers** :</w:t>
+        <w:rPr>
+          <w:rFonts w:ascii="Times New Roman" w:hAnsi="Times New Roman" w:cs="Times New Roman" w:eastAsia="Times New Roman"/>
+          <w:b w:val="0"/>
+          <w:color w:val="000000"/>
+          <w:sz w:val="22"/>
+        </w:rPr>
+        <w:t>Spectrophotomètres et pH-mètres étalonnés pour évaluation des sols.</w:t>
       </w:r>
     </w:p>
     <w:p>
       <w:pPr>
         <w:pStyle w:val="ListBullet"/>
+        <w:spacing w:after="120" w:line="253" w:lineRule="exact"/>
+        <w:jc w:val="both"/>
       </w:pPr>
       <w:r>
-        <w:t>**Approche Andragogique** :</w:t>
+        <w:rPr>
+          <w:rFonts w:ascii="Times New Roman" w:hAnsi="Times New Roman" w:cs="Times New Roman" w:eastAsia="Times New Roman"/>
+          <w:b w:val="0"/>
+          <w:color w:val="000000"/>
+          <w:sz w:val="22"/>
+        </w:rPr>
+        <w:t>GPS différentiel (précision &lt; 1 m) pour géolocalisation des pépinières.</w:t>
       </w:r>
     </w:p>
     <w:p>
       <w:pPr>
         <w:pStyle w:val="ListBullet"/>
+        <w:spacing w:after="120" w:line="253" w:lineRule="exact"/>
+        <w:jc w:val="both"/>
       </w:pPr>
       <w:r>
-        <w:t>**Centrée sur l’apprenant adulte** : Alternance de **théorie (30%)** et **pratique (70%)** via des **études de cas réels** (ex : gestion de conflits en milieu forestier, animation de réunions communales).</w:t>
+        <w:rPr>
+          <w:rFonts w:ascii="Times New Roman" w:hAnsi="Times New Roman" w:cs="Times New Roman" w:eastAsia="Times New Roman"/>
+          <w:b/>
+          <w:color w:val="000000"/>
+          <w:sz w:val="22"/>
+        </w:rPr>
+        <w:t>Matériel de formation et sensibilisation</w:t>
+      </w:r>
+      <w:r>
+        <w:rPr>
+          <w:rFonts w:ascii="Times New Roman" w:hAnsi="Times New Roman" w:cs="Times New Roman" w:eastAsia="Times New Roman"/>
+          <w:b w:val="0"/>
+          <w:color w:val="000000"/>
+          <w:sz w:val="22"/>
+        </w:rPr>
+        <w:t xml:space="preserve"> :</w:t>
       </w:r>
     </w:p>
     <w:p>
       <w:pPr>
         <w:pStyle w:val="ListBullet"/>
+        <w:spacing w:after="120" w:line="253" w:lineRule="exact"/>
+        <w:jc w:val="both"/>
       </w:pPr>
       <w:r>
-        <w:t>**Outils interactifs** :</w:t>
+        <w:rPr>
+          <w:rFonts w:ascii="Times New Roman" w:hAnsi="Times New Roman" w:cs="Times New Roman" w:eastAsia="Times New Roman"/>
+          <w:b w:val="0"/>
+          <w:color w:val="000000"/>
+          <w:sz w:val="22"/>
+        </w:rPr>
+        <w:t>Vidéo-projecteurs et écrans tactiles pour ateliers (capacité 100 participants en démarrage, 50 en clôture).</w:t>
       </w:r>
     </w:p>
     <w:p>
       <w:pPr>
         <w:pStyle w:val="ListBullet"/>
+        <w:spacing w:after="120" w:line="253" w:lineRule="exact"/>
+        <w:jc w:val="both"/>
       </w:pPr>
       <w:r>
-        <w:t>**Jeux de rôle** (simulations de négociations avec les populations locales).</w:t>
+        <w:rPr>
+          <w:rFonts w:ascii="Times New Roman" w:hAnsi="Times New Roman" w:cs="Times New Roman" w:eastAsia="Times New Roman"/>
+          <w:b w:val="0"/>
+          <w:color w:val="000000"/>
+          <w:sz w:val="22"/>
+        </w:rPr>
+        <w:t>Tablettes numériques préchargées avec les référentiels ONSSA et fiches techniques multilingues (arabe, français, amazigh).</w:t>
       </w:r>
     </w:p>
     <w:p>
       <w:pPr>
         <w:pStyle w:val="ListBullet"/>
+        <w:spacing w:after="120" w:line="253" w:lineRule="exact"/>
+        <w:jc w:val="both"/>
       </w:pPr>
       <w:r>
-        <w:t>**Cartographie participative** (utilisation de logiciels simples comme QGIS pour visualiser les enjeux territoriaux).</w:t>
+        <w:rPr>
+          <w:rFonts w:ascii="Times New Roman" w:hAnsi="Times New Roman" w:cs="Times New Roman" w:eastAsia="Times New Roman"/>
+          <w:b w:val="0"/>
+          <w:color w:val="000000"/>
+          <w:sz w:val="22"/>
+        </w:rPr>
+        <w:t>Imprimante grand format pour affichage des supports pédagogiques sur site.</w:t>
       </w:r>
     </w:p>
     <w:p>
       <w:pPr>
         <w:pStyle w:val="ListBullet"/>
+        <w:spacing w:after="120" w:line="253" w:lineRule="exact"/>
+        <w:jc w:val="both"/>
       </w:pPr>
       <w:r>
-        <w:t>**Travaux de groupe** avec restitution plénière pour ancrer les acquis.</w:t>
+        <w:rPr>
+          <w:rFonts w:ascii="Times New Roman" w:hAnsi="Times New Roman" w:cs="Times New Roman" w:eastAsia="Times New Roman"/>
+          <w:b/>
+          <w:color w:val="000000"/>
+          <w:sz w:val="22"/>
+        </w:rPr>
+        <w:t>Logiciels et bases de données</w:t>
+      </w:r>
+      <w:r>
+        <w:rPr>
+          <w:rFonts w:ascii="Times New Roman" w:hAnsi="Times New Roman" w:cs="Times New Roman" w:eastAsia="Times New Roman"/>
+          <w:b w:val="0"/>
+          <w:color w:val="000000"/>
+          <w:sz w:val="22"/>
+        </w:rPr>
+        <w:t xml:space="preserve"> :</w:t>
       </w:r>
     </w:p>
     <w:p>
       <w:pPr>
         <w:pStyle w:val="ListBullet"/>
+        <w:spacing w:after="120" w:line="253" w:lineRule="exact"/>
+        <w:jc w:val="both"/>
       </w:pPr>
       <w:r>
-        <w:t>**Supports Pédagogiques Conformes** :</w:t>
+        <w:rPr>
+          <w:rFonts w:ascii="Times New Roman" w:hAnsi="Times New Roman" w:cs="Times New Roman" w:eastAsia="Times New Roman"/>
+          <w:b/>
+          <w:color w:val="000000"/>
+          <w:sz w:val="22"/>
+        </w:rPr>
+        <w:t>SIG (Système d’Information Géographique)</w:t>
+      </w:r>
+      <w:r>
+        <w:rPr>
+          <w:rFonts w:ascii="Times New Roman" w:hAnsi="Times New Roman" w:cs="Times New Roman" w:eastAsia="Times New Roman"/>
+          <w:b w:val="0"/>
+          <w:color w:val="000000"/>
+          <w:sz w:val="22"/>
+        </w:rPr>
+        <w:t xml:space="preserve"> : QGIS pour cartographie des pépinières et suivi des indicateurs sanitaires.</w:t>
       </w:r>
     </w:p>
     <w:p>
       <w:pPr>
         <w:pStyle w:val="ListBullet"/>
+        <w:spacing w:after="120" w:line="253" w:lineRule="exact"/>
+        <w:jc w:val="both"/>
       </w:pPr>
       <w:r>
-        <w:t>**Kits de formation prévalidés** par l’ANEF, incluant :</w:t>
+        <w:rPr>
+          <w:rFonts w:ascii="Times New Roman" w:hAnsi="Times New Roman" w:cs="Times New Roman" w:eastAsia="Times New Roman"/>
+          <w:b/>
+          <w:color w:val="000000"/>
+          <w:sz w:val="22"/>
+        </w:rPr>
+        <w:t>Base de données phytosanitaires</w:t>
+      </w:r>
+      <w:r>
+        <w:rPr>
+          <w:rFonts w:ascii="Times New Roman" w:hAnsi="Times New Roman" w:cs="Times New Roman" w:eastAsia="Times New Roman"/>
+          <w:b/>
+          <w:color w:val="000000"/>
+          <w:sz w:val="22"/>
+        </w:rPr>
+        <w:t xml:space="preserve"> : Accès à </w:t>
+      </w:r>
+      <w:r>
+        <w:rPr>
+          <w:rFonts w:ascii="Times New Roman" w:hAnsi="Times New Roman" w:cs="Times New Roman" w:eastAsia="Times New Roman"/>
+          <w:b/>
+          <w:color w:val="000000"/>
+          <w:sz w:val="22"/>
+        </w:rPr>
+        <w:t>Plantwise</w:t>
+      </w:r>
+      <w:r>
+        <w:rPr>
+          <w:rFonts w:ascii="Times New Roman" w:hAnsi="Times New Roman" w:cs="Times New Roman" w:eastAsia="Times New Roman"/>
+          <w:b/>
+          <w:color w:val="000000"/>
+          <w:sz w:val="22"/>
+        </w:rPr>
+        <w:t xml:space="preserve"> (CABI) et </w:t>
+      </w:r>
+      <w:r>
+        <w:rPr>
+          <w:rFonts w:ascii="Times New Roman" w:hAnsi="Times New Roman" w:cs="Times New Roman" w:eastAsia="Times New Roman"/>
+          <w:b/>
+          <w:color w:val="000000"/>
+          <w:sz w:val="22"/>
+        </w:rPr>
+        <w:t>EPPO Global Database</w:t>
+      </w:r>
+      <w:r>
+        <w:rPr>
+          <w:rFonts w:ascii="Times New Roman" w:hAnsi="Times New Roman" w:cs="Times New Roman" w:eastAsia="Times New Roman"/>
+          <w:b w:val="0"/>
+          <w:color w:val="000000"/>
+          <w:sz w:val="22"/>
+        </w:rPr>
+        <w:t xml:space="preserve"> pour identification des pathogènes.</w:t>
       </w:r>
     </w:p>
     <w:p>
       <w:pPr>
         <w:pStyle w:val="ListBullet"/>
+        <w:spacing w:after="120" w:line="253" w:lineRule="exact"/>
+        <w:jc w:val="both"/>
       </w:pPr>
       <w:r>
-        <w:t>**Manuels illustrés** (adaptés aux réalités marocaines, avec exemples concrets).</w:t>
+        <w:rPr>
+          <w:rFonts w:ascii="Times New Roman" w:hAnsi="Times New Roman" w:cs="Times New Roman" w:eastAsia="Times New Roman"/>
+          <w:b/>
+          <w:color w:val="000000"/>
+          <w:sz w:val="22"/>
+        </w:rPr>
+        <w:t>Outil de suivi</w:t>
+      </w:r>
+      <w:r>
+        <w:rPr>
+          <w:rFonts w:ascii="Times New Roman" w:hAnsi="Times New Roman" w:cs="Times New Roman" w:eastAsia="Times New Roman"/>
+          <w:b/>
+          <w:color w:val="000000"/>
+          <w:sz w:val="22"/>
+        </w:rPr>
+        <w:t xml:space="preserve"> : Plateforme interne développée sous </w:t>
+      </w:r>
+      <w:r>
+        <w:rPr>
+          <w:rFonts w:ascii="Times New Roman" w:hAnsi="Times New Roman" w:cs="Times New Roman" w:eastAsia="Times New Roman"/>
+          <w:b/>
+          <w:color w:val="000000"/>
+          <w:sz w:val="22"/>
+        </w:rPr>
+        <w:t>Microsoft Power Apps</w:t>
+      </w:r>
+      <w:r>
+        <w:rPr>
+          <w:rFonts w:ascii="Times New Roman" w:hAnsi="Times New Roman" w:cs="Times New Roman" w:eastAsia="Times New Roman"/>
+          <w:b w:val="0"/>
+          <w:color w:val="000000"/>
+          <w:sz w:val="22"/>
+        </w:rPr>
+        <w:t xml:space="preserve"> pour le reporting temps réel (compatible avec les exigences de traçabilité de l’ONSSA).</w:t>
+      </w:r>
+    </w:p>
+    <w:p>
+      <w:pPr>
+        <w:pStyle w:val="Heading3"/>
+        <w:spacing w:after="120"/>
+        <w:jc w:val="both"/>
+      </w:pPr>
+      <w:r>
+        <w:rPr>
+          <w:rFonts w:ascii="Times New Roman" w:hAnsi="Times New Roman" w:cs="Times New Roman" w:eastAsia="Times New Roman"/>
+          <w:color w:val="2C3E50"/>
+          <w:sz w:val="22"/>
+        </w:rPr>
+        <w:t>3. Certifications et engagements</w:t>
       </w:r>
     </w:p>
     <w:p>
       <w:pPr>
         <w:pStyle w:val="ListBullet"/>
+        <w:spacing w:after="120" w:line="253" w:lineRule="exact"/>
+        <w:jc w:val="both"/>
       </w:pPr>
       <w:r>
-        <w:t>**Fiches techniques** (méthodes d’animation, grilles d’évaluation participative).</w:t>
+        <w:rPr>
+          <w:rFonts w:ascii="Times New Roman" w:hAnsi="Times New Roman" w:cs="Times New Roman" w:eastAsia="Times New Roman"/>
+          <w:b/>
+          <w:color w:val="000000"/>
+          <w:sz w:val="22"/>
+        </w:rPr>
+        <w:t>Certifications collectives</w:t>
+      </w:r>
+      <w:r>
+        <w:rPr>
+          <w:rFonts w:ascii="Times New Roman" w:hAnsi="Times New Roman" w:cs="Times New Roman" w:eastAsia="Times New Roman"/>
+          <w:b w:val="0"/>
+          <w:color w:val="000000"/>
+          <w:sz w:val="22"/>
+        </w:rPr>
+        <w:t xml:space="preserve"> :</w:t>
       </w:r>
     </w:p>
     <w:p>
       <w:pPr>
         <w:pStyle w:val="ListBullet"/>
+        <w:spacing w:after="120" w:line="253" w:lineRule="exact"/>
+        <w:jc w:val="both"/>
       </w:pPr>
       <w:r>
-        <w:t>**Supports numériques** (présentations PowerPoint, vidéos tutoriels, quiz interactifs via Kahoot!).</w:t>
+        <w:rPr>
+          <w:rFonts w:ascii="Times New Roman" w:hAnsi="Times New Roman" w:cs="Times New Roman" w:eastAsia="Times New Roman"/>
+          <w:b/>
+          <w:color w:val="000000"/>
+          <w:sz w:val="22"/>
+        </w:rPr>
+        <w:t>ISO 9001:2015</w:t>
+      </w:r>
+      <w:r>
+        <w:rPr>
+          <w:rFonts w:ascii="Times New Roman" w:hAnsi="Times New Roman" w:cs="Times New Roman" w:eastAsia="Times New Roman"/>
+          <w:b w:val="0"/>
+          <w:color w:val="000000"/>
+          <w:sz w:val="22"/>
+        </w:rPr>
+        <w:t xml:space="preserve"> pour la gestion de projet.</w:t>
       </w:r>
     </w:p>
     <w:p>
       <w:pPr>
         <w:pStyle w:val="ListBullet"/>
+        <w:spacing w:after="120" w:line="253" w:lineRule="exact"/>
+        <w:jc w:val="both"/>
       </w:pPr>
       <w:r>
-        <w:t>**Évaluation continue** :</w:t>
+        <w:rPr>
+          <w:rFonts w:ascii="Times New Roman" w:hAnsi="Times New Roman" w:cs="Times New Roman" w:eastAsia="Times New Roman"/>
+          <w:b/>
+          <w:color w:val="000000"/>
+          <w:sz w:val="22"/>
+        </w:rPr>
+        <w:t>Certification ONSSA</w:t>
+      </w:r>
+      <w:r>
+        <w:rPr>
+          <w:rFonts w:ascii="Times New Roman" w:hAnsi="Times New Roman" w:cs="Times New Roman" w:eastAsia="Times New Roman"/>
+          <w:b/>
+          <w:color w:val="000000"/>
+          <w:sz w:val="22"/>
+        </w:rPr>
+        <w:t xml:space="preserve"> pour les interventions phytosanitaires (n° d’agrément : </w:t>
+      </w:r>
+      <w:r>
+        <w:rPr>
+          <w:rFonts w:ascii="Times New Roman" w:hAnsi="Times New Roman" w:cs="Times New Roman" w:eastAsia="Times New Roman"/>
+          <w:b/>
+          <w:color w:val="000000"/>
+          <w:sz w:val="22"/>
+        </w:rPr>
+        <w:t>PS-2023/487</w:t>
+      </w:r>
+      <w:r>
+        <w:rPr>
+          <w:rFonts w:ascii="Times New Roman" w:hAnsi="Times New Roman" w:cs="Times New Roman" w:eastAsia="Times New Roman"/>
+          <w:b w:val="0"/>
+          <w:color w:val="000000"/>
+          <w:sz w:val="22"/>
+        </w:rPr>
+        <w:t>).</w:t>
       </w:r>
     </w:p>
     <w:p>
       <w:pPr>
         <w:pStyle w:val="ListBullet"/>
+        <w:spacing w:after="120" w:line="253" w:lineRule="exact"/>
+        <w:jc w:val="both"/>
       </w:pPr>
       <w:r>
-        <w:t>**QCM en début/fin de session** pour mesurer la progression.</w:t>
+        <w:rPr>
+          <w:rFonts w:ascii="Times New Roman" w:hAnsi="Times New Roman" w:cs="Times New Roman" w:eastAsia="Times New Roman"/>
+          <w:b/>
+          <w:color w:val="000000"/>
+          <w:sz w:val="22"/>
+        </w:rPr>
+        <w:t>Agrément du Ministère de l’Agriculture</w:t>
+      </w:r>
+      <w:r>
+        <w:rPr>
+          <w:rFonts w:ascii="Times New Roman" w:hAnsi="Times New Roman" w:cs="Times New Roman" w:eastAsia="Times New Roman"/>
+          <w:b w:val="0"/>
+          <w:color w:val="000000"/>
+          <w:sz w:val="22"/>
+        </w:rPr>
+        <w:t xml:space="preserve"> pour les formations en protection des plantes (arrêté n°1245-22).</w:t>
       </w:r>
     </w:p>
     <w:p>
       <w:pPr>
         <w:pStyle w:val="ListBullet"/>
+        <w:spacing w:after="120" w:line="253" w:lineRule="exact"/>
+        <w:jc w:val="both"/>
       </w:pPr>
       <w:r>
-        <w:t>**Fiches d’évaluation individuelle** remplies par les formateurs et les participants.</w:t>
+        <w:rPr>
+          <w:rFonts w:ascii="Times New Roman" w:hAnsi="Times New Roman" w:cs="Times New Roman" w:eastAsia="Times New Roman"/>
+          <w:b/>
+          <w:color w:val="000000"/>
+          <w:sz w:val="22"/>
+        </w:rPr>
+        <w:t>Engagements contractuels</w:t>
+      </w:r>
+      <w:r>
+        <w:rPr>
+          <w:rFonts w:ascii="Times New Roman" w:hAnsi="Times New Roman" w:cs="Times New Roman" w:eastAsia="Times New Roman"/>
+          <w:b w:val="0"/>
+          <w:color w:val="000000"/>
+          <w:sz w:val="22"/>
+        </w:rPr>
+        <w:t xml:space="preserve"> :</w:t>
       </w:r>
     </w:p>
     <w:p>
       <w:pPr>
         <w:pStyle w:val="ListBullet"/>
+        <w:spacing w:after="120" w:line="253" w:lineRule="exact"/>
+        <w:jc w:val="both"/>
       </w:pPr>
       <w:r>
-        <w:t>**Adaptation aux Spécificités Locales** :</w:t>
+        <w:rPr>
+          <w:rFonts w:ascii="Times New Roman" w:hAnsi="Times New Roman" w:cs="Times New Roman" w:eastAsia="Times New Roman"/>
+          <w:b/>
+          <w:color w:val="000000"/>
+          <w:sz w:val="22"/>
+        </w:rPr>
+        <w:t>Confidentialité</w:t>
+      </w:r>
+      <w:r>
+        <w:rPr>
+          <w:rFonts w:ascii="Times New Roman" w:hAnsi="Times New Roman" w:cs="Times New Roman" w:eastAsia="Times New Roman"/>
+          <w:b/>
+          <w:color w:val="000000"/>
+          <w:sz w:val="22"/>
+        </w:rPr>
+        <w:t xml:space="preserve"> : Tous les consultants signent un engagement conforme à l’</w:t>
+      </w:r>
+      <w:r>
+        <w:rPr>
+          <w:rFonts w:ascii="Times New Roman" w:hAnsi="Times New Roman" w:cs="Times New Roman" w:eastAsia="Times New Roman"/>
+          <w:b/>
+          <w:color w:val="000000"/>
+          <w:sz w:val="22"/>
+        </w:rPr>
+        <w:t>Article 32</w:t>
+      </w:r>
+      <w:r>
+        <w:rPr>
+          <w:rFonts w:ascii="Times New Roman" w:hAnsi="Times New Roman" w:cs="Times New Roman" w:eastAsia="Times New Roman"/>
+          <w:b w:val="0"/>
+          <w:color w:val="000000"/>
+          <w:sz w:val="22"/>
+        </w:rPr>
+        <w:t>, couvrant les données des pépinières et les rapports intermédiaires.</w:t>
       </w:r>
     </w:p>
     <w:p>
       <w:pPr>
         <w:pStyle w:val="ListBullet"/>
+        <w:spacing w:after="120" w:line="253" w:lineRule="exact"/>
+        <w:jc w:val="both"/>
       </w:pPr>
       <w:r>
-        <w:t>Intégration des **contexte socio-culturel** (dialectes locaux, coutumes) et **enjeux écologiques** (dégradation des sols, gestion de l’eau) dans les cas pratiques.</w:t>
+        <w:rPr>
+          <w:rFonts w:ascii="Times New Roman" w:hAnsi="Times New Roman" w:cs="Times New Roman" w:eastAsia="Times New Roman"/>
+          <w:b/>
+          <w:color w:val="000000"/>
+          <w:sz w:val="22"/>
+        </w:rPr>
+        <w:t>Livrables</w:t>
+      </w:r>
+      <w:r>
+        <w:rPr>
+          <w:rFonts w:ascii="Times New Roman" w:hAnsi="Times New Roman" w:cs="Times New Roman" w:eastAsia="Times New Roman"/>
+          <w:b/>
+          <w:color w:val="000000"/>
+          <w:sz w:val="22"/>
+        </w:rPr>
+        <w:t xml:space="preserve"> : Remise systématique en </w:t>
+      </w:r>
+      <w:r>
+        <w:rPr>
+          <w:rFonts w:ascii="Times New Roman" w:hAnsi="Times New Roman" w:cs="Times New Roman" w:eastAsia="Times New Roman"/>
+          <w:b/>
+          <w:color w:val="000000"/>
+          <w:sz w:val="22"/>
+        </w:rPr>
+        <w:t>4 exemplaires</w:t>
+      </w:r>
+      <w:r>
+        <w:rPr>
+          <w:rFonts w:ascii="Times New Roman" w:hAnsi="Times New Roman" w:cs="Times New Roman" w:eastAsia="Times New Roman"/>
+          <w:b w:val="0"/>
+          <w:color w:val="000000"/>
+          <w:sz w:val="22"/>
+        </w:rPr>
+        <w:t xml:space="preserve"> (papier + électronique), avec :</w:t>
       </w:r>
     </w:p>
     <w:p>
       <w:pPr>
         <w:pStyle w:val="ListBullet"/>
+        <w:spacing w:after="120" w:line="253" w:lineRule="exact"/>
+        <w:jc w:val="both"/>
       </w:pPr>
       <w:r>
-        <w:t>**Intervenants extérieurs** : Invitation ponctuelle d’experts de l’ANEF ou d’ONG locales pour des témoignages.</w:t>
-      </w:r>
-    </w:p>
-    <w:p>
-      <w:r>
-        <w:t>---</w:t>
-      </w:r>
-    </w:p>
-    <w:p>
-      <w:r>
-        <w:t>#### **3. Gestion de la Qualité : Un Cadre Exigeant**</w:t>
-      </w:r>
-    </w:p>
-    <w:p>
-      <w:r>
-        <w:t>Pour garantir **l’excellence opérationnelle**, nous appliquons un **système qualité** basé sur :</w:t>
+        <w:rPr>
+          <w:rFonts w:ascii="Times New Roman" w:hAnsi="Times New Roman" w:cs="Times New Roman" w:eastAsia="Times New Roman"/>
+          <w:b w:val="0"/>
+          <w:color w:val="000000"/>
+          <w:sz w:val="22"/>
+        </w:rPr>
+        <w:t xml:space="preserve">Versions provisoires sous </w:t>
+      </w:r>
+      <w:r>
+        <w:rPr>
+          <w:rFonts w:ascii="Times New Roman" w:hAnsi="Times New Roman" w:cs="Times New Roman" w:eastAsia="Times New Roman"/>
+          <w:b/>
+          <w:color w:val="000000"/>
+          <w:sz w:val="22"/>
+        </w:rPr>
+        <w:t>10 jours</w:t>
+      </w:r>
+      <w:r>
+        <w:rPr>
+          <w:rFonts w:ascii="Times New Roman" w:hAnsi="Times New Roman" w:cs="Times New Roman" w:eastAsia="Times New Roman"/>
+          <w:b w:val="0"/>
+          <w:color w:val="000000"/>
+          <w:sz w:val="22"/>
+        </w:rPr>
+        <w:t xml:space="preserve"> post-étape.</w:t>
       </w:r>
     </w:p>
     <w:p>
       <w:pPr>
         <w:pStyle w:val="ListBullet"/>
+        <w:spacing w:after="120" w:line="253" w:lineRule="exact"/>
+        <w:jc w:val="both"/>
       </w:pPr>
       <w:r>
-        <w:t>**Normes et Référentiels** :</w:t>
+        <w:rPr>
+          <w:rFonts w:ascii="Times New Roman" w:hAnsi="Times New Roman" w:cs="Times New Roman" w:eastAsia="Times New Roman"/>
+          <w:b w:val="0"/>
+          <w:color w:val="000000"/>
+          <w:sz w:val="22"/>
+        </w:rPr>
+        <w:t xml:space="preserve">Versions définitives sous </w:t>
+      </w:r>
+      <w:r>
+        <w:rPr>
+          <w:rFonts w:ascii="Times New Roman" w:hAnsi="Times New Roman" w:cs="Times New Roman" w:eastAsia="Times New Roman"/>
+          <w:b/>
+          <w:color w:val="000000"/>
+          <w:sz w:val="22"/>
+        </w:rPr>
+        <w:t>10 jours</w:t>
+      </w:r>
+      <w:r>
+        <w:rPr>
+          <w:rFonts w:ascii="Times New Roman" w:hAnsi="Times New Roman" w:cs="Times New Roman" w:eastAsia="Times New Roman"/>
+          <w:b w:val="0"/>
+          <w:color w:val="000000"/>
+          <w:sz w:val="22"/>
+        </w:rPr>
+        <w:t xml:space="preserve"> après retour du maître d’ouvrage.</w:t>
       </w:r>
     </w:p>
     <w:p>
       <w:pPr>
         <w:pStyle w:val="ListBullet"/>
+        <w:spacing w:after="120" w:line="253" w:lineRule="exact"/>
+        <w:jc w:val="both"/>
       </w:pPr>
       <w:r>
-        <w:t>Respect strict des **spécifications techniques de l’ANEF** (durée des sessions, thèmes abordés, livrables).</w:t>
+        <w:rPr>
+          <w:rFonts w:ascii="Times New Roman" w:hAnsi="Times New Roman" w:cs="Times New Roman" w:eastAsia="Times New Roman"/>
+          <w:b/>
+          <w:color w:val="000000"/>
+          <w:sz w:val="22"/>
+        </w:rPr>
+        <w:t>Sous-traitance</w:t>
+      </w:r>
+      <w:r>
+        <w:rPr>
+          <w:rFonts w:ascii="Times New Roman" w:hAnsi="Times New Roman" w:cs="Times New Roman" w:eastAsia="Times New Roman"/>
+          <w:b/>
+          <w:color w:val="000000"/>
+          <w:sz w:val="22"/>
+        </w:rPr>
+        <w:t xml:space="preserve"> : Limitée à </w:t>
+      </w:r>
+      <w:r>
+        <w:rPr>
+          <w:rFonts w:ascii="Times New Roman" w:hAnsi="Times New Roman" w:cs="Times New Roman" w:eastAsia="Times New Roman"/>
+          <w:b/>
+          <w:color w:val="000000"/>
+          <w:sz w:val="22"/>
+        </w:rPr>
+        <w:t>50% du montant</w:t>
+      </w:r>
+      <w:r>
+        <w:rPr>
+          <w:rFonts w:ascii="Times New Roman" w:hAnsi="Times New Roman" w:cs="Times New Roman" w:eastAsia="Times New Roman"/>
+          <w:b/>
+          <w:color w:val="000000"/>
+          <w:sz w:val="22"/>
+        </w:rPr>
+        <w:t xml:space="preserve"> et réservée à des partenaires marocains agréés (ex : laboratoire </w:t>
+      </w:r>
+      <w:r>
+        <w:rPr>
+          <w:rFonts w:ascii="Times New Roman" w:hAnsi="Times New Roman" w:cs="Times New Roman" w:eastAsia="Times New Roman"/>
+          <w:b/>
+          <w:color w:val="000000"/>
+          <w:sz w:val="22"/>
+        </w:rPr>
+        <w:t>AgroLab Maroc</w:t>
+      </w:r>
+      <w:r>
+        <w:rPr>
+          <w:rFonts w:ascii="Times New Roman" w:hAnsi="Times New Roman" w:cs="Times New Roman" w:eastAsia="Times New Roman"/>
+          <w:b w:val="0"/>
+          <w:color w:val="000000"/>
+          <w:sz w:val="22"/>
+        </w:rPr>
+        <w:t xml:space="preserve"> pour analyses complémentaires).</w:t>
       </w:r>
     </w:p>
     <w:p>
       <w:pPr>
         <w:pStyle w:val="ListBullet"/>
+        <w:spacing w:after="120" w:line="253" w:lineRule="exact"/>
+        <w:jc w:val="both"/>
       </w:pPr>
       <w:r>
-        <w:t>Conformité aux **standards ISO 9001** (processus documentés, traçabilité des actions).</w:t>
+        <w:rPr>
+          <w:rFonts w:ascii="Times New Roman" w:hAnsi="Times New Roman" w:cs="Times New Roman" w:eastAsia="Times New Roman"/>
+          <w:b/>
+          <w:color w:val="000000"/>
+          <w:sz w:val="22"/>
+        </w:rPr>
+        <w:t>Interlocuteur unique</w:t>
+      </w:r>
+      <w:r>
+        <w:rPr>
+          <w:rFonts w:ascii="Times New Roman" w:hAnsi="Times New Roman" w:cs="Times New Roman" w:eastAsia="Times New Roman"/>
+          <w:b w:val="0"/>
+          <w:color w:val="000000"/>
+          <w:sz w:val="22"/>
+        </w:rPr>
+        <w:t xml:space="preserve"> : Le comité de suivi DR ONSSA Marrakech-Safi est le seul habilité à valider les plannings et livrables.</w:t>
+      </w:r>
+    </w:p>
+    <w:p>
+      <w:pPr>
+        <w:spacing w:after="120" w:line="253" w:lineRule="exact"/>
+        <w:jc w:val="both"/>
+      </w:pPr>
+      <w:r>
+        <w:rPr>
+          <w:rFonts w:ascii="Times New Roman" w:hAnsi="Times New Roman" w:cs="Times New Roman" w:eastAsia="Times New Roman"/>
+          <w:b/>
+          <w:color w:val="000000"/>
+          <w:sz w:val="22"/>
+        </w:rPr>
+        <w:t>Références récentes</w:t>
+      </w:r>
+      <w:r>
+        <w:rPr>
+          <w:rFonts w:ascii="Times New Roman" w:hAnsi="Times New Roman" w:cs="Times New Roman" w:eastAsia="Times New Roman"/>
+          <w:b w:val="0"/>
+          <w:color w:val="000000"/>
+          <w:sz w:val="22"/>
+        </w:rPr>
+        <w:t xml:space="preserve"> :</w:t>
       </w:r>
     </w:p>
     <w:p>
       <w:pPr>
         <w:pStyle w:val="ListBullet"/>
+        <w:spacing w:after="120" w:line="253" w:lineRule="exact"/>
+        <w:jc w:val="both"/>
       </w:pPr>
       <w:r>
-        <w:t>**Indicateurs de Performance** :</w:t>
+        <w:rPr>
+          <w:rFonts w:ascii="Times New Roman" w:hAnsi="Times New Roman" w:cs="Times New Roman" w:eastAsia="Times New Roman"/>
+          <w:b/>
+          <w:color w:val="000000"/>
+          <w:sz w:val="22"/>
+        </w:rPr>
+        <w:t>2023</w:t>
+      </w:r>
+      <w:r>
+        <w:rPr>
+          <w:rFonts w:ascii="Times New Roman" w:hAnsi="Times New Roman" w:cs="Times New Roman" w:eastAsia="Times New Roman"/>
+          <w:b/>
+          <w:color w:val="000000"/>
+          <w:sz w:val="22"/>
+        </w:rPr>
+        <w:t xml:space="preserve"> : Diagnostic et accompagnement de 150 unités de valorisation agricole (Béni Mellal-Khenifra) pour l’</w:t>
+      </w:r>
+      <w:r>
+        <w:rPr>
+          <w:rFonts w:ascii="Times New Roman" w:hAnsi="Times New Roman" w:cs="Times New Roman" w:eastAsia="Times New Roman"/>
+          <w:b/>
+          <w:color w:val="000000"/>
+          <w:sz w:val="22"/>
+        </w:rPr>
+        <w:t>OIT</w:t>
+      </w:r>
+      <w:r>
+        <w:rPr>
+          <w:rFonts w:ascii="Times New Roman" w:hAnsi="Times New Roman" w:cs="Times New Roman" w:eastAsia="Times New Roman"/>
+          <w:b w:val="0"/>
+          <w:color w:val="000000"/>
+          <w:sz w:val="22"/>
+        </w:rPr>
+        <w:t xml:space="preserve"> – Budget : 1 035 088 MAD.</w:t>
       </w:r>
     </w:p>
     <w:p>
       <w:pPr>
         <w:pStyle w:val="ListBullet"/>
+        <w:spacing w:after="120" w:line="253" w:lineRule="exact"/>
+        <w:jc w:val="both"/>
       </w:pPr>
       <w:r>
-        <w:t>**Taux de satisfaction** : Enquêtes post-formation (objectif : ≥ 90% de satisfaction).</w:t>
+        <w:rPr>
+          <w:rFonts w:ascii="Times New Roman" w:hAnsi="Times New Roman" w:cs="Times New Roman" w:eastAsia="Times New Roman"/>
+          <w:b/>
+          <w:color w:val="000000"/>
+          <w:sz w:val="22"/>
+        </w:rPr>
+        <w:t>2023</w:t>
+      </w:r>
+      <w:r>
+        <w:rPr>
+          <w:rFonts w:ascii="Times New Roman" w:hAnsi="Times New Roman" w:cs="Times New Roman" w:eastAsia="Times New Roman"/>
+          <w:b/>
+          <w:color w:val="000000"/>
+          <w:sz w:val="22"/>
+        </w:rPr>
+        <w:t xml:space="preserve"> : Formation de 45 coopératives en bonnes pratiques phytosanitaires (Fès-Meknès) pour </w:t>
+      </w:r>
+      <w:r>
+        <w:rPr>
+          <w:rFonts w:ascii="Times New Roman" w:hAnsi="Times New Roman" w:cs="Times New Roman" w:eastAsia="Times New Roman"/>
+          <w:b/>
+          <w:color w:val="000000"/>
+          <w:sz w:val="22"/>
+        </w:rPr>
+        <w:t>Enabel</w:t>
+      </w:r>
+      <w:r>
+        <w:rPr>
+          <w:rFonts w:ascii="Times New Roman" w:hAnsi="Times New Roman" w:cs="Times New Roman" w:eastAsia="Times New Roman"/>
+          <w:b w:val="0"/>
+          <w:color w:val="000000"/>
+          <w:sz w:val="22"/>
+        </w:rPr>
+        <w:t xml:space="preserve"> – Budget : 1 489 000 MAD.</w:t>
       </w:r>
     </w:p>
     <w:p>
       <w:pPr>
         <w:pStyle w:val="ListBullet"/>
+        <w:spacing w:after="120" w:line="253" w:lineRule="exact"/>
+        <w:jc w:val="both"/>
       </w:pPr>
       <w:r>
-        <w:t>**Taux d’assiduité** : Suivi quotidien des présences (objectif : 100% de participation).</w:t>
+        <w:rPr>
+          <w:rFonts w:ascii="Times New Roman" w:hAnsi="Times New Roman" w:cs="Times New Roman" w:eastAsia="Times New Roman"/>
+          <w:b/>
+          <w:color w:val="000000"/>
+          <w:sz w:val="22"/>
+        </w:rPr>
+        <w:t>2022</w:t>
+      </w:r>
+      <w:r>
+        <w:rPr>
+          <w:rFonts w:ascii="Times New Roman" w:hAnsi="Times New Roman" w:cs="Times New Roman" w:eastAsia="Times New Roman"/>
+          <w:b/>
+          <w:color w:val="000000"/>
+          <w:sz w:val="22"/>
+        </w:rPr>
+        <w:t xml:space="preserve"> : Suivi de plantation de 5 000 palmiers dattiers (Draa-Tafilalet) pour </w:t>
+      </w:r>
+      <w:r>
+        <w:rPr>
+          <w:rFonts w:ascii="Times New Roman" w:hAnsi="Times New Roman" w:cs="Times New Roman" w:eastAsia="Times New Roman"/>
+          <w:b/>
+          <w:color w:val="000000"/>
+          <w:sz w:val="22"/>
+        </w:rPr>
+        <w:t>Success Agro</w:t>
+      </w:r>
+      <w:r>
+        <w:rPr>
+          <w:rFonts w:ascii="Times New Roman" w:hAnsi="Times New Roman" w:cs="Times New Roman" w:eastAsia="Times New Roman"/>
+          <w:b w:val="0"/>
+          <w:color w:val="000000"/>
+          <w:sz w:val="22"/>
+        </w:rPr>
+        <w:t xml:space="preserve"> – Conformité ONSSA à 100%.</w:t>
+      </w:r>
+    </w:p>
+    <w:p>
+      <w:r>
+        <w:br w:type="page"/>
+      </w:r>
+    </w:p>
+    <w:p>
+      <w:pPr>
+        <w:pStyle w:val="Heading1"/>
+        <w:spacing w:after="120"/>
+        <w:jc w:val="both"/>
+      </w:pPr>
+      <w:r>
+        <w:rPr>
+          <w:rFonts w:ascii="Times New Roman" w:hAnsi="Times New Roman" w:cs="Times New Roman" w:eastAsia="Times New Roman"/>
+          <w:color w:val="1F3864"/>
+          <w:sz w:val="26"/>
+        </w:rPr>
+        <w:t>3. Planning d'Exécution</w:t>
+      </w:r>
+    </w:p>
+    <w:p>
+      <w:r>
+        <w:drawing>
+          <wp:inline xmlns:a="http://schemas.openxmlformats.org/drawingml/2006/main" xmlns:pic="http://schemas.openxmlformats.org/drawingml/2006/picture">
+            <wp:extent cx="5486400" cy="1607127"/>
+            <wp:docPr id="2" name="Picture 2"/>
+            <wp:cNvGraphicFramePr>
+              <a:graphicFrameLocks noChangeAspect="1"/>
+            </wp:cNvGraphicFramePr>
+            <a:graphic>
+              <a:graphicData uri="http://schemas.openxmlformats.org/drawingml/2006/picture">
+                <pic:pic>
+                  <pic:nvPicPr>
+                    <pic:cNvPr id="0" name="image.png"/>
+                    <pic:cNvPicPr/>
+                  </pic:nvPicPr>
+                  <pic:blipFill>
+                    <a:blip r:embed="rId10"/>
+                    <a:stretch>
+                      <a:fillRect/>
+                    </a:stretch>
+                  </pic:blipFill>
+                  <pic:spPr>
+                    <a:xfrm>
+                      <a:off x="0" y="0"/>
+                      <a:ext cx="5486400" cy="1607127"/>
+                    </a:xfrm>
+                    <a:prstGeom prst="rect"/>
+                  </pic:spPr>
+                </pic:pic>
+              </a:graphicData>
+            </a:graphic>
+          </wp:inline>
+        </w:drawing>
+      </w:r>
+    </w:p>
+    <w:p>
+      <w:pPr>
+        <w:jc w:val="center"/>
+      </w:pPr>
+      <w:r>
+        <w:rPr>
+          <w:rFonts w:ascii="Times New Roman" w:hAnsi="Times New Roman" w:cs="Times New Roman" w:eastAsia="Times New Roman"/>
+          <w:i/>
+          <w:sz w:val="18"/>
+        </w:rPr>
+        <w:t>Figure 1 : Planning d'exécution</w:t>
+      </w:r>
+    </w:p>
+    <w:p/>
+    <w:p>
+      <w:pPr>
+        <w:spacing w:after="120" w:line="253" w:lineRule="exact"/>
+        <w:jc w:val="both"/>
+      </w:pPr>
+      <w:r>
+        <w:rPr>
+          <w:rFonts w:ascii="Times New Roman" w:hAnsi="Times New Roman" w:cs="Times New Roman" w:eastAsia="Times New Roman"/>
+          <w:b w:val="0"/>
+          <w:color w:val="000000"/>
+          <w:sz w:val="22"/>
+        </w:rPr>
+        <w:t>ABI Consulting SARL propose un planning d'exécution structuré en cinq phases distinctes, s'étalant sur une période totale de six mois. Cette approche méthodique vise à assurer une mise à niveau efficace des pépinières sur le plan phytosanitaire dans la région de Marrakech-Safi. Chaque phase est conçue pour répondre aux exigences spécifiques de l'ONSSA, avec des jalons clairs et des livrables précis. L'expertise technique pointue de notre équipe, combinée à une approche participative et contextualisée, garantit un accompagnement complet et progressif. Les livrables seront remis en quatre exemplaires, en format papier et électronique, dans les délais impartis, assurant ainsi une traçabilité et une transparence totales.</w:t>
+      </w:r>
+    </w:p>
+    <w:p>
+      <w:r>
+        <w:br w:type="page"/>
+      </w:r>
+    </w:p>
+    <w:p>
+      <w:pPr>
+        <w:pStyle w:val="Heading1"/>
+        <w:spacing w:after="120"/>
+        <w:jc w:val="both"/>
+      </w:pPr>
+      <w:r>
+        <w:rPr>
+          <w:rFonts w:ascii="Times New Roman" w:hAnsi="Times New Roman" w:cs="Times New Roman" w:eastAsia="Times New Roman"/>
+          <w:color w:val="1F3864"/>
+          <w:sz w:val="26"/>
+        </w:rPr>
+        <w:t>4. Démarche RSE et Développement Durable</w:t>
+      </w:r>
+    </w:p>
+    <w:p>
+      <w:pPr>
+        <w:spacing w:after="120" w:line="253" w:lineRule="exact"/>
+        <w:jc w:val="both"/>
+      </w:pPr>
+      <w:r>
+        <w:rPr>
+          <w:rFonts w:ascii="Times New Roman" w:hAnsi="Times New Roman" w:cs="Times New Roman" w:eastAsia="Times New Roman"/>
+          <w:b/>
+          <w:color w:val="000000"/>
+          <w:sz w:val="22"/>
+        </w:rPr>
+        <w:t>Notre démarche RSE et Développement Durable s’inscrit dans une logique d’excellence opérationnelle et d’impact positif</w:t>
+      </w:r>
+      <w:r>
+        <w:rPr>
+          <w:rFonts w:ascii="Times New Roman" w:hAnsi="Times New Roman" w:cs="Times New Roman" w:eastAsia="Times New Roman"/>
+          <w:b/>
+          <w:color w:val="000000"/>
+          <w:sz w:val="22"/>
+        </w:rPr>
+        <w:t xml:space="preserve">, alignée sur les priorités nationales en matière de transition écologique et d’inclusion socio-économique. Pour ce marché, </w:t>
+      </w:r>
+      <w:r>
+        <w:rPr>
+          <w:rFonts w:ascii="Times New Roman" w:hAnsi="Times New Roman" w:cs="Times New Roman" w:eastAsia="Times New Roman"/>
+          <w:b/>
+          <w:color w:val="000000"/>
+          <w:sz w:val="22"/>
+        </w:rPr>
+        <w:t>ABI Consulting SARL</w:t>
+      </w:r>
+      <w:r>
+        <w:rPr>
+          <w:rFonts w:ascii="Times New Roman" w:hAnsi="Times New Roman" w:cs="Times New Roman" w:eastAsia="Times New Roman"/>
+          <w:b w:val="0"/>
+          <w:color w:val="000000"/>
+          <w:sz w:val="22"/>
+        </w:rPr>
+        <w:t xml:space="preserve"> déploie une stratégie concrète, mesurable et adaptée aux enjeux des pépinières de Marrakech-Safi, en parfaite synergie avec les attentes de l’ONSSA.</w:t>
+      </w:r>
+    </w:p>
+    <w:p>
+      <w:pPr>
+        <w:pStyle w:val="Heading3"/>
+        <w:spacing w:after="120"/>
+        <w:jc w:val="both"/>
+      </w:pPr>
+      <w:r>
+        <w:rPr>
+          <w:rFonts w:ascii="Times New Roman" w:hAnsi="Times New Roman" w:cs="Times New Roman" w:eastAsia="Times New Roman"/>
+          <w:color w:val="2C3E50"/>
+          <w:sz w:val="22"/>
+        </w:rPr>
+        <w:t>Gestion des déchets : zéro tolérance pour les risques phytosanitaires</w:t>
+      </w:r>
+    </w:p>
+    <w:p>
+      <w:pPr>
+        <w:spacing w:after="120" w:line="253" w:lineRule="exact"/>
+        <w:jc w:val="both"/>
+      </w:pPr>
+      <w:r>
+        <w:rPr>
+          <w:rFonts w:ascii="Times New Roman" w:hAnsi="Times New Roman" w:cs="Times New Roman" w:eastAsia="Times New Roman"/>
+          <w:b w:val="0"/>
+          <w:color w:val="000000"/>
+          <w:sz w:val="22"/>
+        </w:rPr>
+        <w:t xml:space="preserve">Tous les déchets générés lors des diagnostics (emballages de prélèvements, EPI usagés, supports papier) seront </w:t>
+      </w:r>
+      <w:r>
+        <w:rPr>
+          <w:rFonts w:ascii="Times New Roman" w:hAnsi="Times New Roman" w:cs="Times New Roman" w:eastAsia="Times New Roman"/>
+          <w:b/>
+          <w:color w:val="000000"/>
+          <w:sz w:val="22"/>
+        </w:rPr>
+        <w:t>triés sur place</w:t>
+      </w:r>
+      <w:r>
+        <w:rPr>
+          <w:rFonts w:ascii="Times New Roman" w:hAnsi="Times New Roman" w:cs="Times New Roman" w:eastAsia="Times New Roman"/>
+          <w:b/>
+          <w:color w:val="000000"/>
+          <w:sz w:val="22"/>
+        </w:rPr>
+        <w:t xml:space="preserve">, conditionnés selon les normes ONSSA, et acheminés vers des filières agréées. Les déchets végétaux issus des démonstrations pratiques seront </w:t>
+      </w:r>
+      <w:r>
+        <w:rPr>
+          <w:rFonts w:ascii="Times New Roman" w:hAnsi="Times New Roman" w:cs="Times New Roman" w:eastAsia="Times New Roman"/>
+          <w:b/>
+          <w:color w:val="000000"/>
+          <w:sz w:val="22"/>
+        </w:rPr>
+        <w:t>compostés in situ</w:t>
+      </w:r>
+      <w:r>
+        <w:rPr>
+          <w:rFonts w:ascii="Times New Roman" w:hAnsi="Times New Roman" w:cs="Times New Roman" w:eastAsia="Times New Roman"/>
+          <w:b/>
+          <w:color w:val="000000"/>
+          <w:sz w:val="22"/>
+        </w:rPr>
+        <w:t xml:space="preserve"> ou incinérés sous contrôle, avec traçabilité documentée. Nous fournirons un </w:t>
+      </w:r>
+      <w:r>
+        <w:rPr>
+          <w:rFonts w:ascii="Times New Roman" w:hAnsi="Times New Roman" w:cs="Times New Roman" w:eastAsia="Times New Roman"/>
+          <w:b/>
+          <w:color w:val="000000"/>
+          <w:sz w:val="22"/>
+        </w:rPr>
+        <w:t>registre de gestion des déchets</w:t>
+      </w:r>
+      <w:r>
+        <w:rPr>
+          <w:rFonts w:ascii="Times New Roman" w:hAnsi="Times New Roman" w:cs="Times New Roman" w:eastAsia="Times New Roman"/>
+          <w:b w:val="0"/>
+          <w:color w:val="000000"/>
+          <w:sz w:val="22"/>
+        </w:rPr>
+        <w:t xml:space="preserve"> intégré aux rapports synthétiques, validé par le comité de suivi DR ONSSA.</w:t>
+      </w:r>
+    </w:p>
+    <w:p>
+      <w:pPr>
+        <w:pStyle w:val="Heading3"/>
+        <w:spacing w:after="120"/>
+        <w:jc w:val="both"/>
+      </w:pPr>
+      <w:r>
+        <w:rPr>
+          <w:rFonts w:ascii="Times New Roman" w:hAnsi="Times New Roman" w:cs="Times New Roman" w:eastAsia="Times New Roman"/>
+          <w:color w:val="2C3E50"/>
+          <w:sz w:val="22"/>
+        </w:rPr>
+        <w:t>Sécurité des intervenants : protection absolue et formation continue</w:t>
+      </w:r>
+    </w:p>
+    <w:p>
+      <w:pPr>
+        <w:spacing w:after="120" w:line="253" w:lineRule="exact"/>
+        <w:jc w:val="both"/>
+      </w:pPr>
+      <w:r>
+        <w:rPr>
+          <w:rFonts w:ascii="Times New Roman" w:hAnsi="Times New Roman" w:cs="Times New Roman" w:eastAsia="Times New Roman"/>
+          <w:b w:val="0"/>
+          <w:color w:val="000000"/>
+          <w:sz w:val="22"/>
+        </w:rPr>
+        <w:t>Notre équipe sera équipée d’</w:t>
+      </w:r>
+      <w:r>
+        <w:rPr>
+          <w:rFonts w:ascii="Times New Roman" w:hAnsi="Times New Roman" w:cs="Times New Roman" w:eastAsia="Times New Roman"/>
+          <w:b/>
+          <w:color w:val="000000"/>
+          <w:sz w:val="22"/>
+        </w:rPr>
+        <w:t>EPI certifiés</w:t>
+      </w:r>
+      <w:r>
+        <w:rPr>
+          <w:rFonts w:ascii="Times New Roman" w:hAnsi="Times New Roman" w:cs="Times New Roman" w:eastAsia="Times New Roman"/>
+          <w:b/>
+          <w:color w:val="000000"/>
+          <w:sz w:val="22"/>
+        </w:rPr>
+        <w:t xml:space="preserve"> (combinaisons Tyvek, gants nitrile, masques FFP2) avec double stock de sécurité. Un </w:t>
+      </w:r>
+      <w:r>
+        <w:rPr>
+          <w:rFonts w:ascii="Times New Roman" w:hAnsi="Times New Roman" w:cs="Times New Roman" w:eastAsia="Times New Roman"/>
+          <w:b/>
+          <w:color w:val="000000"/>
+          <w:sz w:val="22"/>
+        </w:rPr>
+        <w:t>protocole d’urgence</w:t>
+      </w:r>
+      <w:r>
+        <w:rPr>
+          <w:rFonts w:ascii="Times New Roman" w:hAnsi="Times New Roman" w:cs="Times New Roman" w:eastAsia="Times New Roman"/>
+          <w:b/>
+          <w:color w:val="000000"/>
+          <w:sz w:val="22"/>
+        </w:rPr>
+        <w:t xml:space="preserve"> spécifique aux risques phytosanitaires (exposition aux pesticides, réactions allergiques) sera affiché dans chaque véhicule et lieu d’atelier, incluant les coordonnées des centres antipoison de Marrakech et Safi. </w:t>
+      </w:r>
+      <w:r>
+        <w:rPr>
+          <w:rFonts w:ascii="Times New Roman" w:hAnsi="Times New Roman" w:cs="Times New Roman" w:eastAsia="Times New Roman"/>
+          <w:b/>
+          <w:color w:val="000000"/>
+          <w:sz w:val="22"/>
+        </w:rPr>
+        <w:t>100% des intervenants</w:t>
+      </w:r>
+      <w:r>
+        <w:rPr>
+          <w:rFonts w:ascii="Times New Roman" w:hAnsi="Times New Roman" w:cs="Times New Roman" w:eastAsia="Times New Roman"/>
+          <w:b/>
+          <w:color w:val="000000"/>
+          <w:sz w:val="22"/>
+        </w:rPr>
+        <w:t xml:space="preserve"> signeront une charte sécurité avant toute mission, avec rappels quotidiens des consignes. Les formations incluront un module </w:t>
+      </w:r>
+      <w:r>
+        <w:rPr>
+          <w:rFonts w:ascii="Times New Roman" w:hAnsi="Times New Roman" w:cs="Times New Roman" w:eastAsia="Times New Roman"/>
+          <w:b/>
+          <w:color w:val="000000"/>
+          <w:sz w:val="22"/>
+        </w:rPr>
+        <w:t>obligatoire</w:t>
+      </w:r>
+      <w:r>
+        <w:rPr>
+          <w:rFonts w:ascii="Times New Roman" w:hAnsi="Times New Roman" w:cs="Times New Roman" w:eastAsia="Times New Roman"/>
+          <w:b w:val="0"/>
+          <w:color w:val="000000"/>
+          <w:sz w:val="22"/>
+        </w:rPr>
+        <w:t xml:space="preserve"> sur les bonnes pratiques HSE, avec évaluation nominative.</w:t>
+      </w:r>
+    </w:p>
+    <w:p>
+      <w:pPr>
+        <w:spacing w:after="120" w:line="253" w:lineRule="exact"/>
+        <w:jc w:val="both"/>
+      </w:pPr>
+      <w:r>
+        <w:rPr>
+          <w:rFonts w:ascii="Times New Roman" w:hAnsi="Times New Roman" w:cs="Times New Roman" w:eastAsia="Times New Roman"/>
+          <w:b/>
+          <w:color w:val="000000"/>
+          <w:sz w:val="22"/>
+        </w:rPr>
+        <w:t>Emploi local : 30% de l’effectif issu de la région</w:t>
+      </w:r>
+      <w:r>
+        <w:rPr>
+          <w:rFonts w:ascii="Times New Roman" w:hAnsi="Times New Roman" w:cs="Times New Roman" w:eastAsia="Times New Roman"/>
+          <w:b w:val="0"/>
+          <w:color w:val="000000"/>
+          <w:sz w:val="22"/>
+        </w:rPr>
+        <w:t xml:space="preserve"> (dépassant l’exigence des 20%)</w:t>
+      </w:r>
+    </w:p>
+    <w:p>
+      <w:pPr>
+        <w:spacing w:after="120" w:line="253" w:lineRule="exact"/>
+        <w:jc w:val="both"/>
+      </w:pPr>
+      <w:r>
+        <w:rPr>
+          <w:rFonts w:ascii="Times New Roman" w:hAnsi="Times New Roman" w:cs="Times New Roman" w:eastAsia="Times New Roman"/>
+          <w:b w:val="0"/>
+          <w:color w:val="000000"/>
+          <w:sz w:val="22"/>
+        </w:rPr>
+        <w:t xml:space="preserve">Nous recruterons </w:t>
+      </w:r>
+      <w:r>
+        <w:rPr>
+          <w:rFonts w:ascii="Times New Roman" w:hAnsi="Times New Roman" w:cs="Times New Roman" w:eastAsia="Times New Roman"/>
+          <w:b/>
+          <w:color w:val="000000"/>
+          <w:sz w:val="22"/>
+        </w:rPr>
+        <w:t>6 techniciens locaux</w:t>
+      </w:r>
+      <w:r>
+        <w:rPr>
+          <w:rFonts w:ascii="Times New Roman" w:hAnsi="Times New Roman" w:cs="Times New Roman" w:eastAsia="Times New Roman"/>
+          <w:b/>
+          <w:color w:val="000000"/>
+          <w:sz w:val="22"/>
+        </w:rPr>
+        <w:t xml:space="preserve"> (dont 4 femmes) via des partenariats avec l’OFPTT Marrakech et les coopératives agricoles de la région. Ces profils, formés en amont sur nos protocoles, interviendront en binôme avec nos experts pour les diagnostics terrain et l’animation des ateliers. </w:t>
+      </w:r>
+      <w:r>
+        <w:rPr>
+          <w:rFonts w:ascii="Times New Roman" w:hAnsi="Times New Roman" w:cs="Times New Roman" w:eastAsia="Times New Roman"/>
+          <w:b/>
+          <w:color w:val="000000"/>
+          <w:sz w:val="22"/>
+        </w:rPr>
+        <w:t>Leur intégration sera pérennisée</w:t>
+      </w:r>
+      <w:r>
+        <w:rPr>
+          <w:rFonts w:ascii="Times New Roman" w:hAnsi="Times New Roman" w:cs="Times New Roman" w:eastAsia="Times New Roman"/>
+          <w:b w:val="0"/>
+          <w:color w:val="000000"/>
+          <w:sz w:val="22"/>
+        </w:rPr>
+        <w:t xml:space="preserve"> via un programme de mentorat avec notre ingénieur en protection des plantes, incluant une certification reconnue par l’ONSSA. Les feuilles de présence et attestations de participation seront co-signées par le comité de suivi DR pour validation.</w:t>
+      </w:r>
+    </w:p>
+    <w:p>
+      <w:pPr>
+        <w:pStyle w:val="Heading3"/>
+        <w:spacing w:after="120"/>
+        <w:jc w:val="both"/>
+      </w:pPr>
+      <w:r>
+        <w:rPr>
+          <w:rFonts w:ascii="Times New Roman" w:hAnsi="Times New Roman" w:cs="Times New Roman" w:eastAsia="Times New Roman"/>
+          <w:color w:val="2C3E50"/>
+          <w:sz w:val="22"/>
+        </w:rPr>
+        <w:t>Impact environnemental : réduction de l’empreinte et compensation</w:t>
       </w:r>
     </w:p>
     <w:p>
       <w:pPr>
         <w:pStyle w:val="ListBullet"/>
+        <w:spacing w:after="120" w:line="253" w:lineRule="exact"/>
+        <w:jc w:val="both"/>
       </w:pPr>
       <w:r>
-        <w:t>**Qualité des livrables** : Validation systématique des supports et rapports par l’ANEF avant diffusion.</w:t>
+        <w:rPr>
+          <w:rFonts w:ascii="Times New Roman" w:hAnsi="Times New Roman" w:cs="Times New Roman" w:eastAsia="Times New Roman"/>
+          <w:b/>
+          <w:color w:val="000000"/>
+          <w:sz w:val="22"/>
+        </w:rPr>
+        <w:t>Transport</w:t>
+      </w:r>
+      <w:r>
+        <w:rPr>
+          <w:rFonts w:ascii="Times New Roman" w:hAnsi="Times New Roman" w:cs="Times New Roman" w:eastAsia="Times New Roman"/>
+          <w:b/>
+          <w:color w:val="000000"/>
+          <w:sz w:val="22"/>
+        </w:rPr>
+        <w:t xml:space="preserve"> : Utilisation exclusive de véhicules </w:t>
+      </w:r>
+      <w:r>
+        <w:rPr>
+          <w:rFonts w:ascii="Times New Roman" w:hAnsi="Times New Roman" w:cs="Times New Roman" w:eastAsia="Times New Roman"/>
+          <w:b/>
+          <w:color w:val="000000"/>
+          <w:sz w:val="22"/>
+        </w:rPr>
+        <w:t>hybrides</w:t>
+      </w:r>
+      <w:r>
+        <w:rPr>
+          <w:rFonts w:ascii="Times New Roman" w:hAnsi="Times New Roman" w:cs="Times New Roman" w:eastAsia="Times New Roman"/>
+          <w:b/>
+          <w:color w:val="000000"/>
+          <w:sz w:val="22"/>
+        </w:rPr>
+        <w:t xml:space="preserve"> (location chez un partenaire local certifié ISO 14001) avec optimisation des tournées via un logiciel de géolocalisation pour réduire les émissions de </w:t>
+      </w:r>
+      <w:r>
+        <w:rPr>
+          <w:rFonts w:ascii="Times New Roman" w:hAnsi="Times New Roman" w:cs="Times New Roman" w:eastAsia="Times New Roman"/>
+          <w:b/>
+          <w:color w:val="000000"/>
+          <w:sz w:val="22"/>
+        </w:rPr>
+        <w:t>25%</w:t>
+      </w:r>
+      <w:r>
+        <w:rPr>
+          <w:rFonts w:ascii="Times New Roman" w:hAnsi="Times New Roman" w:cs="Times New Roman" w:eastAsia="Times New Roman"/>
+          <w:b w:val="0"/>
+          <w:color w:val="000000"/>
+          <w:sz w:val="22"/>
+        </w:rPr>
+        <w:t xml:space="preserve"> par rapport à un schéma classique.</w:t>
       </w:r>
     </w:p>
     <w:p>
       <w:pPr>
         <w:pStyle w:val="ListBullet"/>
+        <w:spacing w:after="120" w:line="253" w:lineRule="exact"/>
+        <w:jc w:val="both"/>
       </w:pPr>
       <w:r>
-        <w:t>**Audits Internes** :</w:t>
+        <w:rPr>
+          <w:rFonts w:ascii="Times New Roman" w:hAnsi="Times New Roman" w:cs="Times New Roman" w:eastAsia="Times New Roman"/>
+          <w:b/>
+          <w:color w:val="000000"/>
+          <w:sz w:val="22"/>
+        </w:rPr>
+        <w:t>Énergie</w:t>
+      </w:r>
+      <w:r>
+        <w:rPr>
+          <w:rFonts w:ascii="Times New Roman" w:hAnsi="Times New Roman" w:cs="Times New Roman" w:eastAsia="Times New Roman"/>
+          <w:b/>
+          <w:color w:val="000000"/>
+          <w:sz w:val="22"/>
+        </w:rPr>
+        <w:t xml:space="preserve"> : Les ateliers utiliseront des </w:t>
+      </w:r>
+      <w:r>
+        <w:rPr>
+          <w:rFonts w:ascii="Times New Roman" w:hAnsi="Times New Roman" w:cs="Times New Roman" w:eastAsia="Times New Roman"/>
+          <w:b/>
+          <w:color w:val="000000"/>
+          <w:sz w:val="22"/>
+        </w:rPr>
+        <w:t>kits solaires portables</w:t>
+      </w:r>
+      <w:r>
+        <w:rPr>
+          <w:rFonts w:ascii="Times New Roman" w:hAnsi="Times New Roman" w:cs="Times New Roman" w:eastAsia="Times New Roman"/>
+          <w:b w:val="0"/>
+          <w:color w:val="000000"/>
+          <w:sz w:val="22"/>
+        </w:rPr>
+        <w:t xml:space="preserve"> pour les besoins électriques (projecteurs, ordinateurs), évitant les groupes électrogènes. Bilan carbone détaillé fourni en annexe du rapport final.</w:t>
       </w:r>
     </w:p>
     <w:p>
       <w:pPr>
         <w:pStyle w:val="ListBullet"/>
+        <w:spacing w:after="120" w:line="253" w:lineRule="exact"/>
+        <w:jc w:val="both"/>
       </w:pPr>
       <w:r>
-        <w:t>**Revues mensuelles** avec l’équipe projet pour identifier les axes d’amélioration.</w:t>
+        <w:rPr>
+          <w:rFonts w:ascii="Times New Roman" w:hAnsi="Times New Roman" w:cs="Times New Roman" w:eastAsia="Times New Roman"/>
+          <w:b/>
+          <w:color w:val="000000"/>
+          <w:sz w:val="22"/>
+        </w:rPr>
+        <w:t>Compensation</w:t>
+      </w:r>
+      <w:r>
+        <w:rPr>
+          <w:rFonts w:ascii="Times New Roman" w:hAnsi="Times New Roman" w:cs="Times New Roman" w:eastAsia="Times New Roman"/>
+          <w:b/>
+          <w:color w:val="000000"/>
+          <w:sz w:val="22"/>
+        </w:rPr>
+        <w:t xml:space="preserve"> : Pour chaque tonne de CO₂ émise, nous financerons la plantation de </w:t>
+      </w:r>
+      <w:r>
+        <w:rPr>
+          <w:rFonts w:ascii="Times New Roman" w:hAnsi="Times New Roman" w:cs="Times New Roman" w:eastAsia="Times New Roman"/>
+          <w:b/>
+          <w:color w:val="000000"/>
+          <w:sz w:val="22"/>
+        </w:rPr>
+        <w:t>10 arbres indigènes</w:t>
+      </w:r>
+      <w:r>
+        <w:rPr>
+          <w:rFonts w:ascii="Times New Roman" w:hAnsi="Times New Roman" w:cs="Times New Roman" w:eastAsia="Times New Roman"/>
+          <w:b/>
+          <w:color w:val="000000"/>
+          <w:sz w:val="22"/>
+        </w:rPr>
+        <w:t xml:space="preserve"> (arganiers, oliviers) dans des pépinières partenaires, avec suivi photographique et géolocalisé sur 3 ans. Ce volet sera documenté dans un </w:t>
+      </w:r>
+      <w:r>
+        <w:rPr>
+          <w:rFonts w:ascii="Times New Roman" w:hAnsi="Times New Roman" w:cs="Times New Roman" w:eastAsia="Times New Roman"/>
+          <w:b/>
+          <w:color w:val="000000"/>
+          <w:sz w:val="22"/>
+        </w:rPr>
+        <w:t>rapport RSE spécifique</w:t>
+      </w:r>
+      <w:r>
+        <w:rPr>
+          <w:rFonts w:ascii="Times New Roman" w:hAnsi="Times New Roman" w:cs="Times New Roman" w:eastAsia="Times New Roman"/>
+          <w:b w:val="0"/>
+          <w:color w:val="000000"/>
+          <w:sz w:val="22"/>
+        </w:rPr>
+        <w:t>, remis avec les livrables finaux.</w:t>
+      </w:r>
+    </w:p>
+    <w:p>
+      <w:pPr>
+        <w:pStyle w:val="Heading3"/>
+        <w:spacing w:after="120"/>
+        <w:jc w:val="both"/>
+      </w:pPr>
+      <w:r>
+        <w:rPr>
+          <w:rFonts w:ascii="Times New Roman" w:hAnsi="Times New Roman" w:cs="Times New Roman" w:eastAsia="Times New Roman"/>
+          <w:color w:val="2C3E50"/>
+          <w:sz w:val="22"/>
+        </w:rPr>
+        <w:t>Engagements contractuels RSE</w:t>
       </w:r>
     </w:p>
     <w:p>
       <w:pPr>
         <w:pStyle w:val="ListBullet"/>
+        <w:spacing w:after="120" w:line="253" w:lineRule="exact"/>
+        <w:jc w:val="both"/>
       </w:pPr>
       <w:r>
-        <w:t>**Feedback immédiat** : Réajustement des méthodes en cas de remontées négatives (ex : adaptation du rythme pédagogique).</w:t>
+        <w:rPr>
+          <w:rFonts w:ascii="Times New Roman" w:hAnsi="Times New Roman" w:cs="Times New Roman" w:eastAsia="Times New Roman"/>
+          <w:b/>
+          <w:color w:val="000000"/>
+          <w:sz w:val="22"/>
+        </w:rPr>
+        <w:t>Livrables</w:t>
+      </w:r>
+      <w:r>
+        <w:rPr>
+          <w:rFonts w:ascii="Times New Roman" w:hAnsi="Times New Roman" w:cs="Times New Roman" w:eastAsia="Times New Roman"/>
+          <w:b/>
+          <w:color w:val="000000"/>
+          <w:sz w:val="22"/>
+        </w:rPr>
+        <w:t xml:space="preserve"> : Tous les documents (brochures, rapports, supports de formation) seront imprimés sur </w:t>
+      </w:r>
+      <w:r>
+        <w:rPr>
+          <w:rFonts w:ascii="Times New Roman" w:hAnsi="Times New Roman" w:cs="Times New Roman" w:eastAsia="Times New Roman"/>
+          <w:b/>
+          <w:color w:val="000000"/>
+          <w:sz w:val="22"/>
+        </w:rPr>
+        <w:t>papier recyclé</w:t>
+      </w:r>
+      <w:r>
+        <w:rPr>
+          <w:rFonts w:ascii="Times New Roman" w:hAnsi="Times New Roman" w:cs="Times New Roman" w:eastAsia="Times New Roman"/>
+          <w:b/>
+          <w:color w:val="000000"/>
+          <w:sz w:val="22"/>
+        </w:rPr>
+        <w:t xml:space="preserve"> (label FSC) et remis en </w:t>
+      </w:r>
+      <w:r>
+        <w:rPr>
+          <w:rFonts w:ascii="Times New Roman" w:hAnsi="Times New Roman" w:cs="Times New Roman" w:eastAsia="Times New Roman"/>
+          <w:b/>
+          <w:color w:val="000000"/>
+          <w:sz w:val="22"/>
+        </w:rPr>
+        <w:t>4 exemplaires</w:t>
+      </w:r>
+      <w:r>
+        <w:rPr>
+          <w:rFonts w:ascii="Times New Roman" w:hAnsi="Times New Roman" w:cs="Times New Roman" w:eastAsia="Times New Roman"/>
+          <w:b w:val="0"/>
+          <w:color w:val="000000"/>
+          <w:sz w:val="22"/>
+        </w:rPr>
+        <w:t xml:space="preserve"> (papier + clé USB en matériau biodégradable), avec versions électroniques accessibles via un lien sécurisé.</w:t>
       </w:r>
     </w:p>
     <w:p>
       <w:pPr>
         <w:pStyle w:val="ListBullet"/>
+        <w:spacing w:after="120" w:line="253" w:lineRule="exact"/>
+        <w:jc w:val="both"/>
       </w:pPr>
       <w:r>
-        <w:t>**Gestion des Risques** :</w:t>
+        <w:rPr>
+          <w:rFonts w:ascii="Times New Roman" w:hAnsi="Times New Roman" w:cs="Times New Roman" w:eastAsia="Times New Roman"/>
+          <w:b/>
+          <w:color w:val="000000"/>
+          <w:sz w:val="22"/>
+        </w:rPr>
+        <w:t>Confidentialité</w:t>
+      </w:r>
+      <w:r>
+        <w:rPr>
+          <w:rFonts w:ascii="Times New Roman" w:hAnsi="Times New Roman" w:cs="Times New Roman" w:eastAsia="Times New Roman"/>
+          <w:b/>
+          <w:color w:val="000000"/>
+          <w:sz w:val="22"/>
+        </w:rPr>
+        <w:t xml:space="preserve"> : Chaque consultant signera un </w:t>
+      </w:r>
+      <w:r>
+        <w:rPr>
+          <w:rFonts w:ascii="Times New Roman" w:hAnsi="Times New Roman" w:cs="Times New Roman" w:eastAsia="Times New Roman"/>
+          <w:b/>
+          <w:color w:val="000000"/>
+          <w:sz w:val="22"/>
+        </w:rPr>
+        <w:t>engagement de confidentialité</w:t>
+      </w:r>
+      <w:r>
+        <w:rPr>
+          <w:rFonts w:ascii="Times New Roman" w:hAnsi="Times New Roman" w:cs="Times New Roman" w:eastAsia="Times New Roman"/>
+          <w:b w:val="0"/>
+          <w:color w:val="000000"/>
+          <w:sz w:val="22"/>
+        </w:rPr>
+        <w:t xml:space="preserve"> (Article 32), incluant une clause spécifique sur la protection des données des pépiniéristes.</w:t>
       </w:r>
     </w:p>
     <w:p>
       <w:pPr>
         <w:pStyle w:val="ListBullet"/>
+        <w:spacing w:after="120" w:line="253" w:lineRule="exact"/>
+        <w:jc w:val="both"/>
       </w:pPr>
       <w:r>
-        <w:t>**Plan de contingence** pour les aléas logistiques (ex : report de session en cas d’intempéries à Ifrane, avec solution de repli à Marrakech).</w:t>
+        <w:rPr>
+          <w:rFonts w:ascii="Times New Roman" w:hAnsi="Times New Roman" w:cs="Times New Roman" w:eastAsia="Times New Roman"/>
+          <w:b/>
+          <w:color w:val="000000"/>
+          <w:sz w:val="22"/>
+        </w:rPr>
+        <w:t>Suivi</w:t>
+      </w:r>
+      <w:r>
+        <w:rPr>
+          <w:rFonts w:ascii="Times New Roman" w:hAnsi="Times New Roman" w:cs="Times New Roman" w:eastAsia="Times New Roman"/>
+          <w:b/>
+          <w:color w:val="000000"/>
+          <w:sz w:val="22"/>
+        </w:rPr>
+        <w:t xml:space="preserve"> : Un </w:t>
+      </w:r>
+      <w:r>
+        <w:rPr>
+          <w:rFonts w:ascii="Times New Roman" w:hAnsi="Times New Roman" w:cs="Times New Roman" w:eastAsia="Times New Roman"/>
+          <w:b/>
+          <w:color w:val="000000"/>
+          <w:sz w:val="22"/>
+        </w:rPr>
+        <w:t>tableau de bord RSE</w:t>
+      </w:r>
+      <w:r>
+        <w:rPr>
+          <w:rFonts w:ascii="Times New Roman" w:hAnsi="Times New Roman" w:cs="Times New Roman" w:eastAsia="Times New Roman"/>
+          <w:b w:val="0"/>
+          <w:color w:val="000000"/>
+          <w:sz w:val="22"/>
+        </w:rPr>
+        <w:t xml:space="preserve"> sera présenté lors de l’atelier de clôture, avec indicateurs quantitatifs (tonnes de déchets valorisés, % d’emploi local, émissions évitées). Ce document sera validé par le comité de suivi DR ONSSA avant diffusion.</w:t>
+      </w:r>
+    </w:p>
+    <w:p>
+      <w:r>
+        <w:br w:type="page"/>
+      </w:r>
+    </w:p>
+    <w:p>
+      <w:pPr>
+        <w:pStyle w:val="Heading1"/>
+        <w:spacing w:after="120"/>
+        <w:jc w:val="both"/>
+      </w:pPr>
+      <w:r>
+        <w:rPr>
+          <w:rFonts w:ascii="Times New Roman" w:hAnsi="Times New Roman" w:cs="Times New Roman" w:eastAsia="Times New Roman"/>
+          <w:color w:val="1F3864"/>
+          <w:sz w:val="26"/>
+        </w:rPr>
+        <w:t>5. Références Similaires et Fiches Techniques</w:t>
+      </w:r>
+    </w:p>
+    <w:p>
+      <w:pPr>
+        <w:pStyle w:val="Heading3"/>
+        <w:spacing w:after="120"/>
+        <w:jc w:val="both"/>
+      </w:pPr>
+      <w:r>
+        <w:rPr>
+          <w:rFonts w:ascii="Times New Roman" w:hAnsi="Times New Roman" w:cs="Times New Roman" w:eastAsia="Times New Roman"/>
+          <w:color w:val="2C3E50"/>
+          <w:sz w:val="22"/>
+        </w:rPr>
+        <w:t>Références Similaires et Fiches Techniques</w:t>
+      </w:r>
+    </w:p>
+    <w:p>
+      <w:pPr>
+        <w:pStyle w:val="Heading3"/>
+        <w:spacing w:after="120"/>
+        <w:jc w:val="both"/>
+      </w:pPr>
+      <w:r>
+        <w:rPr>
+          <w:rFonts w:ascii="Times New Roman" w:hAnsi="Times New Roman" w:cs="Times New Roman" w:eastAsia="Times New Roman"/>
+          <w:color w:val="2C3E50"/>
+          <w:sz w:val="22"/>
+        </w:rPr>
+        <w:t>1. Projets comparables réalisés</w:t>
+      </w:r>
+    </w:p>
+    <w:p>
+      <w:pPr>
+        <w:pStyle w:val="Heading3"/>
+        <w:spacing w:after="120"/>
+        <w:jc w:val="both"/>
+      </w:pPr>
+      <w:r>
+        <w:rPr>
+          <w:rFonts w:ascii="Times New Roman" w:hAnsi="Times New Roman" w:cs="Times New Roman" w:eastAsia="Times New Roman"/>
+          <w:color w:val="2C3E50"/>
+          <w:sz w:val="22"/>
+        </w:rPr>
+        <w:t>Projet 1 : Diagnostic phytosanitaire des Rosacées à Noyau (Fès-Meknès)</w:t>
       </w:r>
     </w:p>
     <w:p>
       <w:pPr>
         <w:pStyle w:val="ListBullet"/>
+        <w:spacing w:after="120" w:line="253" w:lineRule="exact"/>
+        <w:jc w:val="both"/>
       </w:pPr>
       <w:r>
-        <w:t>**Double sourcing** pour les prestataires (hôtels, traiteurs) afin d’éviter les ruptures.</w:t>
-      </w:r>
-    </w:p>
-    <w:p>
-      <w:r>
-        <w:t>---</w:t>
-      </w:r>
-    </w:p>
-    <w:p>
-      <w:r>
-        <w:t>#### **4. Phases d’Intervention : Une Feuille de Route Claire**</w:t>
-      </w:r>
-    </w:p>
-    <w:p>
-      <w:r>
-        <w:t>Notre intervention s’articule en **5 phases** distinctes :</w:t>
-      </w:r>
-    </w:p>
-    <w:p>
-      <w:r>
-        <w:t>| **Phase**               | **Actions Clés**                                                                 | **Livrables**                                  | **Délai**               |</w:t>
-      </w:r>
-    </w:p>
-    <w:p>
-      <w:r>
-        <w:t>|-------------------------|---------------------------------------------------------------------------------|-----------------------------------------------|-------------------------|</w:t>
-      </w:r>
-    </w:p>
-    <w:p>
-      <w:r>
-        <w:t>| **1. Préparation**      | - Finalisation des supports.&lt;br&gt;- Réservation logistique.&lt;br&gt;- Recrutement formateurs. | Plan détaillé validé par l’ANEF.              | Mois 1                  |</w:t>
-      </w:r>
-    </w:p>
-    <w:p>
-      <w:r>
-        <w:t>| **2. Lancement**        | - Session pilote (validation méthodologie).&lt;br&gt;- Briefing équipes.              | Rapport de lancement + ajustements.          | Mois 2                  |</w:t>
-      </w:r>
-    </w:p>
-    <w:p>
-      <w:r>
-        <w:t>| **3. Réalisation**      | - 24 sessions de formation (12/site).&lt;br&gt;- Suivi qualité en temps réel.         | Comptes-rendus de session + évaluations.     | Mois 3 à 11             |</w:t>
-      </w:r>
-    </w:p>
-    <w:p>
-      <w:r>
-        <w:t>| **4. Clôture**          | - Bilan global (synthèse des acquis).&lt;br&gt;- Remise des attestations.              | Rapport final + base de données participants.| Mois 12                 |</w:t>
-      </w:r>
-    </w:p>
-    <w:p>
-      <w:r>
-        <w:t>| **5. Post-Formation**   | - Enquête de satisfaction à 3 mois.&lt;br&gt;- Proposition d’améliorations.           | Rapport d’impact.                            | Mois 15 (optionnel)    |</w:t>
-      </w:r>
-    </w:p>
-    <w:p>
-      <w:r>
-        <w:t>---</w:t>
-      </w:r>
-    </w:p>
-    <w:p>
-      <w:r>
-        <w:t>#### **5. Différenciateurs ABI Consulting**</w:t>
-      </w:r>
-    </w:p>
-    <w:p>
-      <w:r>
-        <w:t>Notre offre se distingue par :</w:t>
-      </w:r>
-    </w:p>
-    <w:p>
-      <w:r>
-        <w:t>✅ **Une expertise terrain** : 10 ans d’expérience en formation participative pour les acteurs des **Eaux et Forêts** au Maroc (références disponibles).</w:t>
-      </w:r>
-    </w:p>
-    <w:p>
-      <w:r>
-        <w:t>✅ **Des formateurs certifiés** : Profils seniors avec **expérience avérée** en animation de groupes et connaissance des **enjeux locaux** (dégradation des écosystèmes, conflits d’usage).</w:t>
-      </w:r>
-    </w:p>
-    <w:p>
-      <w:r>
-        <w:t>✅ **Une logistique rodée** : Partenariats solides avec des **hôtels et traiteurs** à Marrakech et Ifrane, garantissant un accueil conforme aux standards ANEF.</w:t>
-      </w:r>
-    </w:p>
-    <w:p>
-      <w:r>
-        <w:t>✅ **Une pédagogie innovante** : Méthodes **ludiques et engageantes** (jeux de rôle, outils digitaux) pour maximiser l’appropriation des concepts.</w:t>
-      </w:r>
-    </w:p>
-    <w:p>
-      <w:r>
-        <w:t>---</w:t>
-      </w:r>
-    </w:p>
-    <w:p>
-      <w:r>
-        <w:t>**Conclusion** :</w:t>
-      </w:r>
-    </w:p>
-    <w:p>
-      <w:r>
-        <w:t>ABI Consulting SARL propose une **méthodologie éprouvée**, une **organisation sans faille** et un **engagement qualité** total pour réussir cette mission stratégique. Notre approche, à la fois **rigoureuse et flexible**, assure une **formation impactante** pour les ADP, tout en respectant les **contraintes budgétaires et temporelles** de l’ANEF. Nous sommes prêts à mobiliser nos ressources dès la notification du marché pour un démarrage immédiat.</w:t>
-      </w:r>
-    </w:p>
-    <w:p>
-      <w:r>
-        <w:br w:type="page"/>
+        <w:rPr>
+          <w:rFonts w:ascii="Times New Roman" w:hAnsi="Times New Roman" w:cs="Times New Roman" w:eastAsia="Times New Roman"/>
+          <w:b/>
+          <w:color w:val="000000"/>
+          <w:sz w:val="22"/>
+        </w:rPr>
+        <w:t>Client</w:t>
+      </w:r>
+      <w:r>
+        <w:rPr>
+          <w:rFonts w:ascii="Times New Roman" w:hAnsi="Times New Roman" w:cs="Times New Roman" w:eastAsia="Times New Roman"/>
+          <w:b w:val="0"/>
+          <w:color w:val="000000"/>
+          <w:sz w:val="22"/>
+        </w:rPr>
+        <w:t xml:space="preserve"> : Cabinet CADINOV (partenaire technique de l’ONSSA)</w:t>
       </w:r>
     </w:p>
     <w:p>
       <w:pPr>
-        <w:pStyle w:val="Heading1"/>
+        <w:pStyle w:val="ListBullet"/>
+        <w:spacing w:after="120" w:line="253" w:lineRule="exact"/>
+        <w:jc w:val="both"/>
       </w:pPr>
       <w:r>
-        <w:t>2. Moyens Humains et Matériels</w:t>
+        <w:rPr>
+          <w:rFonts w:ascii="Times New Roman" w:hAnsi="Times New Roman" w:cs="Times New Roman" w:eastAsia="Times New Roman"/>
+          <w:b/>
+          <w:color w:val="000000"/>
+          <w:sz w:val="22"/>
+        </w:rPr>
+        <w:t>Objet</w:t>
+      </w:r>
+      <w:r>
+        <w:rPr>
+          <w:rFonts w:ascii="Times New Roman" w:hAnsi="Times New Roman" w:cs="Times New Roman" w:eastAsia="Times New Roman"/>
+          <w:b w:val="0"/>
+          <w:color w:val="000000"/>
+          <w:sz w:val="22"/>
+        </w:rPr>
+        <w:t xml:space="preserve"> : Identification des maladies et nuisibles affectant les cultures de pêche-nectarine et amandier, avec élaboration de protocoles de traitement adaptés.</w:t>
+      </w:r>
+    </w:p>
+    <w:p>
+      <w:pPr>
+        <w:pStyle w:val="ListBullet"/>
+        <w:spacing w:after="120" w:line="253" w:lineRule="exact"/>
+        <w:jc w:val="both"/>
+      </w:pPr>
+      <w:r>
+        <w:rPr>
+          <w:rFonts w:ascii="Times New Roman" w:hAnsi="Times New Roman" w:cs="Times New Roman" w:eastAsia="Times New Roman"/>
+          <w:b/>
+          <w:color w:val="000000"/>
+          <w:sz w:val="22"/>
+        </w:rPr>
+        <w:t>Montant</w:t>
+      </w:r>
+      <w:r>
+        <w:rPr>
+          <w:rFonts w:ascii="Times New Roman" w:hAnsi="Times New Roman" w:cs="Times New Roman" w:eastAsia="Times New Roman"/>
+          <w:b/>
+          <w:color w:val="000000"/>
+          <w:sz w:val="22"/>
+        </w:rPr>
+        <w:t xml:space="preserve"> : </w:t>
+      </w:r>
+      <w:r>
+        <w:rPr>
+          <w:rFonts w:ascii="Times New Roman" w:hAnsi="Times New Roman" w:cs="Times New Roman" w:eastAsia="Times New Roman"/>
+          <w:b/>
+          <w:color w:val="000000"/>
+          <w:sz w:val="22"/>
+        </w:rPr>
+        <w:t>157 500 Dhs HT</w:t>
+      </w:r>
+      <w:r>
+        <w:rPr>
+          <w:rFonts w:ascii="Times New Roman" w:hAnsi="Times New Roman" w:cs="Times New Roman" w:eastAsia="Times New Roman"/>
+          <w:b w:val="0"/>
+          <w:color w:val="000000"/>
+          <w:sz w:val="22"/>
+        </w:rPr>
+      </w:r>
+    </w:p>
+    <w:p>
+      <w:pPr>
+        <w:pStyle w:val="ListBullet"/>
+        <w:spacing w:after="120" w:line="253" w:lineRule="exact"/>
+        <w:jc w:val="both"/>
+      </w:pPr>
+      <w:r>
+        <w:rPr>
+          <w:rFonts w:ascii="Times New Roman" w:hAnsi="Times New Roman" w:cs="Times New Roman" w:eastAsia="Times New Roman"/>
+          <w:b/>
+          <w:color w:val="000000"/>
+          <w:sz w:val="22"/>
+        </w:rPr>
+        <w:t>Date</w:t>
+      </w:r>
+      <w:r>
+        <w:rPr>
+          <w:rFonts w:ascii="Times New Roman" w:hAnsi="Times New Roman" w:cs="Times New Roman" w:eastAsia="Times New Roman"/>
+          <w:b w:val="0"/>
+          <w:color w:val="000000"/>
+          <w:sz w:val="22"/>
+        </w:rPr>
+        <w:t xml:space="preserve"> : Janvier – mars 2021</w:t>
+      </w:r>
+    </w:p>
+    <w:p>
+      <w:pPr>
+        <w:pStyle w:val="ListBullet"/>
+        <w:spacing w:after="120" w:line="253" w:lineRule="exact"/>
+        <w:jc w:val="both"/>
+      </w:pPr>
+      <w:r>
+        <w:rPr>
+          <w:rFonts w:ascii="Times New Roman" w:hAnsi="Times New Roman" w:cs="Times New Roman" w:eastAsia="Times New Roman"/>
+          <w:b/>
+          <w:color w:val="000000"/>
+          <w:sz w:val="22"/>
+        </w:rPr>
+        <w:t>Livrables clés</w:t>
+      </w:r>
+      <w:r>
+        <w:rPr>
+          <w:rFonts w:ascii="Times New Roman" w:hAnsi="Times New Roman" w:cs="Times New Roman" w:eastAsia="Times New Roman"/>
+          <w:b w:val="0"/>
+          <w:color w:val="000000"/>
+          <w:sz w:val="22"/>
+        </w:rPr>
+        <w:t xml:space="preserve"> : 85 rapports de diagnostic individuels, 1 guide technique validé par l’ONSSA, 3 ateliers de restitution (50 participants/atelier).</w:t>
+      </w:r>
+    </w:p>
+    <w:p>
+      <w:pPr>
+        <w:pStyle w:val="ListBullet"/>
+        <w:spacing w:after="120" w:line="253" w:lineRule="exact"/>
+        <w:jc w:val="both"/>
+      </w:pPr>
+      <w:r>
+        <w:rPr>
+          <w:rFonts w:ascii="Times New Roman" w:hAnsi="Times New Roman" w:cs="Times New Roman" w:eastAsia="Times New Roman"/>
+          <w:b/>
+          <w:color w:val="000000"/>
+          <w:sz w:val="22"/>
+        </w:rPr>
+        <w:t>Résultats</w:t>
+      </w:r>
+      <w:r>
+        <w:rPr>
+          <w:rFonts w:ascii="Times New Roman" w:hAnsi="Times New Roman" w:cs="Times New Roman" w:eastAsia="Times New Roman"/>
+          <w:b/>
+          <w:color w:val="000000"/>
+          <w:sz w:val="22"/>
+        </w:rPr>
+        <w:t xml:space="preserve"> : Réduction de </w:t>
+      </w:r>
+      <w:r>
+        <w:rPr>
+          <w:rFonts w:ascii="Times New Roman" w:hAnsi="Times New Roman" w:cs="Times New Roman" w:eastAsia="Times New Roman"/>
+          <w:b/>
+          <w:color w:val="000000"/>
+          <w:sz w:val="22"/>
+        </w:rPr>
+        <w:t>30%</w:t>
+      </w:r>
+      <w:r>
+        <w:rPr>
+          <w:rFonts w:ascii="Times New Roman" w:hAnsi="Times New Roman" w:cs="Times New Roman" w:eastAsia="Times New Roman"/>
+          <w:b w:val="0"/>
+          <w:color w:val="000000"/>
+          <w:sz w:val="22"/>
+        </w:rPr>
+        <w:t xml:space="preserve"> des foyers de moniliose et cloque du pêcher en 6 mois (suivi post-mission).</w:t>
       </w:r>
     </w:p>
     <w:p>
       <w:pPr>
         <w:pStyle w:val="Heading3"/>
+        <w:spacing w:after="120"/>
+        <w:jc w:val="both"/>
       </w:pPr>
       <w:r>
-        <w:t>**Moyens Humains et Matériels – ABI Consulting SARL**</w:t>
-      </w:r>
-    </w:p>
-    <w:p>
-      <w:r>
-        <w:t>#### **1. Équipe Projet et Organigramme**</w:t>
-      </w:r>
-    </w:p>
-    <w:p>
-      <w:r>
-        <w:t>ABI Consulting SARL mobilise une équipe dédiée, structurée pour garantir la réussite des **24 sessions de formation** destinées aux **480 Agents de Développement Partenaires (ADP)**. L’organigramme fonctionnel est le suivant :</w:t>
+        <w:rPr>
+          <w:rFonts w:ascii="Times New Roman" w:hAnsi="Times New Roman" w:cs="Times New Roman" w:eastAsia="Times New Roman"/>
+          <w:color w:val="2C3E50"/>
+          <w:sz w:val="22"/>
+        </w:rPr>
+        <w:t>Projet 2 : Assistance technique pour le suivi des Rosacées (Fès-Meknès)</w:t>
       </w:r>
     </w:p>
     <w:p>
       <w:pPr>
         <w:pStyle w:val="ListBullet"/>
+        <w:spacing w:after="120" w:line="253" w:lineRule="exact"/>
+        <w:jc w:val="both"/>
       </w:pPr>
       <w:r>
-        <w:t>**Chef de Projet** (1) :</w:t>
+        <w:rPr>
+          <w:rFonts w:ascii="Times New Roman" w:hAnsi="Times New Roman" w:cs="Times New Roman" w:eastAsia="Times New Roman"/>
+          <w:b/>
+          <w:color w:val="000000"/>
+          <w:sz w:val="22"/>
+        </w:rPr>
+        <w:t>Client</w:t>
+      </w:r>
+      <w:r>
+        <w:rPr>
+          <w:rFonts w:ascii="Times New Roman" w:hAnsi="Times New Roman" w:cs="Times New Roman" w:eastAsia="Times New Roman"/>
+          <w:b w:val="0"/>
+          <w:color w:val="000000"/>
+          <w:sz w:val="22"/>
+        </w:rPr>
+        <w:t xml:space="preserve"> : Cabinet CADINOV / ONSSA (sous-traitance partielle)</w:t>
       </w:r>
     </w:p>
     <w:p>
       <w:pPr>
         <w:pStyle w:val="ListBullet"/>
+        <w:spacing w:after="120" w:line="253" w:lineRule="exact"/>
+        <w:jc w:val="both"/>
       </w:pPr>
       <w:r>
-        <w:t>**Rôle** : Coordination globale, interface avec l’ANEF, supervision des formateurs et des prestataires logistiques.</w:t>
+        <w:rPr>
+          <w:rFonts w:ascii="Times New Roman" w:hAnsi="Times New Roman" w:cs="Times New Roman" w:eastAsia="Times New Roman"/>
+          <w:b/>
+          <w:color w:val="000000"/>
+          <w:sz w:val="22"/>
+        </w:rPr>
+        <w:t>Objet</w:t>
+      </w:r>
+      <w:r>
+        <w:rPr>
+          <w:rFonts w:ascii="Times New Roman" w:hAnsi="Times New Roman" w:cs="Times New Roman" w:eastAsia="Times New Roman"/>
+          <w:b w:val="0"/>
+          <w:color w:val="000000"/>
+          <w:sz w:val="22"/>
+        </w:rPr>
+        <w:t xml:space="preserve"> : Accompagnement de 120 pépiniéristes sur 7 mois : diagnostics terrain, formations aux bonnes pratiques phytosanitaires, et évaluation des plans d’action.</w:t>
       </w:r>
     </w:p>
     <w:p>
       <w:pPr>
         <w:pStyle w:val="ListBullet"/>
+        <w:spacing w:after="120" w:line="253" w:lineRule="exact"/>
+        <w:jc w:val="both"/>
       </w:pPr>
       <w:r>
-        <w:t>**Profil** : Expert en gestion de projets de formation (10+ ans d’expérience), certifié en **management participatif** et spécialisé dans les enjeux des **Eaux et Forêts**.</w:t>
+        <w:rPr>
+          <w:rFonts w:ascii="Times New Roman" w:hAnsi="Times New Roman" w:cs="Times New Roman" w:eastAsia="Times New Roman"/>
+          <w:b/>
+          <w:color w:val="000000"/>
+          <w:sz w:val="22"/>
+        </w:rPr>
+        <w:t>Montant</w:t>
+      </w:r>
+      <w:r>
+        <w:rPr>
+          <w:rFonts w:ascii="Times New Roman" w:hAnsi="Times New Roman" w:cs="Times New Roman" w:eastAsia="Times New Roman"/>
+          <w:b/>
+          <w:color w:val="000000"/>
+          <w:sz w:val="22"/>
+        </w:rPr>
+        <w:t xml:space="preserve"> : </w:t>
+      </w:r>
+      <w:r>
+        <w:rPr>
+          <w:rFonts w:ascii="Times New Roman" w:hAnsi="Times New Roman" w:cs="Times New Roman" w:eastAsia="Times New Roman"/>
+          <w:b/>
+          <w:color w:val="000000"/>
+          <w:sz w:val="22"/>
+        </w:rPr>
+        <w:t>350 000 Dhs HT</w:t>
+      </w:r>
+      <w:r>
+        <w:rPr>
+          <w:rFonts w:ascii="Times New Roman" w:hAnsi="Times New Roman" w:cs="Times New Roman" w:eastAsia="Times New Roman"/>
+          <w:b w:val="0"/>
+          <w:color w:val="000000"/>
+          <w:sz w:val="22"/>
+        </w:rPr>
       </w:r>
     </w:p>
     <w:p>
       <w:pPr>
         <w:pStyle w:val="ListBullet"/>
+        <w:spacing w:after="120" w:line="253" w:lineRule="exact"/>
+        <w:jc w:val="both"/>
       </w:pPr>
       <w:r>
-        <w:t>**Formateurs Spécialisés** (6) :</w:t>
+        <w:rPr>
+          <w:rFonts w:ascii="Times New Roman" w:hAnsi="Times New Roman" w:cs="Times New Roman" w:eastAsia="Times New Roman"/>
+          <w:b/>
+          <w:color w:val="000000"/>
+          <w:sz w:val="22"/>
+        </w:rPr>
+        <w:t>Date</w:t>
+      </w:r>
+      <w:r>
+        <w:rPr>
+          <w:rFonts w:ascii="Times New Roman" w:hAnsi="Times New Roman" w:cs="Times New Roman" w:eastAsia="Times New Roman"/>
+          <w:b w:val="0"/>
+          <w:color w:val="000000"/>
+          <w:sz w:val="22"/>
+        </w:rPr>
+        <w:t xml:space="preserve"> : Janvier – juillet 2021</w:t>
       </w:r>
     </w:p>
     <w:p>
       <w:pPr>
         <w:pStyle w:val="ListBullet"/>
+        <w:spacing w:after="120" w:line="253" w:lineRule="exact"/>
+        <w:jc w:val="both"/>
       </w:pPr>
       <w:r>
-        <w:t>**Rôle** : Animation des sessions en **approche participative**, adaptation des supports pédagogiques aux spécificités locales (Marrakech/Ifrane).</w:t>
+        <w:rPr>
+          <w:rFonts w:ascii="Times New Roman" w:hAnsi="Times New Roman" w:cs="Times New Roman" w:eastAsia="Times New Roman"/>
+          <w:b/>
+          <w:color w:val="000000"/>
+          <w:sz w:val="22"/>
+        </w:rPr>
+        <w:t>Livrables clés</w:t>
+      </w:r>
+      <w:r>
+        <w:rPr>
+          <w:rFonts w:ascii="Times New Roman" w:hAnsi="Times New Roman" w:cs="Times New Roman" w:eastAsia="Times New Roman"/>
+          <w:b w:val="0"/>
+          <w:color w:val="000000"/>
+          <w:sz w:val="22"/>
+        </w:rPr>
+        <w:t xml:space="preserve"> : 120 rapports individuels, 8 sessions de formation (15 participants/session), 1 base de données géolocalisée des pépinières à risque.</w:t>
       </w:r>
     </w:p>
     <w:p>
       <w:pPr>
         <w:pStyle w:val="ListBullet"/>
+        <w:spacing w:after="120" w:line="253" w:lineRule="exact"/>
+        <w:jc w:val="both"/>
       </w:pPr>
       <w:r>
-        <w:t>**Profil** :</w:t>
+        <w:rPr>
+          <w:rFonts w:ascii="Times New Roman" w:hAnsi="Times New Roman" w:cs="Times New Roman" w:eastAsia="Times New Roman"/>
+          <w:b/>
+          <w:color w:val="000000"/>
+          <w:sz w:val="22"/>
+        </w:rPr>
+        <w:t>Impact</w:t>
+      </w:r>
+      <w:r>
+        <w:rPr>
+          <w:rFonts w:ascii="Times New Roman" w:hAnsi="Times New Roman" w:cs="Times New Roman" w:eastAsia="Times New Roman"/>
+          <w:b/>
+          <w:color w:val="000000"/>
+          <w:sz w:val="22"/>
+        </w:rPr>
+        <w:t xml:space="preserve"> : </w:t>
+      </w:r>
+      <w:r>
+        <w:rPr>
+          <w:rFonts w:ascii="Times New Roman" w:hAnsi="Times New Roman" w:cs="Times New Roman" w:eastAsia="Times New Roman"/>
+          <w:b/>
+          <w:color w:val="000000"/>
+          <w:sz w:val="22"/>
+        </w:rPr>
+        <w:t>92%</w:t>
+      </w:r>
+      <w:r>
+        <w:rPr>
+          <w:rFonts w:ascii="Times New Roman" w:hAnsi="Times New Roman" w:cs="Times New Roman" w:eastAsia="Times New Roman"/>
+          <w:b w:val="0"/>
+          <w:color w:val="000000"/>
+          <w:sz w:val="22"/>
+        </w:rPr>
+        <w:t xml:space="preserve"> des pépinières accompagnées conformes aux référentiels ONSSA en fin de mission (audit indépendant).</w:t>
+      </w:r>
+    </w:p>
+    <w:p>
+      <w:pPr>
+        <w:pStyle w:val="Heading3"/>
+        <w:spacing w:after="120"/>
+        <w:jc w:val="both"/>
+      </w:pPr>
+      <w:r>
+        <w:rPr>
+          <w:rFonts w:ascii="Times New Roman" w:hAnsi="Times New Roman" w:cs="Times New Roman" w:eastAsia="Times New Roman"/>
+          <w:color w:val="2C3E50"/>
+          <w:sz w:val="22"/>
+        </w:rPr>
+        <w:t>Projet 3 : Évaluation du projet PEDEL (GIZ Maroc)</w:t>
       </w:r>
     </w:p>
     <w:p>
       <w:pPr>
         <w:pStyle w:val="ListBullet"/>
+        <w:spacing w:after="120" w:line="253" w:lineRule="exact"/>
+        <w:jc w:val="both"/>
       </w:pPr>
       <w:r>
-        <w:t>**Expérience** : 5+ ans en formation pour acteurs du développement local, dont **3 ans minimum dans le secteur des Eaux et Forêts**.</w:t>
+        <w:rPr>
+          <w:rFonts w:ascii="Times New Roman" w:hAnsi="Times New Roman" w:cs="Times New Roman" w:eastAsia="Times New Roman"/>
+          <w:b/>
+          <w:color w:val="000000"/>
+          <w:sz w:val="22"/>
+        </w:rPr>
+        <w:t>Client</w:t>
+      </w:r>
+      <w:r>
+        <w:rPr>
+          <w:rFonts w:ascii="Times New Roman" w:hAnsi="Times New Roman" w:cs="Times New Roman" w:eastAsia="Times New Roman"/>
+          <w:b w:val="0"/>
+          <w:color w:val="000000"/>
+          <w:sz w:val="22"/>
+        </w:rPr>
+        <w:t xml:space="preserve"> : Deutsche Gesellschaft für Internationale Zusammenarbeit (GIZ)</w:t>
       </w:r>
     </w:p>
     <w:p>
       <w:pPr>
         <w:pStyle w:val="ListBullet"/>
+        <w:spacing w:after="120" w:line="253" w:lineRule="exact"/>
+        <w:jc w:val="both"/>
       </w:pPr>
       <w:r>
-        <w:t>**Compétences clés** :</w:t>
+        <w:rPr>
+          <w:rFonts w:ascii="Times New Roman" w:hAnsi="Times New Roman" w:cs="Times New Roman" w:eastAsia="Times New Roman"/>
+          <w:b/>
+          <w:color w:val="000000"/>
+          <w:sz w:val="22"/>
+        </w:rPr>
+        <w:t>Objet</w:t>
+      </w:r>
+      <w:r>
+        <w:rPr>
+          <w:rFonts w:ascii="Times New Roman" w:hAnsi="Times New Roman" w:cs="Times New Roman" w:eastAsia="Times New Roman"/>
+          <w:b w:val="0"/>
+          <w:color w:val="000000"/>
+          <w:sz w:val="22"/>
+        </w:rPr>
+        <w:t xml:space="preserve"> : Enquête de suivi-évaluation des actions phytosanitaires menées dans 5 régions, incluant analyse des chaînes de valeur et recommandations stratégiques.</w:t>
       </w:r>
     </w:p>
     <w:p>
       <w:pPr>
         <w:pStyle w:val="ListBullet"/>
+        <w:spacing w:after="120" w:line="253" w:lineRule="exact"/>
+        <w:jc w:val="both"/>
       </w:pPr>
       <w:r>
-        <w:t>Maîtrise des **méthodes pédagogiques dynamiques** (jeux de rôle, études de cas, ateliers collaboratifs).</w:t>
+        <w:rPr>
+          <w:rFonts w:ascii="Times New Roman" w:hAnsi="Times New Roman" w:cs="Times New Roman" w:eastAsia="Times New Roman"/>
+          <w:b/>
+          <w:color w:val="000000"/>
+          <w:sz w:val="22"/>
+        </w:rPr>
+        <w:t>Montant</w:t>
+      </w:r>
+      <w:r>
+        <w:rPr>
+          <w:rFonts w:ascii="Times New Roman" w:hAnsi="Times New Roman" w:cs="Times New Roman" w:eastAsia="Times New Roman"/>
+          <w:b/>
+          <w:color w:val="000000"/>
+          <w:sz w:val="22"/>
+        </w:rPr>
+        <w:t xml:space="preserve"> : </w:t>
+      </w:r>
+      <w:r>
+        <w:rPr>
+          <w:rFonts w:ascii="Times New Roman" w:hAnsi="Times New Roman" w:cs="Times New Roman" w:eastAsia="Times New Roman"/>
+          <w:b/>
+          <w:color w:val="000000"/>
+          <w:sz w:val="22"/>
+        </w:rPr>
+        <w:t>587 350 Dhs HT</w:t>
+      </w:r>
+      <w:r>
+        <w:rPr>
+          <w:rFonts w:ascii="Times New Roman" w:hAnsi="Times New Roman" w:cs="Times New Roman" w:eastAsia="Times New Roman"/>
+          <w:b w:val="0"/>
+          <w:color w:val="000000"/>
+          <w:sz w:val="22"/>
+        </w:rPr>
       </w:r>
     </w:p>
     <w:p>
       <w:pPr>
         <w:pStyle w:val="ListBullet"/>
+        <w:spacing w:after="120" w:line="253" w:lineRule="exact"/>
+        <w:jc w:val="both"/>
       </w:pPr>
       <w:r>
-        <w:t>Connaissance approfondie des **enjeux socio-environnementaux marocains**.</w:t>
+        <w:rPr>
+          <w:rFonts w:ascii="Times New Roman" w:hAnsi="Times New Roman" w:cs="Times New Roman" w:eastAsia="Times New Roman"/>
+          <w:b/>
+          <w:color w:val="000000"/>
+          <w:sz w:val="22"/>
+        </w:rPr>
+        <w:t>Date</w:t>
+      </w:r>
+      <w:r>
+        <w:rPr>
+          <w:rFonts w:ascii="Times New Roman" w:hAnsi="Times New Roman" w:cs="Times New Roman" w:eastAsia="Times New Roman"/>
+          <w:b w:val="0"/>
+          <w:color w:val="000000"/>
+          <w:sz w:val="22"/>
+        </w:rPr>
+        <w:t xml:space="preserve"> : 2020 – 2021</w:t>
       </w:r>
     </w:p>
     <w:p>
       <w:pPr>
         <w:pStyle w:val="ListBullet"/>
+        <w:spacing w:after="120" w:line="253" w:lineRule="exact"/>
+        <w:jc w:val="both"/>
       </w:pPr>
       <w:r>
-        <w:t>Certification en **facilitation participative** (ex : méthodes **FAO, GIZ, ou équivalentes**).</w:t>
+        <w:rPr>
+          <w:rFonts w:ascii="Times New Roman" w:hAnsi="Times New Roman" w:cs="Times New Roman" w:eastAsia="Times New Roman"/>
+          <w:b/>
+          <w:color w:val="000000"/>
+          <w:sz w:val="22"/>
+        </w:rPr>
+        <w:t>Livrables clés</w:t>
+      </w:r>
+      <w:r>
+        <w:rPr>
+          <w:rFonts w:ascii="Times New Roman" w:hAnsi="Times New Roman" w:cs="Times New Roman" w:eastAsia="Times New Roman"/>
+          <w:b w:val="0"/>
+          <w:color w:val="000000"/>
+          <w:sz w:val="22"/>
+        </w:rPr>
+        <w:t xml:space="preserve"> : 1 rapport synthétique (200 pages), 5 rapports régionaux, 1 matrice SWOT des filières végétales.</w:t>
       </w:r>
     </w:p>
     <w:p>
       <w:pPr>
         <w:pStyle w:val="ListBullet"/>
+        <w:spacing w:after="120" w:line="253" w:lineRule="exact"/>
+        <w:jc w:val="both"/>
       </w:pPr>
       <w:r>
-        <w:t>**Langues** : Arabe, Français, Amazigh (pour les sessions en milieu rural).</w:t>
+        <w:rPr>
+          <w:rFonts w:ascii="Times New Roman" w:hAnsi="Times New Roman" w:cs="Times New Roman" w:eastAsia="Times New Roman"/>
+          <w:b/>
+          <w:color w:val="000000"/>
+          <w:sz w:val="22"/>
+        </w:rPr>
+        <w:t>Spécificité</w:t>
+      </w:r>
+      <w:r>
+        <w:rPr>
+          <w:rFonts w:ascii="Times New Roman" w:hAnsi="Times New Roman" w:cs="Times New Roman" w:eastAsia="Times New Roman"/>
+          <w:b/>
+          <w:color w:val="000000"/>
+          <w:sz w:val="22"/>
+        </w:rPr>
+        <w:t xml:space="preserve"> : Méthodologie alignée sur les standards </w:t>
+      </w:r>
+      <w:r>
+        <w:rPr>
+          <w:rFonts w:ascii="Times New Roman" w:hAnsi="Times New Roman" w:cs="Times New Roman" w:eastAsia="Times New Roman"/>
+          <w:b/>
+          <w:color w:val="000000"/>
+          <w:sz w:val="22"/>
+        </w:rPr>
+        <w:t>GIZ/UE</w:t>
+      </w:r>
+      <w:r>
+        <w:rPr>
+          <w:rFonts w:ascii="Times New Roman" w:hAnsi="Times New Roman" w:cs="Times New Roman" w:eastAsia="Times New Roman"/>
+          <w:b w:val="0"/>
+          <w:color w:val="000000"/>
+          <w:sz w:val="22"/>
+        </w:rPr>
+        <w:t>, avec intégration d’outils SIG pour le mapping des risques.</w:t>
+      </w:r>
+    </w:p>
+    <w:p>
+      <w:pPr>
+        <w:pStyle w:val="Heading3"/>
+        <w:spacing w:after="120"/>
+        <w:jc w:val="both"/>
+      </w:pPr>
+      <w:r>
+        <w:rPr>
+          <w:rFonts w:ascii="Times New Roman" w:hAnsi="Times New Roman" w:cs="Times New Roman" w:eastAsia="Times New Roman"/>
+          <w:color w:val="2C3E50"/>
+          <w:sz w:val="22"/>
+        </w:rPr>
+        <w:t>2. Certifications et Agréments</w:t>
       </w:r>
     </w:p>
     <w:p>
       <w:pPr>
         <w:pStyle w:val="ListBullet"/>
+        <w:spacing w:after="120" w:line="253" w:lineRule="exact"/>
+        <w:jc w:val="both"/>
       </w:pPr>
       <w:r>
-        <w:t>**Assistant Logistique** (2) :</w:t>
+        <w:rPr>
+          <w:rFonts w:ascii="Times New Roman" w:hAnsi="Times New Roman" w:cs="Times New Roman" w:eastAsia="Times New Roman"/>
+          <w:b/>
+          <w:color w:val="000000"/>
+          <w:sz w:val="22"/>
+        </w:rPr>
+        <w:t>Certification ISO 9001:2015</w:t>
+      </w:r>
+      <w:r>
+        <w:rPr>
+          <w:rFonts w:ascii="Times New Roman" w:hAnsi="Times New Roman" w:cs="Times New Roman" w:eastAsia="Times New Roman"/>
+          <w:b/>
+          <w:color w:val="000000"/>
+          <w:sz w:val="22"/>
+        </w:rPr>
+        <w:t xml:space="preserve"> (Bureau Veritas) : </w:t>
+      </w:r>
+      <w:r>
+        <w:rPr>
+          <w:rFonts w:ascii="Times New Roman" w:hAnsi="Times New Roman" w:cs="Times New Roman" w:eastAsia="Times New Roman"/>
+          <w:b/>
+          <w:color w:val="000000"/>
+          <w:sz w:val="22"/>
+        </w:rPr>
+        <w:t>N°MA325194</w:t>
+      </w:r>
+      <w:r>
+        <w:rPr>
+          <w:rFonts w:ascii="Times New Roman" w:hAnsi="Times New Roman" w:cs="Times New Roman" w:eastAsia="Times New Roman"/>
+          <w:b w:val="0"/>
+          <w:color w:val="000000"/>
+          <w:sz w:val="22"/>
+        </w:rPr>
+        <w:t xml:space="preserve"> – Système de management de la qualité pour les services de conseil phytosanitaire.</w:t>
       </w:r>
     </w:p>
     <w:p>
       <w:pPr>
         <w:pStyle w:val="ListBullet"/>
+        <w:spacing w:after="120" w:line="253" w:lineRule="exact"/>
+        <w:jc w:val="both"/>
       </w:pPr>
       <w:r>
-        <w:t>**Rôle** : Gestion des **hébergements, restaurations, et équipements** sur les sites de Marrakech et Ifrane.</w:t>
+        <w:rPr>
+          <w:rFonts w:ascii="Times New Roman" w:hAnsi="Times New Roman" w:cs="Times New Roman" w:eastAsia="Times New Roman"/>
+          <w:b/>
+          <w:color w:val="000000"/>
+          <w:sz w:val="22"/>
+        </w:rPr>
+        <w:t>Agrément ONSSA</w:t>
+      </w:r>
+      <w:r>
+        <w:rPr>
+          <w:rFonts w:ascii="Times New Roman" w:hAnsi="Times New Roman" w:cs="Times New Roman" w:eastAsia="Times New Roman"/>
+          <w:b/>
+          <w:color w:val="000000"/>
+          <w:sz w:val="22"/>
+        </w:rPr>
+        <w:t xml:space="preserve"> : </w:t>
+      </w:r>
+      <w:r>
+        <w:rPr>
+          <w:rFonts w:ascii="Times New Roman" w:hAnsi="Times New Roman" w:cs="Times New Roman" w:eastAsia="Times New Roman"/>
+          <w:b/>
+          <w:color w:val="000000"/>
+          <w:sz w:val="22"/>
+        </w:rPr>
+        <w:t>N°2021/DR/PS/045</w:t>
+      </w:r>
+      <w:r>
+        <w:rPr>
+          <w:rFonts w:ascii="Times New Roman" w:hAnsi="Times New Roman" w:cs="Times New Roman" w:eastAsia="Times New Roman"/>
+          <w:b w:val="0"/>
+          <w:color w:val="000000"/>
+          <w:sz w:val="22"/>
+        </w:rPr>
+        <w:t xml:space="preserve"> – Habilitation à réaliser des diagnostics et formations en protection des végétaux.</w:t>
       </w:r>
     </w:p>
     <w:p>
       <w:pPr>
         <w:pStyle w:val="ListBullet"/>
+        <w:spacing w:after="120" w:line="253" w:lineRule="exact"/>
+        <w:jc w:val="both"/>
       </w:pPr>
       <w:r>
-        <w:t>**Profil** : Expérience avérée en organisation d’événements formatifs (références disponibles sur demande).</w:t>
+        <w:rPr>
+          <w:rFonts w:ascii="Times New Roman" w:hAnsi="Times New Roman" w:cs="Times New Roman" w:eastAsia="Times New Roman"/>
+          <w:b/>
+          <w:color w:val="000000"/>
+          <w:sz w:val="22"/>
+        </w:rPr>
+        <w:t>Partenaire agréé</w:t>
+      </w:r>
+      <w:r>
+        <w:rPr>
+          <w:rFonts w:ascii="Times New Roman" w:hAnsi="Times New Roman" w:cs="Times New Roman" w:eastAsia="Times New Roman"/>
+          <w:b/>
+          <w:color w:val="000000"/>
+          <w:sz w:val="22"/>
+        </w:rPr>
+        <w:t xml:space="preserve"> du </w:t>
+      </w:r>
+      <w:r>
+        <w:rPr>
+          <w:rFonts w:ascii="Times New Roman" w:hAnsi="Times New Roman" w:cs="Times New Roman" w:eastAsia="Times New Roman"/>
+          <w:b/>
+          <w:color w:val="000000"/>
+          <w:sz w:val="22"/>
+        </w:rPr>
+        <w:t>Projet PEDEL (GIZ)</w:t>
+      </w:r>
+      <w:r>
+        <w:rPr>
+          <w:rFonts w:ascii="Times New Roman" w:hAnsi="Times New Roman" w:cs="Times New Roman" w:eastAsia="Times New Roman"/>
+          <w:b w:val="0"/>
+          <w:color w:val="000000"/>
+          <w:sz w:val="22"/>
+        </w:rPr>
+        <w:t xml:space="preserve"> pour les missions d’appui technique aux filières agricoles (convention 2019–2023).</w:t>
       </w:r>
     </w:p>
     <w:p>
       <w:pPr>
         <w:pStyle w:val="ListBullet"/>
+        <w:spacing w:after="120" w:line="253" w:lineRule="exact"/>
+        <w:jc w:val="both"/>
       </w:pPr>
       <w:r>
-        <w:t>**Technicien Pédagogique** (1) :</w:t>
+        <w:rPr>
+          <w:rFonts w:ascii="Times New Roman" w:hAnsi="Times New Roman" w:cs="Times New Roman" w:eastAsia="Times New Roman"/>
+          <w:b/>
+          <w:color w:val="000000"/>
+          <w:sz w:val="22"/>
+        </w:rPr>
+        <w:t>Membre actif</w:t>
+      </w:r>
+      <w:r>
+        <w:rPr>
+          <w:rFonts w:ascii="Times New Roman" w:hAnsi="Times New Roman" w:cs="Times New Roman" w:eastAsia="Times New Roman"/>
+          <w:b/>
+          <w:color w:val="000000"/>
+          <w:sz w:val="22"/>
+        </w:rPr>
+        <w:t xml:space="preserve"> de la </w:t>
+      </w:r>
+      <w:r>
+        <w:rPr>
+          <w:rFonts w:ascii="Times New Roman" w:hAnsi="Times New Roman" w:cs="Times New Roman" w:eastAsia="Times New Roman"/>
+          <w:b/>
+          <w:color w:val="000000"/>
+          <w:sz w:val="22"/>
+        </w:rPr>
+        <w:t>Fédération Marocaine du Conseil Agricole (FMCA)</w:t>
+      </w:r>
+      <w:r>
+        <w:rPr>
+          <w:rFonts w:ascii="Times New Roman" w:hAnsi="Times New Roman" w:cs="Times New Roman" w:eastAsia="Times New Roman"/>
+          <w:b w:val="0"/>
+          <w:color w:val="000000"/>
+          <w:sz w:val="22"/>
+        </w:rPr>
+        <w:t xml:space="preserve"> depuis 2018.</w:t>
+      </w:r>
+    </w:p>
+    <w:p>
+      <w:pPr>
+        <w:pStyle w:val="Heading3"/>
+        <w:spacing w:after="120"/>
+        <w:jc w:val="both"/>
+      </w:pPr>
+      <w:r>
+        <w:rPr>
+          <w:rFonts w:ascii="Times New Roman" w:hAnsi="Times New Roman" w:cs="Times New Roman" w:eastAsia="Times New Roman"/>
+          <w:color w:val="2C3E50"/>
+          <w:sz w:val="22"/>
+        </w:rPr>
+        <w:t>3. Fiches Techniques des Méthodologies Clés</w:t>
+      </w:r>
+    </w:p>
+    <w:p>
+      <w:pPr>
+        <w:pStyle w:val="Heading3"/>
+        <w:spacing w:after="120"/>
+        <w:jc w:val="both"/>
+      </w:pPr>
+      <w:r>
+        <w:rPr>
+          <w:rFonts w:ascii="Times New Roman" w:hAnsi="Times New Roman" w:cs="Times New Roman" w:eastAsia="Times New Roman"/>
+          <w:color w:val="2C3E50"/>
+          <w:sz w:val="22"/>
+        </w:rPr>
+        <w:t>Méthodologie en 5 étapes (alignée sur le cahier des charges ONSSA)</w:t>
+      </w:r>
+    </w:p>
+    <w:tbl>
+      <w:tblPr>
+        <w:tblStyle w:val="TableGrid"/>
+        <w:tblW w:type="auto" w:w="0"/>
+        <w:tblLook w:firstColumn="1" w:firstRow="1" w:lastColumn="0" w:lastRow="0" w:noHBand="0" w:noVBand="1" w:val="04A0"/>
+      </w:tblPr>
+      <w:tblGrid>
+        <w:gridCol w:w="2160"/>
+        <w:gridCol w:w="2160"/>
+        <w:gridCol w:w="2160"/>
+        <w:gridCol w:w="2160"/>
+      </w:tblGrid>
+      <w:tr>
+        <w:tc>
+          <w:tcPr>
+            <w:tcW w:type="dxa" w:w="2160"/>
+            <w:shd w:val="clear" w:color="auto" w:fill="1F3864"/>
+          </w:tcPr>
+          <w:p>
+            <w:pPr>
+              <w:jc w:val="both"/>
+            </w:pPr>
+            <w:r>
+              <w:rPr>
+                <w:rFonts w:ascii="Times New Roman" w:hAnsi="Times New Roman" w:cs="Times New Roman" w:eastAsia="Times New Roman"/>
+                <w:b/>
+                <w:color w:val="FFFFFF"/>
+                <w:sz w:val="20"/>
+              </w:rPr>
+              <w:t>Étape</w:t>
+            </w:r>
+          </w:p>
+        </w:tc>
+        <w:tc>
+          <w:tcPr>
+            <w:tcW w:type="dxa" w:w="2160"/>
+            <w:shd w:val="clear" w:color="auto" w:fill="1F3864"/>
+          </w:tcPr>
+          <w:p>
+            <w:pPr>
+              <w:jc w:val="both"/>
+            </w:pPr>
+            <w:r>
+              <w:rPr>
+                <w:rFonts w:ascii="Times New Roman" w:hAnsi="Times New Roman" w:cs="Times New Roman" w:eastAsia="Times New Roman"/>
+                <w:b/>
+                <w:color w:val="FFFFFF"/>
+                <w:sz w:val="20"/>
+              </w:rPr>
+              <w:t>Actions concrètes</w:t>
+            </w:r>
+          </w:p>
+        </w:tc>
+        <w:tc>
+          <w:tcPr>
+            <w:tcW w:type="dxa" w:w="2160"/>
+            <w:shd w:val="clear" w:color="auto" w:fill="1F3864"/>
+          </w:tcPr>
+          <w:p>
+            <w:pPr>
+              <w:jc w:val="both"/>
+            </w:pPr>
+            <w:r>
+              <w:rPr>
+                <w:rFonts w:ascii="Times New Roman" w:hAnsi="Times New Roman" w:cs="Times New Roman" w:eastAsia="Times New Roman"/>
+                <w:b/>
+                <w:color w:val="FFFFFF"/>
+                <w:sz w:val="20"/>
+              </w:rPr>
+              <w:t>Outils mobilisés</w:t>
+            </w:r>
+          </w:p>
+        </w:tc>
+        <w:tc>
+          <w:tcPr>
+            <w:tcW w:type="dxa" w:w="2160"/>
+            <w:shd w:val="clear" w:color="auto" w:fill="1F3864"/>
+          </w:tcPr>
+          <w:p>
+            <w:pPr>
+              <w:jc w:val="both"/>
+            </w:pPr>
+            <w:r>
+              <w:rPr>
+                <w:rFonts w:ascii="Times New Roman" w:hAnsi="Times New Roman" w:cs="Times New Roman" w:eastAsia="Times New Roman"/>
+                <w:b/>
+                <w:color w:val="FFFFFF"/>
+                <w:sz w:val="20"/>
+              </w:rPr>
+              <w:t>Livrables associés</w:t>
+            </w:r>
+          </w:p>
+        </w:tc>
+      </w:tr>
+      <w:tr>
+        <w:tc>
+          <w:tcPr>
+            <w:tcW w:type="dxa" w:w="2160"/>
+          </w:tcPr>
+          <w:p>
+            <w:pPr>
+              <w:jc w:val="both"/>
+            </w:pPr>
+            <w:r>
+              <w:rPr>
+                <w:rFonts w:ascii="Times New Roman" w:hAnsi="Times New Roman" w:cs="Times New Roman" w:eastAsia="Times New Roman"/>
+                <w:sz w:val="20"/>
+              </w:rPr>
+              <w:t>1. Atelier de démarrage</w:t>
+            </w:r>
+          </w:p>
+        </w:tc>
+        <w:tc>
+          <w:tcPr>
+            <w:tcW w:type="dxa" w:w="2160"/>
+          </w:tcPr>
+          <w:p>
+            <w:pPr>
+              <w:jc w:val="both"/>
+            </w:pPr>
+            <w:r>
+              <w:rPr>
+                <w:rFonts w:ascii="Times New Roman" w:hAnsi="Times New Roman" w:cs="Times New Roman" w:eastAsia="Times New Roman"/>
+                <w:sz w:val="20"/>
+              </w:rPr>
+              <w:t>Cartographie des pépinières cibles, validation des indicateurs de suivi.</w:t>
+            </w:r>
+          </w:p>
+        </w:tc>
+        <w:tc>
+          <w:tcPr>
+            <w:tcW w:type="dxa" w:w="2160"/>
+          </w:tcPr>
+          <w:p>
+            <w:pPr>
+              <w:jc w:val="both"/>
+            </w:pPr>
+            <w:r>
+              <w:rPr>
+                <w:rFonts w:ascii="Times New Roman" w:hAnsi="Times New Roman" w:cs="Times New Roman" w:eastAsia="Times New Roman"/>
+                <w:sz w:val="20"/>
+              </w:rPr>
+              <w:t>Logiciel QGIS (géolocalisation), grille d’évaluation ONSSA.</w:t>
+            </w:r>
+          </w:p>
+        </w:tc>
+        <w:tc>
+          <w:tcPr>
+            <w:tcW w:type="dxa" w:w="2160"/>
+          </w:tcPr>
+          <w:p>
+            <w:pPr>
+              <w:jc w:val="both"/>
+            </w:pPr>
+            <w:r>
+              <w:rPr>
+                <w:rFonts w:ascii="Times New Roman" w:hAnsi="Times New Roman" w:cs="Times New Roman" w:eastAsia="Times New Roman"/>
+                <w:sz w:val="20"/>
+              </w:rPr>
+              <w:t>1 rapport de cadrage, 100 brochures techniques (format ONSSA).</w:t>
+            </w:r>
+          </w:p>
+        </w:tc>
+      </w:tr>
+      <w:tr>
+        <w:tc>
+          <w:tcPr>
+            <w:tcW w:type="dxa" w:w="2160"/>
+          </w:tcPr>
+          <w:p>
+            <w:pPr>
+              <w:jc w:val="both"/>
+            </w:pPr>
+            <w:r>
+              <w:rPr>
+                <w:rFonts w:ascii="Times New Roman" w:hAnsi="Times New Roman" w:cs="Times New Roman" w:eastAsia="Times New Roman"/>
+                <w:sz w:val="20"/>
+              </w:rPr>
+              <w:t>2. 1ère visite terrain</w:t>
+            </w:r>
+          </w:p>
+        </w:tc>
+        <w:tc>
+          <w:tcPr>
+            <w:tcW w:type="dxa" w:w="2160"/>
+          </w:tcPr>
+          <w:p>
+            <w:pPr>
+              <w:jc w:val="both"/>
+            </w:pPr>
+            <w:r>
+              <w:rPr>
+                <w:rFonts w:ascii="Times New Roman" w:hAnsi="Times New Roman" w:cs="Times New Roman" w:eastAsia="Times New Roman"/>
+                <w:sz w:val="20"/>
+              </w:rPr>
+              <w:t>Diagnostic phytosanitaire (100% des pépinières), prélèvements pour analyses labo.</w:t>
+            </w:r>
+          </w:p>
+        </w:tc>
+        <w:tc>
+          <w:tcPr>
+            <w:tcW w:type="dxa" w:w="2160"/>
+          </w:tcPr>
+          <w:p>
+            <w:pPr>
+              <w:jc w:val="both"/>
+            </w:pPr>
+            <w:r>
+              <w:rPr>
+                <w:rFonts w:ascii="Times New Roman" w:hAnsi="Times New Roman" w:cs="Times New Roman" w:eastAsia="Times New Roman"/>
+                <w:sz w:val="20"/>
+              </w:rPr>
+              <w:t>Kits de diagnostic rapide (BioReba), fiches d’identification des ravageurs.</w:t>
+            </w:r>
+          </w:p>
+        </w:tc>
+        <w:tc>
+          <w:tcPr>
+            <w:tcW w:type="dxa" w:w="2160"/>
+          </w:tcPr>
+          <w:p>
+            <w:pPr>
+              <w:jc w:val="both"/>
+            </w:pPr>
+            <w:r>
+              <w:rPr>
+                <w:rFonts w:ascii="Times New Roman" w:hAnsi="Times New Roman" w:cs="Times New Roman" w:eastAsia="Times New Roman"/>
+                <w:sz w:val="20"/>
+              </w:rPr>
+              <w:t>825 rapports individuels, 1 rapport synthétique avec catégorisation des risques.</w:t>
+            </w:r>
+          </w:p>
+        </w:tc>
+      </w:tr>
+      <w:tr>
+        <w:tc>
+          <w:tcPr>
+            <w:tcW w:type="dxa" w:w="2160"/>
+          </w:tcPr>
+          <w:p>
+            <w:pPr>
+              <w:jc w:val="both"/>
+            </w:pPr>
+            <w:r>
+              <w:rPr>
+                <w:rFonts w:ascii="Times New Roman" w:hAnsi="Times New Roman" w:cs="Times New Roman" w:eastAsia="Times New Roman"/>
+                <w:sz w:val="20"/>
+              </w:rPr>
+              <w:t>3. 2ème visite terrain</w:t>
+            </w:r>
+          </w:p>
+        </w:tc>
+        <w:tc>
+          <w:tcPr>
+            <w:tcW w:type="dxa" w:w="2160"/>
+          </w:tcPr>
+          <w:p>
+            <w:pPr>
+              <w:jc w:val="both"/>
+            </w:pPr>
+            <w:r>
+              <w:rPr>
+                <w:rFonts w:ascii="Times New Roman" w:hAnsi="Times New Roman" w:cs="Times New Roman" w:eastAsia="Times New Roman"/>
+                <w:sz w:val="20"/>
+              </w:rPr>
+              <w:t>Vérification de la mise en œuvre des recommandations, ajustements.</w:t>
+            </w:r>
+          </w:p>
+        </w:tc>
+        <w:tc>
+          <w:tcPr>
+            <w:tcW w:type="dxa" w:w="2160"/>
+          </w:tcPr>
+          <w:p>
+            <w:pPr>
+              <w:jc w:val="both"/>
+            </w:pPr>
+            <w:r>
+              <w:rPr>
+                <w:rFonts w:ascii="Times New Roman" w:hAnsi="Times New Roman" w:cs="Times New Roman" w:eastAsia="Times New Roman"/>
+                <w:sz w:val="20"/>
+              </w:rPr>
+              <w:t>Tablettes avec appli mobile KoboToolbox pour saisie terrain en temps réel.</w:t>
+            </w:r>
+          </w:p>
+        </w:tc>
+        <w:tc>
+          <w:tcPr>
+            <w:tcW w:type="dxa" w:w="2160"/>
+          </w:tcPr>
+          <w:p>
+            <w:pPr>
+              <w:jc w:val="both"/>
+            </w:pPr>
+            <w:r>
+              <w:rPr>
+                <w:rFonts w:ascii="Times New Roman" w:hAnsi="Times New Roman" w:cs="Times New Roman" w:eastAsia="Times New Roman"/>
+                <w:sz w:val="20"/>
+              </w:rPr>
+              <w:t>825 rapports de suivi, 1 matrice d’écarts par pépinière.</w:t>
+            </w:r>
+          </w:p>
+        </w:tc>
+      </w:tr>
+      <w:tr>
+        <w:tc>
+          <w:tcPr>
+            <w:tcW w:type="dxa" w:w="2160"/>
+          </w:tcPr>
+          <w:p>
+            <w:pPr>
+              <w:jc w:val="both"/>
+            </w:pPr>
+            <w:r>
+              <w:rPr>
+                <w:rFonts w:ascii="Times New Roman" w:hAnsi="Times New Roman" w:cs="Times New Roman" w:eastAsia="Times New Roman"/>
+                <w:sz w:val="20"/>
+              </w:rPr>
+              <w:t>4. Ateliers de mise à niveau</w:t>
+            </w:r>
+          </w:p>
+        </w:tc>
+        <w:tc>
+          <w:tcPr>
+            <w:tcW w:type="dxa" w:w="2160"/>
+          </w:tcPr>
+          <w:p>
+            <w:pPr>
+              <w:jc w:val="both"/>
+            </w:pPr>
+            <w:r>
+              <w:rPr>
+                <w:rFonts w:ascii="Times New Roman" w:hAnsi="Times New Roman" w:cs="Times New Roman" w:eastAsia="Times New Roman"/>
+                <w:sz w:val="20"/>
+              </w:rPr>
+              <w:t>12 sessions pratiques (groupes de 20 max.) : démonstrations de traitements, Q&amp;A.</w:t>
+            </w:r>
+          </w:p>
+        </w:tc>
+        <w:tc>
+          <w:tcPr>
+            <w:tcW w:type="dxa" w:w="2160"/>
+          </w:tcPr>
+          <w:p>
+            <w:pPr>
+              <w:jc w:val="both"/>
+            </w:pPr>
+            <w:r>
+              <w:rPr>
+                <w:rFonts w:ascii="Times New Roman" w:hAnsi="Times New Roman" w:cs="Times New Roman" w:eastAsia="Times New Roman"/>
+                <w:sz w:val="20"/>
+              </w:rPr>
+              <w:t>Supports visuels ONSSA, échantillons de produits homologués.</w:t>
+            </w:r>
+          </w:p>
+        </w:tc>
+        <w:tc>
+          <w:tcPr>
+            <w:tcW w:type="dxa" w:w="2160"/>
+          </w:tcPr>
+          <w:p>
+            <w:pPr>
+              <w:jc w:val="both"/>
+            </w:pPr>
+            <w:r>
+              <w:rPr>
+                <w:rFonts w:ascii="Times New Roman" w:hAnsi="Times New Roman" w:cs="Times New Roman" w:eastAsia="Times New Roman"/>
+                <w:sz w:val="20"/>
+              </w:rPr>
+              <w:t>12 comptes-rendus d’atelier, 825 attestations de participation.</w:t>
+            </w:r>
+          </w:p>
+        </w:tc>
+      </w:tr>
+      <w:tr>
+        <w:tc>
+          <w:tcPr>
+            <w:tcW w:type="dxa" w:w="2160"/>
+          </w:tcPr>
+          <w:p>
+            <w:pPr>
+              <w:jc w:val="both"/>
+            </w:pPr>
+            <w:r>
+              <w:rPr>
+                <w:rFonts w:ascii="Times New Roman" w:hAnsi="Times New Roman" w:cs="Times New Roman" w:eastAsia="Times New Roman"/>
+                <w:sz w:val="20"/>
+              </w:rPr>
+              <w:t>5. Atelier de clôture</w:t>
+            </w:r>
+          </w:p>
+        </w:tc>
+        <w:tc>
+          <w:tcPr>
+            <w:tcW w:type="dxa" w:w="2160"/>
+          </w:tcPr>
+          <w:p>
+            <w:pPr>
+              <w:jc w:val="both"/>
+            </w:pPr>
+            <w:r>
+              <w:rPr>
+                <w:rFonts w:ascii="Times New Roman" w:hAnsi="Times New Roman" w:cs="Times New Roman" w:eastAsia="Times New Roman"/>
+                <w:sz w:val="20"/>
+              </w:rPr>
+              <w:t>Restitution des résultats, validation des plans d’action correctifs.</w:t>
+            </w:r>
+          </w:p>
+        </w:tc>
+        <w:tc>
+          <w:tcPr>
+            <w:tcW w:type="dxa" w:w="2160"/>
+          </w:tcPr>
+          <w:p>
+            <w:pPr>
+              <w:jc w:val="both"/>
+            </w:pPr>
+            <w:r>
+              <w:rPr>
+                <w:rFonts w:ascii="Times New Roman" w:hAnsi="Times New Roman" w:cs="Times New Roman" w:eastAsia="Times New Roman"/>
+                <w:sz w:val="20"/>
+              </w:rPr>
+              <w:t>Présentation Power BI (données agrégées), quiz d’évaluation des acquis.</w:t>
+            </w:r>
+          </w:p>
+        </w:tc>
+        <w:tc>
+          <w:tcPr>
+            <w:tcW w:type="dxa" w:w="2160"/>
+          </w:tcPr>
+          <w:p>
+            <w:pPr>
+              <w:jc w:val="both"/>
+            </w:pPr>
+            <w:r>
+              <w:rPr>
+                <w:rFonts w:ascii="Times New Roman" w:hAnsi="Times New Roman" w:cs="Times New Roman" w:eastAsia="Times New Roman"/>
+                <w:sz w:val="20"/>
+              </w:rPr>
+              <w:t>1 rapport final avec recommandations priorisées, 1 base de données exploitable.</w:t>
+            </w:r>
+          </w:p>
+        </w:tc>
+      </w:tr>
+    </w:tbl>
+    <w:p/>
+    <w:p>
+      <w:pPr>
+        <w:pStyle w:val="Heading3"/>
+        <w:spacing w:after="120"/>
+        <w:jc w:val="both"/>
+      </w:pPr>
+      <w:r>
+        <w:rPr>
+          <w:rFonts w:ascii="Times New Roman" w:hAnsi="Times New Roman" w:cs="Times New Roman" w:eastAsia="Times New Roman"/>
+          <w:color w:val="2C3E50"/>
+          <w:sz w:val="22"/>
+        </w:rPr>
+        <w:t>Engagements contractuels intégrés</w:t>
       </w:r>
     </w:p>
     <w:p>
       <w:pPr>
         <w:pStyle w:val="ListBullet"/>
+        <w:spacing w:after="120" w:line="253" w:lineRule="exact"/>
+        <w:jc w:val="both"/>
       </w:pPr>
       <w:r>
-        <w:t>**Rôle** : Préparation des **supports numériques et physiques**, maintenance des équipements audiovisuels.</w:t>
+        <w:rPr>
+          <w:rFonts w:ascii="Times New Roman" w:hAnsi="Times New Roman" w:cs="Times New Roman" w:eastAsia="Times New Roman"/>
+          <w:b/>
+          <w:color w:val="000000"/>
+          <w:sz w:val="22"/>
+        </w:rPr>
+        <w:t>Livrables</w:t>
+      </w:r>
+      <w:r>
+        <w:rPr>
+          <w:rFonts w:ascii="Times New Roman" w:hAnsi="Times New Roman" w:cs="Times New Roman" w:eastAsia="Times New Roman"/>
+          <w:b/>
+          <w:color w:val="000000"/>
+          <w:sz w:val="22"/>
+        </w:rPr>
+        <w:t xml:space="preserve"> : Tous remis en </w:t>
+      </w:r>
+      <w:r>
+        <w:rPr>
+          <w:rFonts w:ascii="Times New Roman" w:hAnsi="Times New Roman" w:cs="Times New Roman" w:eastAsia="Times New Roman"/>
+          <w:b/>
+          <w:color w:val="000000"/>
+          <w:sz w:val="22"/>
+        </w:rPr>
+        <w:t>4 exemplaires</w:t>
+      </w:r>
+      <w:r>
+        <w:rPr>
+          <w:rFonts w:ascii="Times New Roman" w:hAnsi="Times New Roman" w:cs="Times New Roman" w:eastAsia="Times New Roman"/>
+          <w:b/>
+          <w:color w:val="000000"/>
+          <w:sz w:val="22"/>
+        </w:rPr>
+        <w:t xml:space="preserve"> (papier + électronique), versions provisoires sous </w:t>
+      </w:r>
+      <w:r>
+        <w:rPr>
+          <w:rFonts w:ascii="Times New Roman" w:hAnsi="Times New Roman" w:cs="Times New Roman" w:eastAsia="Times New Roman"/>
+          <w:b/>
+          <w:color w:val="000000"/>
+          <w:sz w:val="22"/>
+        </w:rPr>
+        <w:t>10 jours</w:t>
+      </w:r>
+      <w:r>
+        <w:rPr>
+          <w:rFonts w:ascii="Times New Roman" w:hAnsi="Times New Roman" w:cs="Times New Roman" w:eastAsia="Times New Roman"/>
+          <w:b/>
+          <w:color w:val="000000"/>
+          <w:sz w:val="22"/>
+        </w:rPr>
+        <w:t xml:space="preserve">, définitives sous </w:t>
+      </w:r>
+      <w:r>
+        <w:rPr>
+          <w:rFonts w:ascii="Times New Roman" w:hAnsi="Times New Roman" w:cs="Times New Roman" w:eastAsia="Times New Roman"/>
+          <w:b/>
+          <w:color w:val="000000"/>
+          <w:sz w:val="22"/>
+        </w:rPr>
+        <w:t>10 jours</w:t>
+      </w:r>
+      <w:r>
+        <w:rPr>
+          <w:rFonts w:ascii="Times New Roman" w:hAnsi="Times New Roman" w:cs="Times New Roman" w:eastAsia="Times New Roman"/>
+          <w:b w:val="0"/>
+          <w:color w:val="000000"/>
+          <w:sz w:val="22"/>
+        </w:rPr>
+        <w:t xml:space="preserve"> après retour ONSSA.</w:t>
       </w:r>
     </w:p>
     <w:p>
       <w:pPr>
         <w:pStyle w:val="ListBullet"/>
+        <w:spacing w:after="120" w:line="253" w:lineRule="exact"/>
+        <w:jc w:val="both"/>
       </w:pPr>
       <w:r>
-        <w:t>**Profil** : Expert en **outils digitaux pédagogiques** (LMS, logiciels de création interactive).</w:t>
-      </w:r>
-    </w:p>
-    <w:p>
-      <w:r>
-        <w:t>---</w:t>
-      </w:r>
-    </w:p>
-    <w:p>
-      <w:r>
-        <w:t>#### **2. Équipements et Logiciels**</w:t>
-      </w:r>
-    </w:p>
-    <w:p>
-      <w:r>
-        <w:t>ABI Consulting SARL met à disposition des moyens matériels conformes aux **spécifications techniques de l’ANEF** :</w:t>
-      </w:r>
-    </w:p>
-    <w:p>
-      <w:r>
-        <w:t>**A. Équipements Pédagogiques**</w:t>
+        <w:rPr>
+          <w:rFonts w:ascii="Times New Roman" w:hAnsi="Times New Roman" w:cs="Times New Roman" w:eastAsia="Times New Roman"/>
+          <w:b/>
+          <w:color w:val="000000"/>
+          <w:sz w:val="22"/>
+        </w:rPr>
+        <w:t>Logistique</w:t>
+      </w:r>
+      <w:r>
+        <w:rPr>
+          <w:rFonts w:ascii="Times New Roman" w:hAnsi="Times New Roman" w:cs="Times New Roman" w:eastAsia="Times New Roman"/>
+          <w:b/>
+          <w:color w:val="000000"/>
+          <w:sz w:val="22"/>
+        </w:rPr>
+        <w:t xml:space="preserve"> : Atelier de démarrage dimensionné pour </w:t>
+      </w:r>
+      <w:r>
+        <w:rPr>
+          <w:rFonts w:ascii="Times New Roman" w:hAnsi="Times New Roman" w:cs="Times New Roman" w:eastAsia="Times New Roman"/>
+          <w:b/>
+          <w:color w:val="000000"/>
+          <w:sz w:val="22"/>
+        </w:rPr>
+        <w:t>100 participants</w:t>
+      </w:r>
+      <w:r>
+        <w:rPr>
+          <w:rFonts w:ascii="Times New Roman" w:hAnsi="Times New Roman" w:cs="Times New Roman" w:eastAsia="Times New Roman"/>
+          <w:b/>
+          <w:color w:val="000000"/>
+          <w:sz w:val="22"/>
+        </w:rPr>
+        <w:t xml:space="preserve">, clôture pour </w:t>
+      </w:r>
+      <w:r>
+        <w:rPr>
+          <w:rFonts w:ascii="Times New Roman" w:hAnsi="Times New Roman" w:cs="Times New Roman" w:eastAsia="Times New Roman"/>
+          <w:b/>
+          <w:color w:val="000000"/>
+          <w:sz w:val="22"/>
+        </w:rPr>
+        <w:t>50 participants</w:t>
+      </w:r>
+      <w:r>
+        <w:rPr>
+          <w:rFonts w:ascii="Times New Roman" w:hAnsi="Times New Roman" w:cs="Times New Roman" w:eastAsia="Times New Roman"/>
+          <w:b w:val="0"/>
+          <w:color w:val="000000"/>
+          <w:sz w:val="22"/>
+        </w:rPr>
+        <w:t xml:space="preserve"> (salles équipées en partenariat avec la DR ONSSA).</w:t>
       </w:r>
     </w:p>
     <w:p>
       <w:pPr>
         <w:pStyle w:val="ListBullet"/>
+        <w:spacing w:after="120" w:line="253" w:lineRule="exact"/>
+        <w:jc w:val="both"/>
       </w:pPr>
       <w:r>
-        <w:t>**Matériel audiovisuel** :</w:t>
+        <w:rPr>
+          <w:rFonts w:ascii="Times New Roman" w:hAnsi="Times New Roman" w:cs="Times New Roman" w:eastAsia="Times New Roman"/>
+          <w:b/>
+          <w:color w:val="000000"/>
+          <w:sz w:val="22"/>
+        </w:rPr>
+        <w:t>Confidentialité</w:t>
+      </w:r>
+      <w:r>
+        <w:rPr>
+          <w:rFonts w:ascii="Times New Roman" w:hAnsi="Times New Roman" w:cs="Times New Roman" w:eastAsia="Times New Roman"/>
+          <w:b/>
+          <w:color w:val="000000"/>
+          <w:sz w:val="22"/>
+        </w:rPr>
+        <w:t xml:space="preserve"> : </w:t>
+      </w:r>
+      <w:r>
+        <w:rPr>
+          <w:rFonts w:ascii="Times New Roman" w:hAnsi="Times New Roman" w:cs="Times New Roman" w:eastAsia="Times New Roman"/>
+          <w:b/>
+          <w:color w:val="000000"/>
+          <w:sz w:val="22"/>
+        </w:rPr>
+        <w:t>Article 32</w:t>
+      </w:r>
+      <w:r>
+        <w:rPr>
+          <w:rFonts w:ascii="Times New Roman" w:hAnsi="Times New Roman" w:cs="Times New Roman" w:eastAsia="Times New Roman"/>
+          <w:b w:val="0"/>
+          <w:color w:val="000000"/>
+          <w:sz w:val="22"/>
+        </w:rPr>
+        <w:t xml:space="preserve"> signé par l’ensemble de l’équipe projet.</w:t>
       </w:r>
     </w:p>
     <w:p>
       <w:pPr>
         <w:pStyle w:val="ListBullet"/>
+        <w:spacing w:after="120" w:line="253" w:lineRule="exact"/>
+        <w:jc w:val="both"/>
       </w:pPr>
       <w:r>
-        <w:t>6 vidéoprojecteurs **Full HD** (résolution 1920x1080) avec écrans tactiles interactifs.</w:t>
+        <w:rPr>
+          <w:rFonts w:ascii="Times New Roman" w:hAnsi="Times New Roman" w:cs="Times New Roman" w:eastAsia="Times New Roman"/>
+          <w:b/>
+          <w:color w:val="000000"/>
+          <w:sz w:val="22"/>
+        </w:rPr>
+        <w:t>Main-d’œuvre locale</w:t>
+      </w:r>
+      <w:r>
+        <w:rPr>
+          <w:rFonts w:ascii="Times New Roman" w:hAnsi="Times New Roman" w:cs="Times New Roman" w:eastAsia="Times New Roman"/>
+          <w:b/>
+          <w:color w:val="000000"/>
+          <w:sz w:val="22"/>
+        </w:rPr>
+        <w:t xml:space="preserve"> : </w:t>
+      </w:r>
+      <w:r>
+        <w:rPr>
+          <w:rFonts w:ascii="Times New Roman" w:hAnsi="Times New Roman" w:cs="Times New Roman" w:eastAsia="Times New Roman"/>
+          <w:b/>
+          <w:color w:val="000000"/>
+          <w:sz w:val="22"/>
+        </w:rPr>
+        <w:t>20% minimum</w:t>
+      </w:r>
+      <w:r>
+        <w:rPr>
+          <w:rFonts w:ascii="Times New Roman" w:hAnsi="Times New Roman" w:cs="Times New Roman" w:eastAsia="Times New Roman"/>
+          <w:b w:val="0"/>
+          <w:color w:val="000000"/>
+          <w:sz w:val="22"/>
+        </w:rPr>
+        <w:t xml:space="preserve"> de l’effectif mobilisé issu de la région Marrakech-Safi (CV joints en annexe).</w:t>
       </w:r>
     </w:p>
     <w:p>
       <w:pPr>
         <w:pStyle w:val="ListBullet"/>
+        <w:spacing w:after="120" w:line="253" w:lineRule="exact"/>
+        <w:jc w:val="both"/>
       </w:pPr>
       <w:r>
-        <w:t>12 systèmes de sonorisation **sans fil** (microphones cravate et table).</w:t>
-      </w:r>
-    </w:p>
-    <w:p>
-      <w:pPr>
-        <w:pStyle w:val="ListBullet"/>
-      </w:pPr>
-      <w:r>
-        <w:t>24 tablettes tactiles pour les **ateliers collaboratifs** (avec applications dédiées).</w:t>
-      </w:r>
-    </w:p>
-    <w:p>
-      <w:pPr>
-        <w:pStyle w:val="ListBullet"/>
-      </w:pPr>
-      <w:r>
-        <w:t>**Supports physiques** :</w:t>
-      </w:r>
-    </w:p>
-    <w:p>
-      <w:pPr>
-        <w:pStyle w:val="ListBullet"/>
-      </w:pPr>
-      <w:r>
-        <w:t>Kits participants (cahiers, stylos, supports imprimés **validés par l’ANEF**).</w:t>
-      </w:r>
-    </w:p>
-    <w:p>
-      <w:pPr>
-        <w:pStyle w:val="ListBullet"/>
-      </w:pPr>
-      <w:r>
-        <w:t>Panneaux mobiles et **paperboards** pour les travaux de groupe.</w:t>
-      </w:r>
-    </w:p>
-    <w:p>
-      <w:r>
-        <w:t>**B. Logiciels et Outils Digitaux**</w:t>
-      </w:r>
-    </w:p>
-    <w:p>
-      <w:pPr>
-        <w:pStyle w:val="ListBullet"/>
-      </w:pPr>
-      <w:r>
-        <w:t>**Plateforme LMS** (Learning Management System) :</w:t>
-      </w:r>
-    </w:p>
-    <w:p>
-      <w:pPr>
-        <w:pStyle w:val="ListBullet"/>
-      </w:pPr>
-      <w:r>
-        <w:t>**Moodle** (version certifiée) pour le **suivi des apprentissages** et l’archivage des livrables.</w:t>
-      </w:r>
-    </w:p>
-    <w:p>
-      <w:pPr>
-        <w:pStyle w:val="ListBullet"/>
-      </w:pPr>
-      <w:r>
-        <w:t>Modules d’évaluation **en temps réel** (quiz interactifs, feedbacks instantanés).</w:t>
-      </w:r>
-    </w:p>
-    <w:p>
-      <w:pPr>
-        <w:pStyle w:val="ListBullet"/>
-      </w:pPr>
-      <w:r>
-        <w:t>**Logiciels de création** :</w:t>
-      </w:r>
-    </w:p>
-    <w:p>
-      <w:pPr>
-        <w:pStyle w:val="ListBullet"/>
-      </w:pPr>
-      <w:r>
-        <w:t>**Adobe Captivate** et **Articulate 360** pour les supports multimédias.</w:t>
-      </w:r>
-    </w:p>
-    <w:p>
-      <w:pPr>
-        <w:pStyle w:val="ListBullet"/>
-      </w:pPr>
-      <w:r>
-        <w:t>**Miro** et **Klaxoon** pour les **ateliers participatifs à distance** (si besoin).</w:t>
-      </w:r>
-    </w:p>
-    <w:p>
-      <w:r>
-        <w:t>**C. Ressources Logistiques**</w:t>
-      </w:r>
-    </w:p>
-    <w:p>
-      <w:pPr>
-        <w:pStyle w:val="ListBullet"/>
-      </w:pPr>
-      <w:r>
-        <w:t>**Hébergement** :</w:t>
-      </w:r>
-    </w:p>
-    <w:p>
-      <w:pPr>
-        <w:pStyle w:val="ListBullet"/>
-      </w:pPr>
-      <w:r>
-        <w:t>Partenariats avec des **hôtels 3*** à Marrakech et Ifrane (certifiés **qualité et sécurité**), incluant :</w:t>
-      </w:r>
-    </w:p>
-    <w:p>
-      <w:pPr>
-        <w:pStyle w:val="ListBullet"/>
-      </w:pPr>
-      <w:r>
-        <w:t>Chambres individuelles/climatisées.</w:t>
-      </w:r>
-    </w:p>
-    <w:p>
-      <w:pPr>
-        <w:pStyle w:val="ListBullet"/>
-      </w:pPr>
-      <w:r>
-        <w:t>Espaces de formation **modulables** (capacité 20–25 personnes/salle).</w:t>
-      </w:r>
-    </w:p>
-    <w:p>
-      <w:pPr>
-        <w:pStyle w:val="ListBullet"/>
-      </w:pPr>
-      <w:r>
-        <w:t>**Restauration** :</w:t>
-      </w:r>
-    </w:p>
-    <w:p>
-      <w:pPr>
-        <w:pStyle w:val="ListBullet"/>
-      </w:pPr>
-      <w:r>
-        <w:t>Menus **équilibrés et locaux**, conformes aux normes **HACCP**.</w:t>
-      </w:r>
-    </w:p>
-    <w:p>
-      <w:pPr>
-        <w:pStyle w:val="ListBullet"/>
-      </w:pPr>
-      <w:r>
-        <w:t>Options végétariennes/halal systématiques.</w:t>
-      </w:r>
-    </w:p>
-    <w:p>
-      <w:r>
-        <w:t>---</w:t>
-      </w:r>
-    </w:p>
-    <w:p>
-      <w:r>
-        <w:t>#### **3. Certifications et Conformités**</w:t>
-      </w:r>
-    </w:p>
-    <w:p>
-      <w:pPr>
-        <w:pStyle w:val="ListBullet"/>
-      </w:pPr>
-      <w:r>
-        <w:t>**Certifications de l’entreprise** :</w:t>
-      </w:r>
-    </w:p>
-    <w:p>
-      <w:pPr>
-        <w:pStyle w:val="ListBullet"/>
-      </w:pPr>
-      <w:r>
-        <w:t>**ISO 9001:2015** (management de la qualité).</w:t>
-      </w:r>
-    </w:p>
-    <w:p>
-      <w:pPr>
-        <w:pStyle w:val="ListBullet"/>
-      </w:pPr>
-      <w:r>
-        <w:t>**Agrément du Ministère de la Formation Professionnelle** (Maroc) pour les activités de formation.</w:t>
-      </w:r>
-    </w:p>
-    <w:p>
-      <w:pPr>
-        <w:pStyle w:val="ListBullet"/>
-      </w:pPr>
-      <w:r>
-        <w:t>**Certifications des formateurs** :</w:t>
-      </w:r>
-    </w:p>
-    <w:p>
-      <w:pPr>
-        <w:pStyle w:val="ListBullet"/>
-      </w:pPr>
-      <w:r>
-        <w:t>**Certificats en pédagogie participative** (ex : **CEFE**, **FAO**).</w:t>
-      </w:r>
-    </w:p>
-    <w:p>
-      <w:pPr>
-        <w:pStyle w:val="ListBullet"/>
-      </w:pPr>
-      <w:r>
-        <w:t>**Attestations de formation continue** dans le secteur des **Eaux et Forêts** (partenariats avec l’**INRA Maroc** et l’**ANEF**).</w:t>
-      </w:r>
-    </w:p>
-    <w:p>
-      <w:pPr>
-        <w:pStyle w:val="ListBullet"/>
-      </w:pPr>
-      <w:r>
-        <w:t>**Conformité des équipements** :</w:t>
-      </w:r>
-    </w:p>
-    <w:p>
-      <w:pPr>
-        <w:pStyle w:val="ListBullet"/>
-      </w:pPr>
-      <w:r>
-        <w:t>Matériel audiovisuel **certifié CE/NF** (normes européennes et marocaines).</w:t>
-      </w:r>
-    </w:p>
-    <w:p>
-      <w:pPr>
-        <w:pStyle w:val="ListBullet"/>
-      </w:pPr>
-      <w:r>
-        <w:t>Logiciels **licenciés** avec mises à jour annuelles garanties.</w:t>
-      </w:r>
-    </w:p>
-    <w:p>
-      <w:r>
-        <w:t>---</w:t>
-      </w:r>
-    </w:p>
-    <w:p>
-      <w:r>
-        <w:t>#### **4. Différenciateurs Clés**</w:t>
-      </w:r>
-    </w:p>
-    <w:p>
-      <w:pPr>
-        <w:pStyle w:val="ListBullet"/>
-      </w:pPr>
-      <w:r>
-        <w:t>**Expertise terrain** : 80% de l’équipe a travaillé sur des projets similaires pour l’**ANEF** ou des acteurs locaux (ex : **Coopératives forestières de l’Atlas**).</w:t>
-      </w:r>
-    </w:p>
-    <w:p>
-      <w:pPr>
-        <w:pStyle w:val="ListBullet"/>
-      </w:pPr>
-      <w:r>
-        <w:t>**Flexibilité logistique** : Capacité à ajuster les sessions en fonction des **contraintes saisonnières** (ex : périodes de feu en forêt).</w:t>
-      </w:r>
-    </w:p>
-    <w:p>
-      <w:pPr>
-        <w:pStyle w:val="ListBullet"/>
-      </w:pPr>
-      <w:r>
-        <w:t>**Validation préalable** : Tous les supports pédagogiques sont **soumis à l’ANEF 30 jours avant le démarrage** pour ajustements.</w:t>
-      </w:r>
-    </w:p>
-    <w:p>
-      <w:r>
-        <w:t>---</w:t>
-      </w:r>
-    </w:p>
-    <w:p>
-      <w:r>
-        <w:t>**Engagement ABI Consulting** : Une prestation **clé en main**, alliant **rigueur technique**, **innovation pédagogique**, et **respect des délais**, pour former des ADP opérationnels et engagés dans la **gestion durable des écosystèmes marocains**.</w:t>
-      </w:r>
-    </w:p>
-    <w:p>
-      <w:r>
-        <w:br w:type="page"/>
-      </w:r>
-    </w:p>
-    <w:p>
-      <w:pPr>
-        <w:pStyle w:val="Heading1"/>
-      </w:pPr>
-      <w:r>
-        <w:t>3. Planning d'Exécution</w:t>
-      </w:r>
-    </w:p>
-    <w:p>
-      <w:r>
-        <w:t>```json</w:t>
-        <w:br/>
-        <w:t>{</w:t>
-        <w:br/>
-        <w:t xml:space="preserve">  "planning_execution": {</w:t>
-        <w:br/>
-        <w:t xml:space="preserve">    "phases": [</w:t>
-        <w:br/>
-        <w:t xml:space="preserve">      {</w:t>
-        <w:br/>
-        <w:t xml:space="preserve">        "nom": "Phase 1 : Préparation et Planification (J-30 à J0)",</w:t>
-        <w:br/>
-        <w:t xml:space="preserve">        "duree": "4 semaines",</w:t>
-        <w:br/>
-        <w:t xml:space="preserve">        "jalons": [</w:t>
-        <w:br/>
-        <w:t xml:space="preserve">          "Validation du plan détaillé de formation par l'ANEF (J-25)",</w:t>
-        <w:br/>
-        <w:t xml:space="preserve">          "Recrutement et contractualisation des formateurs spécialisés (J-20)",</w:t>
-        <w:br/>
-        <w:t xml:space="preserve">          "Finalisation des supports pédagogiques (J-15)",</w:t>
-        <w:br/>
-        <w:t xml:space="preserve">          "Réservation des salles, hébergements et prestations logistiques (Marrakech/Ifrane) (J-10)",</w:t>
-        <w:br/>
-        <w:t xml:space="preserve">          "Réunion de lancement avec l'ANEF (J-5)"</w:t>
-        <w:br/>
-        <w:t xml:space="preserve">        ],</w:t>
-        <w:br/>
-        <w:t xml:space="preserve">        "livrables": [</w:t>
-        <w:br/>
-        <w:t xml:space="preserve">          "Plan détaillé des 24 sessions (calendrier, lieux, formateurs, thèmes)",</w:t>
-        <w:br/>
-        <w:t xml:space="preserve">          "CV et fiches d’évaluation des formateurs sélectionnés",</w:t>
-        <w:br/>
-        <w:t xml:space="preserve">          "Supports pédagogiques validés (manuels, présentations, outils interactifs)",</w:t>
-        <w:br/>
-        <w:t xml:space="preserve">          "Contrats signés avec les prestataires logistiques (hôtels, restaurateurs, salles)",</w:t>
-        <w:br/>
-        <w:t xml:space="preserve">          "Procès-verbal de la réunion de lancement"</w:t>
-        <w:br/>
-        <w:t xml:space="preserve">        ],</w:t>
-        <w:br/>
-        <w:t xml:space="preserve">        "responsable": "ABI Consulting (Équipe Projet + ANEF pour validation)"</w:t>
-        <w:br/>
-        <w:t xml:space="preserve">      },</w:t>
-        <w:br/>
-        <w:t xml:space="preserve">      {</w:t>
-        <w:br/>
-        <w:t xml:space="preserve">        "nom": "Phase 2 : Organisation Logistique et Tests (J0 à J+2)",</w:t>
-        <w:br/>
-        <w:t xml:space="preserve">        "duree": "2 semaines",</w:t>
-        <w:br/>
-        <w:t xml:space="preserve">        "jalons": [</w:t>
-        <w:br/>
-        <w:t xml:space="preserve">          "Installation des salles et test des équipements (J+1)",</w:t>
-        <w:br/>
-        <w:t xml:space="preserve">          "Briefing des formateurs et équipe logistique (J+2)",</w:t>
-        <w:br/>
-        <w:t xml:space="preserve">          "Validation des menus et conditions d’hébergement (J+2)"</w:t>
-        <w:br/>
-        <w:t xml:space="preserve">        ],</w:t>
-        <w:br/>
-        <w:t xml:space="preserve">        "livrables": [</w:t>
-        <w:br/>
-        <w:t xml:space="preserve">          "Checklist logistique validée (salles, matériel, hébergement)",</w:t>
-        <w:br/>
-        <w:t xml:space="preserve">          "Compte-rendu du briefing des formateurs",</w:t>
-        <w:br/>
-        <w:t xml:space="preserve">          "Photos/vidéos des tests d’installation (preuves de conformité)",</w:t>
-        <w:br/>
-        <w:t xml:space="preserve">          "Contrats de sous-traitance logistique signés (traiteur, transport)"</w:t>
-        <w:br/>
-        <w:t xml:space="preserve">        ],</w:t>
-        <w:br/>
-        <w:t xml:space="preserve">        "responsable": "ABI Consulting (Coordinateur Logistique)"</w:t>
-        <w:br/>
-        <w:t xml:space="preserve">      },</w:t>
-        <w:br/>
-        <w:t xml:space="preserve">      {</w:t>
-        <w:br/>
-        <w:t xml:space="preserve">        "nom": "Phase 3 : Réalisation des Sessions de Formation (J+3 à J+42)",</w:t>
-        <w:br/>
-        <w:t xml:space="preserve">        "duree": "32 semaines (8 mois)",</w:t>
-        <w:br/>
-        <w:t xml:space="preserve">        "sous_phases": [</w:t>
-        <w:br/>
-        <w:t xml:space="preserve">          {</w:t>
-        <w:br/>
-        <w:t xml:space="preserve">            "nom": "Cycle 1 : Marrakech (12 sessions)",</w:t>
-        <w:br/>
-        <w:t xml:space="preserve">            "duree": "16 semaines",</w:t>
-        <w:br/>
-        <w:t xml:space="preserve">            "jalons": [</w:t>
-        <w:br/>
-        <w:t xml:space="preserve">              "Lancement du 1er cycle (J+3)",</w:t>
-        <w:br/>
-        <w:t xml:space="preserve">              "Évaluation à mi-parcours (J+16)",</w:t>
-        <w:br/>
-        <w:t xml:space="preserve">              "Clôture du cycle Marrakech (J+30)"</w:t>
-        <w:br/>
-        <w:t xml:space="preserve">            ],</w:t>
-        <w:br/>
-        <w:t xml:space="preserve">            "livrables": [</w:t>
-        <w:br/>
-        <w:t xml:space="preserve">              "Feuilles d’émargement signées (par session)",</w:t>
-        <w:br/>
-        <w:t xml:space="preserve">              "Rapports d’évaluation quotidienne (formateurs + participants)",</w:t>
-        <w:br/>
-        <w:t xml:space="preserve">              "Photos/vidéos des sessions (avec autorisations)",</w:t>
-        <w:br/>
-        <w:t xml:space="preserve">              "Synthèse des retours participants (format ANEF)"</w:t>
-        <w:br/>
-        <w:t xml:space="preserve">            ]</w:t>
-        <w:br/>
-        <w:t xml:space="preserve">          },</w:t>
-        <w:br/>
-        <w:t xml:space="preserve">          {</w:t>
-        <w:br/>
-        <w:t xml:space="preserve">            "nom": "Cycle 2 : Ifrane (12 sessions)",</w:t>
-        <w:br/>
-        <w:t xml:space="preserve">            "duree": "16 semaines",</w:t>
-        <w:br/>
-        <w:t xml:space="preserve">            "jalons": [</w:t>
-        <w:br/>
-        <w:t xml:space="preserve">              "Lancement du 2ème cycle (J+31)",</w:t>
-        <w:br/>
-        <w:t xml:space="preserve">              "Évaluation à mi-parcours (J+40)",</w:t>
-        <w:br/>
-        <w:t xml:space="preserve">              "Clôture du cycle Ifrane (J+42)"</w:t>
-        <w:br/>
-        <w:t xml:space="preserve">            ],</w:t>
-        <w:br/>
-        <w:t xml:space="preserve">            "livrables": [</w:t>
-        <w:br/>
-        <w:t xml:space="preserve">              "Feuilles d’émargement signées (par session)",</w:t>
-        <w:br/>
-        <w:t xml:space="preserve">              "Rapports d’évaluation comparatifs (Marrakech vs Ifrane)",</w:t>
-        <w:br/>
-        <w:t xml:space="preserve">              "Base de données des participants (compétences acquises, recommandations)",</w:t>
-        <w:br/>
-        <w:t xml:space="preserve">              "Support numérique consolidé (tous les matériaux pédagogiques utilisés)"</w:t>
-        <w:br/>
-        <w:t xml:space="preserve">            ]</w:t>
-        <w:br/>
-        <w:t xml:space="preserve">          }</w:t>
-        <w:br/>
-        <w:t xml:space="preserve">        ],</w:t>
-        <w:br/>
-        <w:t xml:space="preserve">        "responsable": "ABI Consulting (Chef de Projet + Formateurs)"</w:t>
-        <w:br/>
-        <w:t xml:space="preserve">      },</w:t>
-        <w:br/>
-        <w:t xml:space="preserve">      {</w:t>
-        <w:br/>
-        <w:t xml:space="preserve">        "nom": "Phase 4 : Clôture et Transmission (J+43 à J+48)",</w:t>
-        <w:br/>
-        <w:t xml:space="preserve">        "duree": "6 semaines",</w:t>
-        <w:br/>
-        <w:t xml:space="preserve">        "jalons": [</w:t>
-        <w:br/>
-        <w:t xml:space="preserve">          "Remise du rapport final à l’ANEF (J+45)",</w:t>
-        <w:br/>
-        <w:t xml:space="preserve">          "Réunion de clôture avec l’ANEF (J+47)",</w:t>
-        <w:br/>
-        <w:t xml:space="preserve">          "Archivage des documents (J+48)"</w:t>
-        <w:br/>
-        <w:t xml:space="preserve">        ],</w:t>
-        <w:br/>
-        <w:t xml:space="preserve">        "livrables": [</w:t>
-        <w:br/>
-        <w:t xml:space="preserve">          "Rapport final synthétique (40 pages max) : méthodologie, résultats, recommandations",</w:t>
-        <w:br/>
-        <w:t xml:space="preserve">          "Base de données complète des participants (format Excel/PDF)",</w:t>
-        <w:br/>
-        <w:t xml:space="preserve">          "CD-ROM/Clé USB avec tous les supports et preuves (photos, vidéos, évaluations)",</w:t>
-        <w:br/>
-        <w:t xml:space="preserve">          "Facture définitive et procès-verbal de réception",</w:t>
-        <w:br/>
-        <w:t xml:space="preserve">          "Questionnaire de satisfaction post-formation (analysé et annexé)"</w:t>
-        <w:br/>
-        <w:t xml:space="preserve">        ],</w:t>
-        <w:br/>
-        <w:t xml:space="preserve">        "responsable": "ABI Consulting (Directeur de Mission)"</w:t>
-        <w:br/>
-        <w:t xml:space="preserve">      }</w:t>
-        <w:br/>
-        <w:t xml:space="preserve">    ],</w:t>
-        <w:br/>
-        <w:t xml:space="preserve">    "gantt_visuel": {</w:t>
-        <w:br/>
-        <w:t xml:space="preserve">      "outils": ["Microsoft Project", "GanttProject"],</w:t>
-        <w:br/>
-        <w:t xml:space="preserve">      "details": "Un diagramme de Gantt détaillé sera joint en annexe, illustrant les chevauchements entre cycles (ex : préparation Ifrane pendant la fin des sessions à Marrakech)."</w:t>
-        <w:br/>
-        <w:t xml:space="preserve">    },</w:t>
-        <w:br/>
-        <w:t xml:space="preserve">    "risques_et_mitigation": [</w:t>
-        <w:br/>
-        <w:t xml:space="preserve">      {</w:t>
-        <w:br/>
-        <w:t xml:space="preserve">        "risque": "Retard dans la validation des supports par l'ANEF",</w:t>
-        <w:br/>
-        <w:t xml:space="preserve">        "mitigation": "Prévoir une version préliminaire 30 jours avant la date limite et un canal dédié pour les feedbacks."</w:t>
-        <w:br/>
-        <w:t xml:space="preserve">      },</w:t>
-        <w:br/>
-        <w:t xml:space="preserve">      {</w:t>
-        <w:br/>
-        <w:t xml:space="preserve">        "risque": "Désistement de formateurs",</w:t>
-        <w:br/>
-        <w:t xml:space="preserve">        "mitigation": "Liste de 3 formateurs de secours contractualisés en amont, avec CV validés par l'ANEF."</w:t>
-        <w:br/>
-        <w:t xml:space="preserve">      },</w:t>
-        <w:br/>
-        <w:t xml:space="preserve">      {</w:t>
-        <w:br/>
-        <w:t xml:space="preserve">        "risque": "Problèmes logistiques (hébergement/restauration)",</w:t>
-        <w:br/>
-        <w:t xml:space="preserve">        "mitigation": "Contrats avec pénalités de retard et visites de contrôle surprises."</w:t>
-        <w:br/>
-        <w:t xml:space="preserve">      }</w:t>
-        <w:br/>
-        <w:t xml:space="preserve">    ]</w:t>
-        <w:br/>
-        <w:t xml:space="preserve">  },</w:t>
-        <w:br/>
-        <w:br/>
-        <w:t xml:space="preserve">  "description": `</w:t>
-        <w:br/>
-        <w:t>**Planning d’Exécution – ABI Consulting SARL : Une Approche Structurée pour un Impact Durable**</w:t>
-        <w:br/>
-        <w:br/>
-        <w:t>Fort de son expertise en **formation participative** et en **gestion de projets complexes** pour le secteur des Eaux et Forêts, **ABI Consulting SARL** propose un planning d’exécution rigoureux, aligné sur les **12 mois** impartis par l’ANEF, tout en intégrant les **spécificités locales** (Marrakech/Ifrane) et les **exigences pédagogiques** du marché. Notre méthodologie, validée par plus de **5 ans d’expérience** dans des missions similaires, garantit un **respect scrupuleux des délais** et une **qualité optimale** des livrables, conformément aux critères d’évaluation pondérés (notamment les 25% alloués à l’approche pédagogique et 20% aux supports).</w:t>
-        <w:br/>
-        <w:br/>
-        <w:t>---</w:t>
-        <w:br/>
-        <w:br/>
-        <w:t>### **1. Phase de Préparation (4 semaines) : Fondations d’une Formation Réussie**</w:t>
-        <w:br/>
-        <w:t>Cette phase clé mobilise notre **équipe pluridisciplinaire** (pédagogues, logisticiens, experts sectoriels) pour :</w:t>
-        <w:br/>
-        <w:t>- **Valider un plan détaillé** des 24 sessions, intégrant les **thématiques prioritaires** de l’ANEF (ex : gestion participative des écosystèmes, médiation locale).</w:t>
-        <w:br/>
-        <w:t>- **Sélectionner des formateurs** parmi notre réseau de **15 experts** spécialisés dans les approches participatives (CV joints en annexe), avec une **expérience avérée** au Maroc.</w:t>
-        <w:br/>
-        <w:t>- **Finaliser des supports pédagogiques innovants** : manuels interactifs, études de cas locales (ex : projets ANEF dans le Moyen-Atlas), et outils digitaux (quiz en temps réel via *Kahoot!*).</w:t>
-        <w:br/>
-        <w:t>- **Sécuriser la logistique** via des partenariats avec des **hôtels 3*** à Marrakech (ex : Hotel Central Palace) et Ifrane (ex : Hôtel Michlifen), incluant des **menus adaptés** aux régimes des participants.</w:t>
-        <w:br/>
-        <w:br/>
-        <w:t>*→ **Jalon critique** : La réunion de lancement (J-5) avec l’ANEF permet d’ajuster les attentes et de valider les **indicateurs de succès** (ex : taux de satisfaction ≥ 90%).*</w:t>
-        <w:br/>
-        <w:br/>
-        <w:t>---</w:t>
-        <w:br/>
-        <w:br/>
-        <w:t>### **2. Phase Logistique (2 semaines) : Anticiper pour Garantir la Fluidité**</w:t>
-        <w:br/>
-        <w:t>Notre **coordinateur logistique dédié** supervise :</w:t>
-        <w:br/>
-        <w:t>- **L’installation des salles** (test des vidéoprojecteurs, connexion Internet, disposition en U pour favoriser les échanges).</w:t>
-        <w:br/>
-        <w:t>- **Le briefing des formateurs** sur les **spécificités des ADP** (profil jeune, diversité géographique), avec des **simulations de sessions**.</w:t>
-        <w:br/>
-        <w:t>- **La validation des prestataires** (ex : traiteur halal certifié, navettes de transport entre aéroport/hôtels).</w:t>
-        <w:br/>
-        <w:br/>
-        <w:t>*→ **Différenciateur ABI** : Nous utilisons une **checklist digitale** (via *Trello*) pour suivre en temps réel l’avancement, avec des **alertes automatiques** en cas de retard.*</w:t>
-        <w:br/>
-        <w:br/>
-        <w:t>---</w:t>
-        <w:br/>
-        <w:br/>
-        <w:t>### **3. Réalisation des Sessions (32 semaines) : Pédagogie Dynamique et Évaluation Continue**</w:t>
-        <w:br/>
-        <w:t>Notre **approche participative**, cœur de notre proposition, se déploie via :</w:t>
-        <w:br/>
-        <w:t>- **Des méthodes actives** :</w:t>
-        <w:br/>
-        <w:t xml:space="preserve">  - **Jeux de rôle** (ex : simulation de conflits d’usage des terres).</w:t>
-        <w:br/>
-        <w:t xml:space="preserve">  - **Études de terrain** (visites de parcelles forestières à Ifrane avec les ADP).</w:t>
-        <w:br/>
-        <w:t xml:space="preserve">  - **Outils collaboratifs** (*Miro* pour les brainstormings, *Padlet* pour les retours).</w:t>
-        <w:br/>
-        <w:t>- **Une évaluation en 3 temps** :</w:t>
-        <w:br/>
-        <w:t xml:space="preserve">  1. **Quotidienne** : Fiches d’évaluation remplies par les participants (format ANEF).</w:t>
-        <w:br/>
-        <w:t xml:space="preserve">  2. **À mi-parcours** : Analyse comparative des sessions Marrakech/Ifrane (ajustement des contenus si besoin).</w:t>
-        <w:br/>
-        <w:t xml:space="preserve">  3. **Finale** : Questionnaire de satisfaction avec **indicateurs quantitatifs** (ex : % de participants capables de restituer les 5 étapes clés de la médiation).</w:t>
-        <w:br/>
-        <w:br/>
-        <w:t>*→ **Livrable phare** : Une **base de données dynamique** (Excel + Power BI) permettant à l’ANEF de suivre en temps réel les progrès des ADP (compétences acquises, points bloquants).*</w:t>
-        <w:br/>
-        <w:br/>
-        <w:t>---</w:t>
-        <w:br/>
-        <w:t>### **4. Clôture et Transmission (6 semaines) : Capitaliser pour l’ANEF**</w:t>
-        <w:br/>
-        <w:t>Cette phase assure une **traçabilité complète** et une **valorisation des résultats** :</w:t>
-        <w:br/>
-        <w:t>- **Rapport final** structuré selon les attentes de l’ANEF :</w:t>
-        <w:br/>
-        <w:t xml:space="preserve">  - **Volet pédagogique** : Synthèse des méthodes utilisées, taux d’assiduité (objectif : 100%), analyse des évaluations.</w:t>
-        <w:br/>
-        <w:t xml:space="preserve">  - **Volet logistique** : Bilan financier (coûts réels vs prévisionnels), retours sur les prestataires.</w:t>
-        <w:br/>
-        <w:t xml:space="preserve">  - **Recommandations** : Propositions pour les futures formations (ex : modules e-learning complémentaires).</w:t>
-        <w:br/>
-        <w:t>- **Archivage certifié** : Remise d’un **CD-ROM scellé** contenant tous les supports, preuves photographiques, et évaluations (format PDF non modifiable).</w:t>
-        <w:br/>
-        <w:br/>
-        <w:t>*→ **Engagement ABI** : Nous organisons une **réunion de clôture** avec l’ANEF pour présenter les résultats et discuter des **pistes d’amélioration**, démontrant ainsi notre **volonté de partenariat durable**.*</w:t>
-        <w:br/>
-        <w:br/>
-        <w:t>---</w:t>
-        <w:br/>
-        <w:t>### **Gestion des Risques : Une Approche Proactive**</w:t>
-        <w:br/>
-        <w:t>Notre expérience nous a appris à anticiper les aléas :</w:t>
-        <w:br/>
-        <w:t>- **Retards administratifs** : Nous prévoyons un **tampon de 5 jours** dans le planning pour les validations ANEF.</w:t>
-        <w:br/>
-        <w:t>- **Absentéisme des participants** : Sysème de **rappels SMS** 48h avant chaque session + liste d’attente de 20 ADP.</w:t>
-        <w:br/>
-        <w:t>- **Problèmes techniques** : Kit de secours (vidéoprojecteur de rechange, clés 4G) sur chaque site.</w:t>
-        <w:br/>
-        <w:br/>
-        <w:t>---</w:t>
-        <w:br/>
-        <w:t>### **Pourquoi Ce Planning est Réaliste et Différenciant ?**</w:t>
-        <w:br/>
-        <w:t>1. **Alignement sur les critères d’évaluation** :</w:t>
-        <w:br/>
-        <w:t xml:space="preserve">   - **25% pour l’approche pédagogique** : Nos méthodes participatives (jeux de rôle, études de cas) répondent précisément à cette attente.</w:t>
-        <w:br/>
-        <w:t xml:space="preserve">   - **20% pour les supports** : Validation préalable par l’ANEF + adaptation aux retours terrain.</w:t>
-        <w:br/>
-        <w:t>2. **Expertise locale** :</w:t>
-        <w:br/>
-        <w:t xml:space="preserve">   - Connaissance des **enjeux spécifiques** des ADP (ex : gestion des pâturages en zone aride).</w:t>
-        <w:br/>
-        <w:t xml:space="preserve">   - Réseau de formateurs **marocains** (50% de notre équipe), réduisant les barrières culturelles.</w:t>
-        <w:br/>
-        <w:t>3. **Flexibilité intégrée** :</w:t>
-        <w:br/>
-        <w:t xml:space="preserve">   - Chevauchement des cycles Marrakech/Ifrane pour optimiser les ressources.</w:t>
-        <w:br/>
-        <w:t xml:space="preserve">   - Budget prévisionnel incluant une **marge de 10%** pour les imprévus.</w:t>
-        <w:br/>
-        <w:br/>
-        <w:t>---</w:t>
-        <w:br/>
-        <w:t>**Conclusion** : Ce planning, fruit de notre **expérience terrain** et de notre **maîtrise des attentes de l’ANEF**, garantit une exécution **sans faille** dans les délais, tout en maximisant l’impact pédagogique. ABI Consulting SARL s’engage à fournir des **livrables conformes, innovants et pérennes**, renforçant ainsi les capacités des 480 ADP pour un développement local **durable et participatif**.</w:t>
-        <w:br/>
-        <w:t xml:space="preserve">  `</w:t>
-        <w:br/>
-        <w:t>}</w:t>
-        <w:br/>
-        <w:t>```</w:t>
-      </w:r>
-    </w:p>
-    <w:p>
-      <w:r>
-        <w:br w:type="page"/>
-      </w:r>
-    </w:p>
-    <w:p>
-      <w:pPr>
-        <w:pStyle w:val="Heading1"/>
-      </w:pPr>
-      <w:r>
-        <w:t>4. Démarche RSE et Développement Durable</w:t>
-      </w:r>
-    </w:p>
-    <w:p>
-      <w:r>
-        <w:t>**Démarche RSE et Développement Durable – ABI Consulting SARL**</w:t>
-      </w:r>
-    </w:p>
-    <w:p>
-      <w:r>
-        <w:t>Chez **ABI Consulting SARL**, notre engagement RSE s’inscrit dans une **logique d’excellence opérationnelle et d’impact positif**, aligné sur les Objectifs de Développement Durable (ODD) et les priorités nationales du Maroc en matière d’écologie et d’inclusion socio-économique. Pour ce projet de formation des **480 Agents de Développement Partenaires (ADP)**, nous déployons une **stratégie concrète et mesurable**, intégrant gestion responsable des ressources, sécurité des participants et ancrage territorial.</w:t>
-      </w:r>
-    </w:p>
-    <w:p>
-      <w:pPr>
-        <w:pStyle w:val="Heading3"/>
-      </w:pPr>
-      <w:r>
-        <w:t>**1. Gestion éco-responsable des déchets et réduction de l’empreinte environnementale**</w:t>
-      </w:r>
-    </w:p>
-    <w:p>
-      <w:pPr>
-        <w:pStyle w:val="ListBullet"/>
-      </w:pPr>
-      <w:r>
-        <w:t>**Zéro déchet plastique** : Distribution de **gourdes réutilisables** aux participants et installation de **fontaines à eau** dans les salles de formation pour éliminer les bouteilles jetables.</w:t>
-      </w:r>
-    </w:p>
-    <w:p>
-      <w:pPr>
-        <w:pStyle w:val="ListBullet"/>
-      </w:pPr>
-      <w:r>
-        <w:t>**Tri sélectif** : Mise en place de **poubelles dédiées** (papier, plastique, déchets organiques) en partenariat avec des acteurs locaux de recyclage (ex : coopératives agréées par le Ministère de la Transition Énergétique).</w:t>
-      </w:r>
-    </w:p>
-    <w:p>
-      <w:pPr>
-        <w:pStyle w:val="ListBullet"/>
-      </w:pPr>
-      <w:r>
-        <w:t>**Supports pédagogiques durables** : Utilisation de **supports numérisés** (tablettes/clés USB rechargeables) et, si impression nécessaire, recours à du **papier recyclé certifié FSC**, avec encres végétales.</w:t>
-      </w:r>
-    </w:p>
-    <w:p>
-      <w:pPr>
-        <w:pStyle w:val="ListBullet"/>
-      </w:pPr>
-      <w:r>
-        <w:t>**Compensation carbone** : Bilan des émissions liées aux déplacements (Marrakech/Ifrane) et **plantation d’arbres** en collaboration avec l’ANEF, dans le cadre du programme *"Forêts du Maroc"*.</w:t>
-      </w:r>
-    </w:p>
-    <w:p>
-      <w:pPr>
-        <w:pStyle w:val="Heading3"/>
-      </w:pPr>
-      <w:r>
-        <w:t>**2. Sécurité et bien-être des intervenants**</w:t>
-      </w:r>
-    </w:p>
-    <w:p>
-      <w:pPr>
-        <w:pStyle w:val="ListBullet"/>
-      </w:pPr>
-      <w:r>
-        <w:t>**Protocoles sanitaires renforcés** : Respect strict des **normes OHSAS 18001**, avec formation des équipes logistiques aux gestes de premiers secours et mise à disposition de **trousses médicales** dans chaque site.</w:t>
-      </w:r>
-    </w:p>
-    <w:p>
-      <w:pPr>
-        <w:pStyle w:val="ListBullet"/>
-      </w:pPr>
-      <w:r>
-        <w:t>**Accessibilité et inclusivité** : Aménagement des espaces pour les personnes à mobilité réduite et adaptation des supports pour les participants malvoyants (polices agrandies, contrastes renforcés).</w:t>
-      </w:r>
-    </w:p>
-    <w:p>
-      <w:pPr>
-        <w:pStyle w:val="ListBullet"/>
-      </w:pPr>
-      <w:r>
-        <w:t>**Sécurité alimentaire** : Sélection de **restaurateurs certifiés HACCP** pour les repas, privilégiant les **circuits courts** (produits locaux et de saison) afin de réduire l’empreinte carbone et soutenir l’économie régionale.</w:t>
-      </w:r>
-    </w:p>
-    <w:p>
-      <w:pPr>
-        <w:pStyle w:val="Heading3"/>
-      </w:pPr>
-      <w:r>
-        <w:t>**3. Emploi local et ancrage territorial**</w:t>
-      </w:r>
-    </w:p>
-    <w:p>
-      <w:pPr>
-        <w:pStyle w:val="ListBullet"/>
-      </w:pPr>
-      <w:r>
-        <w:t>**Recrutement prioritaire** : **70% des prestataires logistiques** (hébergement, restauration, transport) seront issus des régions de **Marrakech-Safi et Fès-Meknès**, en partenariat avec des **coopératives féminines et des PME locales**.</w:t>
-      </w:r>
-    </w:p>
-    <w:p>
-      <w:pPr>
-        <w:pStyle w:val="ListBullet"/>
-      </w:pPr>
-      <w:r>
-        <w:t>**Formation des acteurs locaux** : Organisation de **sessions de renforcement des capacités** pour le personnel des hôtels et restaurants partenaires (ex : gestion des déchets, normes d’hygiène), en lien avec l’**Office de la Formation Professionnelle et de la Promotion du Travail (OFPPT)**.</w:t>
-      </w:r>
-    </w:p>
-    <w:p>
-      <w:pPr>
-        <w:pStyle w:val="ListBullet"/>
-      </w:pPr>
-      <w:r>
-        <w:t>**Soutien à l’économie sociale** : Intégration de **produits artisanaux marocains** (ex : cadeaux de bienvenue en liège ou poterie) pour valoriser les savoir-faire locaux.</w:t>
-      </w:r>
-    </w:p>
-    <w:p>
-      <w:pPr>
-        <w:pStyle w:val="Heading3"/>
-      </w:pPr>
-      <w:r>
-        <w:t>**4. Impact environnemental mesurable**</w:t>
-      </w:r>
-    </w:p>
-    <w:p>
-      <w:pPr>
-        <w:pStyle w:val="ListBullet"/>
-      </w:pPr>
-      <w:r>
-        <w:t>**Réduction de 40% des déchets** par rapport à une organisation classique, grâce au tri et à la digitalisation.</w:t>
-      </w:r>
-    </w:p>
-    <w:p>
-      <w:pPr>
-        <w:pStyle w:val="ListBullet"/>
-      </w:pPr>
-      <w:r>
-        <w:t>**Baisse de 30% des émissions CO₂** via l’optimisation des trajets (covoiturage organisé pour les formateurs) et l’utilisation de véhicules **hybrides** pour les déplacements logistiques.</w:t>
-      </w:r>
-    </w:p>
-    <w:p>
-      <w:pPr>
-        <w:pStyle w:val="ListBullet"/>
-      </w:pPr>
-      <w:r>
-        <w:t>**Création de 15 emplois indirects** dans les filières vertes (recyclage, restauration durable).</w:t>
-      </w:r>
-    </w:p>
-    <w:p>
-      <w:r>
-        <w:t>Notre approche **participative et responsable** garantit une formation **à impact zéro gaspillage**, tout en renforçant les compétences des ADP dans une **démarche exemplaire de développement durable**. ABI Consulting SARL s’engage à fournir un **rapport RSE détaillé** en fin de prestation, incluant indicateurs de performance et preuves de traçabilité (factures des prestataires locaux, certificats de recyclage, etc.).</w:t>
-      </w:r>
-    </w:p>
-    <w:p>
-      <w:r>
-        <w:t>*« Former aujourd’hui, c’est préserver demain »* – Une vision que nous mettons en œuvre avec **rigueur et innovation**.</w:t>
-      </w:r>
-    </w:p>
-    <w:p>
-      <w:r>
-        <w:br w:type="page"/>
-      </w:r>
-    </w:p>
-    <w:p>
-      <w:pPr>
-        <w:pStyle w:val="Heading1"/>
-      </w:pPr>
-      <w:r>
-        <w:t>5. Références Similaires et Fiches Techniques</w:t>
-      </w:r>
-    </w:p>
-    <w:p>
-      <w:pPr>
-        <w:pStyle w:val="Heading3"/>
-      </w:pPr>
-      <w:r>
-        <w:t>**Références Similaires et Fiches Techniques**</w:t>
-      </w:r>
-    </w:p>
-    <w:p>
-      <w:r>
-        <w:t>**ABI Consulting SARL** met en avant son expertise technique dans la **formation participative** et l’**accompagnement des acteurs du développement local**, avec une approche alignée sur les besoins des **Agents de Développement Partenaires (ADP)**. Nos références, certifications et fiches techniques démontrent notre capacité à répondre aux exigences de l’**ANEF** avec rigueur et innovation.</w:t>
-      </w:r>
-    </w:p>
-    <w:p>
-      <w:r>
-        <w:t>---</w:t>
-      </w:r>
-    </w:p>
-    <w:p>
-      <w:r>
-        <w:t>#### **1. Références Projets Similaires**</w:t>
-      </w:r>
-    </w:p>
-    <w:p>
-      <w:r>
-        <w:t>| **Client**               | **Objet**                                                                                     | **Montant (MAD)** | **Date**   |</w:t>
-      </w:r>
-    </w:p>
-    <w:p>
-      <w:r>
-        <w:t>|--------------------------|----------------------------------------------------------------------------------------------|-------------------|------------|</w:t>
-      </w:r>
-    </w:p>
-    <w:p>
-      <w:r>
-        <w:t>| **ANEF (Marrakech)**     | Formation de 120 ADP en gestion participative des écosystèmes forestiers (12 sessions)        | 1 200 000         | 2022       |</w:t>
-      </w:r>
-    </w:p>
-    <w:p>
-      <w:r>
-        <w:t>| **Ministère de l’Agriculture** | Renforcement des capacités des coopératives forestières (20 sessions, 300 bénéficiaires)       | 1 800 000         | 2021-2022  |</w:t>
-      </w:r>
-    </w:p>
-    <w:p>
-      <w:r>
-        <w:t>| **GIZ Maroc**            | Animation d’ateliers participatifs pour la gestion durable des ressources naturelles (15 sessions) | 2 100 000         | 2020       |</w:t>
-      </w:r>
-    </w:p>
-    <w:p>
-      <w:r>
-        <w:t>| **Haut-Commissariat aux Eaux et Forêts** | Formation des agents locaux en techniques de reboisement participatif (10 sessions)          | 950 000           | 2019       |</w:t>
-      </w:r>
-    </w:p>
-    <w:p>
-      <w:r>
-        <w:t>| **ONG Terre et Humanisme** | Accompagnement de 50 acteurs locaux en agroécologie (8 sessions, approches interactives)      | 750 000           | 2018       |</w:t>
-      </w:r>
-    </w:p>
-    <w:p>
-      <w:r>
-        <w:t>**→ Différenciateurs clés** :</w:t>
-      </w:r>
-    </w:p>
-    <w:p>
-      <w:pPr>
-        <w:pStyle w:val="ListBullet"/>
-      </w:pPr>
-      <w:r>
-        <w:t>**Méthodologie participative validée** (études de cas, jeux de rôle, outils digitaux).</w:t>
-      </w:r>
-    </w:p>
-    <w:p>
-      <w:pPr>
-        <w:pStyle w:val="ListBullet"/>
-      </w:pPr>
-      <w:r>
-        <w:t>**Logistique maîtrisée** (hébergement, restauration, salles équipées à Marrakech/Ifrane).</w:t>
-      </w:r>
-    </w:p>
-    <w:p>
-      <w:pPr>
-        <w:pStyle w:val="ListBullet"/>
-      </w:pPr>
-      <w:r>
-        <w:t>**Formateurs certifiés** en pédagogie active et enjeux des **Eaux et Forêts**.</w:t>
-      </w:r>
-    </w:p>
-    <w:p>
-      <w:r>
-        <w:t>---</w:t>
-      </w:r>
-    </w:p>
-    <w:p>
-      <w:r>
-        <w:t>#### **2. Certifications et Agréments**</w:t>
-      </w:r>
-    </w:p>
-    <w:p>
-      <w:r>
-        <w:t>| **Certification**                     | **Organisme**               | **Date**   | **Référence**          |</w:t>
-      </w:r>
-    </w:p>
-    <w:p>
-      <w:r>
-        <w:t>|---------------------------------------|-----------------------------|------------|------------------------|</w:t>
-      </w:r>
-    </w:p>
-    <w:p>
-      <w:r>
-        <w:t>| **Certification ISO 9001**            | Bureau Veritas              | 2021       | CERT/MA/21-4567        |</w:t>
-      </w:r>
-    </w:p>
-    <w:p>
-      <w:r>
-        <w:t>| **Agrément Formateur ANEF**           | Agence Nationale des Eaux et Forêts | 2020 | AR/ANEF/2020-123 |</w:t>
-      </w:r>
-    </w:p>
-    <w:p>
-      <w:r>
-        <w:t>| **Label "Expert en Développement Local"** | Ministère de l’Intérieur   | 2019       | LD/MI/19-789           |</w:t>
-      </w:r>
-    </w:p>
-    <w:p>
-      <w:r>
-        <w:t>| **Certification en Pédagogie Active** | Institut Européen de Formation | 2022   | CEPA/22-045           |</w:t>
-      </w:r>
-    </w:p>
-    <w:p>
-      <w:r>
-        <w:t>---</w:t>
-      </w:r>
-    </w:p>
-    <w:p>
-      <w:r>
-        <w:t>#### **3. Fiches Techniques**</w:t>
-      </w:r>
-    </w:p>
-    <w:p>
-      <w:r>
-        <w:t>##### **A. Supports Pédagogiques (Validés par l’ANEF)**</w:t>
-      </w:r>
-    </w:p>
-    <w:p>
-      <w:pPr>
-        <w:pStyle w:val="ListBullet"/>
-      </w:pPr>
-      <w:r>
-        <w:t>**Manuels de formation** : 24 modules thématiques (ex : *Gouvernance participative*, *Gestion des conflits*).</w:t>
-      </w:r>
-    </w:p>
-    <w:p>
-      <w:pPr>
-        <w:pStyle w:val="ListBullet"/>
-      </w:pPr>
-      <w:r>
-        <w:t>**Outils interactifs** : Plateforme e-learning (quiz, forums), kits de terrain (cartes, fiches pratiques).</w:t>
-      </w:r>
-    </w:p>
-    <w:p>
-      <w:pPr>
-        <w:pStyle w:val="ListBullet"/>
-      </w:pPr>
-      <w:r>
-        <w:t>**Évaluations** : Pré/post-tests, grilles d’auto-évaluation pour les ADP.</w:t>
-      </w:r>
-    </w:p>
-    <w:p>
-      <w:r>
-        <w:t>##### **B. Logistique et Hébergement**</w:t>
-      </w:r>
-    </w:p>
-    <w:p>
-      <w:r>
-        <w:t>| **Ville**       | **Capacité d’accueil** | **Prestataires partenaires**          | **Conformité**                     |</w:t>
-      </w:r>
-    </w:p>
-    <w:p>
-      <w:r>
-        <w:t>|-----------------|------------------------|---------------------------------------|------------------------------------|</w:t>
-      </w:r>
-    </w:p>
-    <w:p>
-      <w:r>
-        <w:t>| **Marrakech**   | 240 personnes           | Hôtel Atlas (4★), Restaurant Al Fassia | Certifications hygiène et sécurité |</w:t>
-      </w:r>
-    </w:p>
-    <w:p>
-      <w:r>
-        <w:t>| **Ifrane**      | 240 personnes           | Hôtel Michlifen (4★), Café Clock      | Normes ANEF respectées              |</w:t>
-      </w:r>
-    </w:p>
-    <w:p>
-      <w:r>
-        <w:t>##### **C. Équipe de Formateurs**</w:t>
-      </w:r>
-    </w:p>
-    <w:p>
-      <w:pPr>
-        <w:pStyle w:val="ListBullet"/>
-      </w:pPr>
-      <w:r>
-        <w:t>**5 experts seniors** (PhD en développement rural, expérience ANEF/GIZ).</w:t>
-      </w:r>
-    </w:p>
-    <w:p>
-      <w:pPr>
-        <w:pStyle w:val="ListBullet"/>
-      </w:pPr>
-      <w:r>
-        <w:t>**10 animateurs** certifiés en méthodes participatives (CNV, World Café).</w:t>
-      </w:r>
-    </w:p>
-    <w:p>
-      <w:pPr>
-        <w:pStyle w:val="ListBullet"/>
-      </w:pPr>
-      <w:r>
-        <w:t>**1 coordinateur logistique** dédié (gestion des déplacements, matériel).</w:t>
-      </w:r>
-    </w:p>
-    <w:p>
-      <w:r>
-        <w:t>---</w:t>
-      </w:r>
-    </w:p>
-    <w:p>
-      <w:r>
-        <w:t>**Conclusion** : ABI Consulting SARL combine **expérience terrain**, **méthodologies innovantes** et **logistique clé en main** pour garantir une prestation conforme aux attentes de l’ANEF, avec un **taux de satisfaction de 92%** sur les projets similaires (enquêtes 2020-2023). Nos références et certifications attestent de notre **capacité à mobiliser des ressources adaptées** aux enjeux des **Eaux et Forêts** au Maroc.</w:t>
+        <w:rPr>
+          <w:rFonts w:ascii="Times New Roman" w:hAnsi="Times New Roman" w:cs="Times New Roman" w:eastAsia="Times New Roman"/>
+          <w:b/>
+          <w:color w:val="000000"/>
+          <w:sz w:val="22"/>
+        </w:rPr>
+        <w:t>Interlocuteur unique</w:t>
+      </w:r>
+      <w:r>
+        <w:rPr>
+          <w:rFonts w:ascii="Times New Roman" w:hAnsi="Times New Roman" w:cs="Times New Roman" w:eastAsia="Times New Roman"/>
+          <w:b/>
+          <w:color w:val="000000"/>
+          <w:sz w:val="22"/>
+        </w:rPr>
+        <w:t xml:space="preserve"> : </w:t>
+      </w:r>
+      <w:r>
+        <w:rPr>
+          <w:rFonts w:ascii="Times New Roman" w:hAnsi="Times New Roman" w:cs="Times New Roman" w:eastAsia="Times New Roman"/>
+          <w:b/>
+          <w:color w:val="000000"/>
+          <w:sz w:val="22"/>
+        </w:rPr>
+        <w:t>Comité de suivi DR ONSSA Marrakech-Safi</w:t>
+      </w:r>
+      <w:r>
+        <w:rPr>
+          <w:rFonts w:ascii="Times New Roman" w:hAnsi="Times New Roman" w:cs="Times New Roman" w:eastAsia="Times New Roman"/>
+          <w:b w:val="0"/>
+          <w:color w:val="000000"/>
+          <w:sz w:val="22"/>
+        </w:rPr>
+        <w:t xml:space="preserve"> pour toute validation ou arbitrage.</w:t>
       </w:r>
     </w:p>
     <w:p>
@@ -2075,6 +5629,7 @@
   <w:docDefaults>
     <w:rPrDefault>
       <w:rPr>
+        <w:rFonts w:ascii="Times New Roman" w:hAnsi="Times New Roman" w:cs="Times New Roman" w:eastAsia="Times New Roman"/>
         <w:rFonts w:asciiTheme="minorHAnsi" w:eastAsiaTheme="minorEastAsia" w:hAnsiTheme="minorHAnsi" w:cstheme="minorBidi"/>
         <w:sz w:val="22"/>
         <w:szCs w:val="22"/>
